--- a/EcCoPo_Manuel_Utilisateur.docx
+++ b/EcCoPo_Manuel_Utilisateur.docx
@@ -1,6 +1,6 @@
 
 <file path=word/document.xml><?xml version="1.0" encoding="utf-8"?>
-<w:document xmlns:o="urn:schemas-microsoft-com:office:office" xmlns:r="http://schemas.openxmlformats.org/officeDocument/2006/relationships" xmlns:v="urn:schemas-microsoft-com:vml" xmlns:w="http://schemas.openxmlformats.org/wordprocessingml/2006/main" xmlns:w10="urn:schemas-microsoft-com:office:word" xmlns:wp="http://schemas.openxmlformats.org/drawingml/2006/wordprocessingDrawing" xmlns:pic="http://schemas.openxmlformats.org/drawingml/2006/picture" xmlns:wps="http://schemas.microsoft.com/office/word/2010/wordprocessingShape" xmlns:wpg="http://schemas.microsoft.com/office/word/2010/wordprocessingGroup" xmlns:mc="http://schemas.openxmlformats.org/markup-compatibility/2006" xmlns:wp14="http://schemas.microsoft.com/office/word/2010/wordprocessingDrawing" xmlns:w14="http://schemas.microsoft.com/office/word/2010/wordml" xmlns:w15="http://schemas.microsoft.com/office/word/2012/wordml" mc:Ignorable="w14 wp14 w15">
+<w:document xmlns:w="http://schemas.openxmlformats.org/wordprocessingml/2006/main" xmlns:r="http://schemas.openxmlformats.org/officeDocument/2006/relationships" xmlns:wp="http://schemas.openxmlformats.org/drawingml/2006/wordprocessingDrawing" xmlns:a="http://schemas.openxmlformats.org/drawingml/2006/main" xmlns:c="http://schemas.openxmlformats.org/drawingml/2006/chart" xmlns:pic="http://schemas.openxmlformats.org/drawingml/2006/picture" xmlns:mc="http://schemas.openxmlformats.org/markup-compatibility/2006" xmlns:w14="http://schemas.microsoft.com/office/word/2010/wordml" xmlns:wpi="http://schemas.microsoft.com/office/word/2010/wordprocessingInk" xmlns:w15="http://schemas.microsoft.com/office/word/2012/wordml" xmlns:wp14="http://schemas.microsoft.com/office/word/2010/wordprocessingDrawing" xmlns:wps="http://schemas.microsoft.com/office/word/2010/wordprocessingShape" xmlns:wpg="http://schemas.microsoft.com/office/word/2010/wordprocessingGroup" xmlns:wpc="http://schemas.microsoft.com/office/word/2010/wordprocessingCanvas" xmlns:dgm="http://schemas.openxmlformats.org/drawingml/2006/diagram" xmlns:dsp="http://schemas.microsoft.com/office/drawing/2008/diagram" xmlns:m="http://schemas.openxmlformats.org/officeDocument/2006/math" xmlns:v="urn:schemas-microsoft-com:vml" xmlns:o="urn:schemas-microsoft-com:office:office" xmlns:w10="urn:schemas-microsoft-com:office:word" xmlns:cx="http://schemas.microsoft.com/office/drawing/2014/chartex" xmlns:cx1="http://schemas.microsoft.com/office/drawing/2015/9/8/chartex" xmlns:cx2="http://schemas.microsoft.com/office/drawing/2015/10/21/chartex" xmlns:cx3="http://schemas.microsoft.com/office/drawing/2016/5/9/chartex" xmlns:cx4="http://schemas.microsoft.com/office/drawing/2016/5/10/chartex" xmlns:cx5="http://schemas.microsoft.com/office/drawing/2016/5/11/chartex" xmlns:cx6="http://schemas.microsoft.com/office/drawing/2016/5/12/chartex" xmlns:cx7="http://schemas.microsoft.com/office/drawing/2016/5/13/chartex" xmlns:cx8="http://schemas.microsoft.com/office/drawing/2016/5/14/chartex" mc:Ignorable="w14 w15 wp14">
   <w:body>
     <w:p>
       <w:pPr>
@@ -15,7 +15,7 @@
       </w:pPr>
       <w:r>
         <w:drawing>
-          <wp:anchor distT="0" distB="0" distL="0" distR="0" simplePos="0" relativeHeight="2" behindDoc="0" locked="0" layoutInCell="0" allowOverlap="1">
+          <wp:anchor distT="0" distB="0" distL="0" distR="0" simplePos="0" relativeHeight="251658241" behindDoc="0" locked="0" layoutInCell="1" allowOverlap="1">
             <wp:simplePos x="0" y="0"/>
             <wp:positionH relativeFrom="column">
               <wp:posOffset>4482465</wp:posOffset>
@@ -26,21 +26,19 @@
             <wp:extent cx="2498090" cy="2498090"/>
             <wp:effectExtent l="0" t="0" r="0" b="0"/>
             <wp:wrapSquare wrapText="left"/>
-            <wp:docPr id="1" name="Image1"/>
-            <wp:cNvGraphicFramePr>
-              <a:graphicFrameLocks xmlns:a="http://schemas.openxmlformats.org/drawingml/2006/main" noChangeAspect="1"/>
-            </wp:cNvGraphicFramePr>
-            <a:graphic xmlns:a="http://schemas.openxmlformats.org/drawingml/2006/main">
+            <wp:docPr id="1" name="Picture 1" descr=""/>
+            <wp:cNvGraphicFramePr/>
+            <a:graphic>
               <a:graphicData uri="http://schemas.openxmlformats.org/drawingml/2006/picture">
-                <pic:pic xmlns:pic="http://schemas.openxmlformats.org/drawingml/2006/picture">
+                <pic:pic>
                   <pic:nvPicPr>
-                    <pic:cNvPr id="1" name="Image1"/>
+                    <pic:cNvPr id="0" name="image1.png" descr=""/>
                     <pic:cNvPicPr>
                       <a:picLocks noChangeAspect="1" noChangeArrowheads="1"/>
                     </pic:cNvPicPr>
                   </pic:nvPicPr>
                   <pic:blipFill>
-                    <a:blip r:embed="rId2"/>
+                    <a:blip r:embed="rId1"/>
                     <a:stretch>
                       <a:fillRect/>
                     </a:stretch>
@@ -53,7 +51,6 @@
                     <a:prstGeom prst="rect">
                       <a:avLst/>
                     </a:prstGeom>
-                    <a:noFill/>
                   </pic:spPr>
                 </pic:pic>
               </a:graphicData>
@@ -69,7 +66,7 @@
           <w:sz w:val="72"/>
           <w:szCs w:val="72"/>
         </w:rPr>
-        <w:t>ÉCOLE DE COMPTAGE DES POINTS</w:t>
+        <w:t xml:space="preserve">ÉCOLE DE COMPTAGE DES POINTS</w:t>
       </w:r>
     </w:p>
     <w:p>
@@ -77,7 +74,6 @@
         <w:pStyle w:val="Normal"/>
         <w:spacing w:before="0" w:after="200"/>
         <w:jc w:val="center"/>
-        <w:rPr/>
       </w:pPr>
       <w:r>
         <w:rPr>
@@ -85,76 +81,67 @@
           <w:sz w:val="28"/>
           <w:szCs w:val="28"/>
         </w:rPr>
-        <w:t xml:space="preserve">Version </w:t>
-      </w:r>
-      <w:r>
-        <w:rPr>
-          <w:color w:val="667EEA"/>
-          <w:sz w:val="28"/>
-          <w:szCs w:val="28"/>
-        </w:rPr>
-        <w:t>5.0</w:t>
+        <w:t xml:space="preserve">Version 5.2</w:t>
       </w:r>
     </w:p>
     <w:p>
       <w:pPr>
         <w:pStyle w:val="Heading1"/>
-        <w:keepNext w:val="true"/>
+        <w:keepNext/>
         <w:widowControl/>
         <w:pBdr>
           <w:bottom w:val="single" w:sz="6" w:space="0" w:color="8B6914"/>
         </w:pBdr>
         <w:tabs>
           <w:tab w:val="clear" w:pos="720"/>
-          <w:tab w:val="left" w:pos="1705" w:leader="none"/>
+          <w:tab w:val="left" w:pos="1705"/>
         </w:tabs>
-        <w:suppressAutoHyphens w:val="true"/>
+        <w:suppressAutoHyphens/>
         <w:bidi w:val="0"/>
-        <w:jc w:val="start"/>
+        <w:jc w:val="left"/>
         <w:rPr>
           <w:kern w:val="0"/>
-          <w:lang w:val="fr-FR" w:eastAsia="zh-CN" w:bidi="hi-IN"/>
+          <w:lang w:val="fr-FR" w:bidi="hi-IN"/>
         </w:rPr>
       </w:pPr>
       <w:r>
         <w:rPr>
           <w:kern w:val="0"/>
-          <w:lang w:val="fr-FR" w:eastAsia="zh-CN" w:bidi="hi-IN"/>
+          <w:lang w:val="fr-FR" w:bidi="hi-IN"/>
         </w:rPr>
         <w:tab/>
-        <w:t>MANUEL UTILISATEUR</w:t>
+        <w:t xml:space="preserve">MANUEL UTILISATEUR</w:t>
       </w:r>
     </w:p>
     <w:p>
       <w:pPr>
         <w:pStyle w:val="Heading1"/>
-        <w:keepNext w:val="true"/>
+        <w:keepNext/>
         <w:widowControl/>
         <w:pBdr>
           <w:bottom w:val="single" w:sz="6" w:space="4" w:color="8B6914"/>
         </w:pBdr>
-        <w:suppressAutoHyphens w:val="true"/>
+        <w:suppressAutoHyphens/>
         <w:bidi w:val="0"/>
-        <w:jc w:val="start"/>
+        <w:jc w:val="left"/>
         <w:rPr>
           <w:kern w:val="0"/>
-          <w:lang w:val="fr-FR" w:eastAsia="zh-CN" w:bidi="hi-IN"/>
+          <w:lang w:val="fr-FR" w:bidi="hi-IN"/>
         </w:rPr>
       </w:pPr>
       <w:r>
         <w:rPr>
           <w:kern w:val="0"/>
-          <w:lang w:val="fr-FR" w:eastAsia="zh-CN" w:bidi="hi-IN"/>
-        </w:rPr>
-        <w:t>1. Introduction</w:t>
+          <w:lang w:val="fr-FR" w:bidi="hi-IN"/>
+        </w:rPr>
+        <w:t xml:space="preserve">1. Introduction</w:t>
       </w:r>
     </w:p>
     <w:p>
       <w:pPr>
         <w:pStyle w:val="Normal"/>
         <w:spacing w:before="60" w:after="100"/>
-        <w:jc w:val="start"/>
-        <w:rPr/>
+        <w:jc w:val="left"/>
       </w:pPr>
       <w:r>
         <w:rPr>
@@ -165,43 +152,30 @@
           <w:sz w:val="20"/>
           <w:szCs w:val="20"/>
         </w:rPr>
-        <w:t xml:space="preserve">🎯 </w:t>
-      </w:r>
-      <w:r>
-        <w:rPr>
-          <w:rFonts w:eastAsia="Arial" w:cs="Arial"/>
-          <w:b/>
-          <w:bCs/>
-          <w:color w:val="1A5C20"/>
-          <w:sz w:val="20"/>
-          <w:szCs w:val="20"/>
-        </w:rPr>
-        <w:t>Bienvenue dans l'École de Comptage des Points !</w:t>
+        <w:t xml:space="preserve">🎯 Bienvenue dans l'École de Comptage des Points !</w:t>
       </w:r>
     </w:p>
     <w:p>
       <w:pPr>
         <w:pStyle w:val="Normal"/>
         <w:spacing w:before="60" w:after="100"/>
-        <w:jc w:val="start"/>
-        <w:rPr/>
-      </w:pPr>
-      <w:r>
-        <w:rPr>
-          <w:rFonts w:eastAsia="Arial" w:cs="Arial"/>
-          <w:color w:val="222222"/>
-          <w:sz w:val="20"/>
-          <w:szCs w:val="20"/>
-        </w:rPr>
-        <w:t>Cette application vous permet de vous entraîner au comptage des points de tir à l'arc sans le stress des compétitions. Elle simule des volées de flèches sur une cible et vous demande de saisir les points correspondants.</w:t>
+        <w:jc w:val="left"/>
+      </w:pPr>
+      <w:r>
+        <w:rPr>
+          <w:rFonts w:eastAsia="Arial" w:cs="Arial"/>
+          <w:color w:val="222222"/>
+          <w:sz w:val="20"/>
+          <w:szCs w:val="20"/>
+        </w:rPr>
+        <w:t xml:space="preserve">Cette application vous permet de vous entraîner au comptage des points de tir à l'arc sans le stress des compétitions. Elle simule des volées de flèches sur une cible et vous demande de saisir les points correspondants.</w:t>
       </w:r>
     </w:p>
     <w:p>
       <w:pPr>
         <w:pStyle w:val="Normal"/>
         <w:spacing w:before="60" w:after="100"/>
-        <w:jc w:val="start"/>
-        <w:rPr/>
+        <w:jc w:val="left"/>
       </w:pPr>
       <w:r>
         <w:rPr>
@@ -221,52 +195,16 @@
           <w:sz w:val="20"/>
           <w:szCs w:val="20"/>
         </w:rPr>
-        <w:t>sans connexion Internet</w:t>
-      </w:r>
-      <w:r>
-        <w:rPr>
-          <w:rFonts w:eastAsia="Arial" w:cs="Arial"/>
-          <w:color w:val="222222"/>
-          <w:sz w:val="20"/>
-          <w:szCs w:val="20"/>
-        </w:rPr>
-        <w:t xml:space="preserve"> et </w:t>
-      </w:r>
-      <w:r>
-        <w:rPr>
-          <w:rFonts w:eastAsia="Arial" w:cs="Arial"/>
-          <w:color w:val="222222"/>
-          <w:sz w:val="20"/>
-          <w:szCs w:val="20"/>
-        </w:rPr>
-        <w:t>propose</w:t>
-      </w:r>
-      <w:r>
-        <w:rPr>
-          <w:rFonts w:eastAsia="Arial" w:cs="Arial"/>
-          <w:color w:val="222222"/>
-          <w:sz w:val="20"/>
-          <w:szCs w:val="20"/>
-        </w:rPr>
-        <w:t xml:space="preserve"> </w:t>
-      </w:r>
-      <w:r>
-        <w:rPr>
-          <w:rFonts w:eastAsia="Arial" w:cs="Arial"/>
-          <w:color w:val="222222"/>
-          <w:sz w:val="20"/>
-          <w:szCs w:val="20"/>
-        </w:rPr>
-        <w:t xml:space="preserve">le comptage des points de disciplines </w:t>
-      </w:r>
-      <w:r>
-        <w:rPr>
-          <w:rFonts w:eastAsia="Arial" w:cs="Arial"/>
-          <w:color w:val="222222"/>
-          <w:sz w:val="20"/>
-          <w:szCs w:val="20"/>
-        </w:rPr>
-        <w:t>Salle, T.A.E. et Campagne.</w:t>
+        <w:t xml:space="preserve">sans connexion Internet</w:t>
+      </w:r>
+      <w:r>
+        <w:rPr>
+          <w:rFonts w:eastAsia="Arial" w:cs="Arial"/>
+          <w:color w:val="222222"/>
+          <w:sz w:val="20"/>
+          <w:szCs w:val="20"/>
+        </w:rPr>
+        <w:t xml:space="preserve"> et propose le comptage des points de disciplines Salle, T.A.E. et Campagne.</w:t>
       </w:r>
     </w:p>
     <w:p>
@@ -276,7 +214,6 @@
           <w:bottom w:val="single" w:sz="6" w:space="4" w:color="8B6914"/>
         </w:pBdr>
         <w:spacing w:before="360" w:after="120"/>
-        <w:rPr/>
       </w:pPr>
       <w:r>
         <w:rPr>
@@ -287,14 +224,13 @@
           <w:sz w:val="32"/>
           <w:szCs w:val="32"/>
         </w:rPr>
-        <w:t>2. Démarrage</w:t>
+        <w:t xml:space="preserve">2. Démarrage</w:t>
       </w:r>
     </w:p>
     <w:p>
       <w:pPr>
         <w:pStyle w:val="Heading2"/>
         <w:spacing w:before="240" w:after="80"/>
-        <w:rPr/>
       </w:pPr>
       <w:r>
         <w:rPr>
@@ -305,15 +241,14 @@
           <w:sz w:val="24"/>
           <w:szCs w:val="24"/>
         </w:rPr>
-        <w:t>2.1  Premier lancement</w:t>
+        <w:t xml:space="preserve">2.1  Premier lancement</w:t>
       </w:r>
     </w:p>
     <w:p>
       <w:pPr>
         <w:pStyle w:val="Normal"/>
         <w:spacing w:before="100" w:after="40"/>
-        <w:ind w:start="400"/>
-        <w:rPr/>
+        <w:ind w:left="400"/>
       </w:pPr>
       <w:r>
         <w:rPr>
@@ -335,32 +270,54 @@
           <w:sz w:val="20"/>
           <w:szCs w:val="20"/>
         </w:rPr>
-        <w:t>Ouvrir l'application</w:t>
+        <w:t xml:space="preserve">Ouvrir l'application</w:t>
       </w:r>
     </w:p>
     <w:p>
       <w:pPr>
         <w:pStyle w:val="Normal"/>
         <w:spacing w:before="0" w:after="80"/>
-        <w:ind w:start="800"/>
-        <w:rPr/>
-      </w:pPr>
-      <w:r>
-        <w:rPr>
-          <w:rFonts w:eastAsia="Arial" w:cs="Arial"/>
-          <w:color w:val="222222"/>
-          <w:sz w:val="20"/>
-          <w:szCs w:val="20"/>
-        </w:rPr>
-        <w:t>Double-cliquez sur le fichier ecopo.html pour l'ouvrir dans votre navigateur.</w:t>
+        <w:ind w:left="800"/>
+      </w:pPr>
+      <w:r>
+        <w:rPr>
+          <w:rFonts w:eastAsia="Arial" w:cs="Arial"/>
+          <w:color w:val="222222"/>
+          <w:sz w:val="20"/>
+          <w:szCs w:val="20"/>
+        </w:rPr>
+        <w:t xml:space="preserve">Sur le site des Archers de Laillé, onglet “</w:t>
+      </w:r>
+      <w:r>
+        <w:t xml:space="preserve">🏆CONCOURS🏆</w:t>
+      </w:r>
+      <w:r>
+        <w:rPr>
+          <w:rFonts w:eastAsia="Arial" w:cs="Arial"/>
+          <w:color w:val="222222"/>
+          <w:sz w:val="20"/>
+          <w:szCs w:val="20"/>
+        </w:rPr>
+        <w:t xml:space="preserve">”, choix ”</w:t>
+      </w:r>
+      <w:r>
+        <w:t xml:space="preserve">🏹 École de Comptage des Points</w:t>
+      </w:r>
+      <w:r>
+        <w:rPr>
+          <w:rFonts w:eastAsia="Arial" w:cs="Arial"/>
+          <w:color w:val="222222"/>
+          <w:sz w:val="20"/>
+          <w:szCs w:val="20"/>
+        </w:rPr>
+        <w:t xml:space="preserve">”.</w:t>
       </w:r>
     </w:p>
     <w:p>
       <w:pPr>
         <w:pStyle w:val="Normal"/>
         <w:spacing w:before="100" w:after="40"/>
-        <w:ind w:start="400"/>
-        <w:rPr/>
+        <w:ind w:left="400"/>
       </w:pPr>
       <w:r>
         <w:rPr>
@@ -382,32 +339,30 @@
           <w:sz w:val="20"/>
           <w:szCs w:val="20"/>
         </w:rPr>
-        <w:t>Écran de démarrage</w:t>
+        <w:t xml:space="preserve">Écran de démarrage</w:t>
       </w:r>
     </w:p>
     <w:p>
       <w:pPr>
         <w:pStyle w:val="Normal"/>
         <w:spacing w:before="0" w:after="80"/>
-        <w:ind w:start="800"/>
-        <w:rPr/>
-      </w:pPr>
-      <w:r>
-        <w:rPr>
-          <w:rFonts w:eastAsia="Arial" w:cs="Arial"/>
-          <w:color w:val="222222"/>
-          <w:sz w:val="20"/>
-          <w:szCs w:val="20"/>
-        </w:rPr>
-        <w:t>Le logo et les informations de l'application s'affichent brièvement.</w:t>
+        <w:ind w:left="800"/>
+      </w:pPr>
+      <w:r>
+        <w:rPr>
+          <w:rFonts w:eastAsia="Arial" w:cs="Arial"/>
+          <w:color w:val="222222"/>
+          <w:sz w:val="20"/>
+          <w:szCs w:val="20"/>
+        </w:rPr>
+        <w:t xml:space="preserve">Le logo et les informations de l'application s'affichent brièvement.</w:t>
       </w:r>
     </w:p>
     <w:p>
       <w:pPr>
         <w:pStyle w:val="Normal"/>
         <w:spacing w:before="100" w:after="40"/>
-        <w:ind w:start="400"/>
-        <w:rPr/>
+        <w:ind w:left="400"/>
       </w:pPr>
       <w:r>
         <w:rPr>
@@ -429,26 +384,25 @@
           <w:sz w:val="20"/>
           <w:szCs w:val="20"/>
         </w:rPr>
-        <w:t>Choisir un mode</w:t>
+        <w:t xml:space="preserve">Choisir un mode</w:t>
       </w:r>
     </w:p>
     <w:p>
       <w:pPr>
         <w:pStyle w:val="Normal"/>
         <w:spacing w:before="0" w:after="80"/>
-        <w:ind w:start="800"/>
-        <w:rPr/>
-      </w:pPr>
-      <w:r>
-        <w:rPr>
-          <w:rFonts w:eastAsia="Arial" w:cs="Arial"/>
-          <w:b/>
-          <w:bCs/>
-          <w:color w:val="222222"/>
-          <w:sz w:val="20"/>
-          <w:szCs w:val="20"/>
-        </w:rPr>
-        <w:t>Cliquez sur l'un des trois boutons</w:t>
+        <w:ind w:left="800"/>
+      </w:pPr>
+      <w:r>
+        <w:rPr>
+          <w:rFonts w:eastAsia="Arial" w:cs="Arial"/>
+          <w:b/>
+          <w:bCs/>
+          <w:color w:val="222222"/>
+          <w:sz w:val="20"/>
+          <w:szCs w:val="20"/>
+        </w:rPr>
+        <w:t xml:space="preserve">Cliquez sur l'un des trois boutons</w:t>
       </w:r>
       <w:r>
         <w:rPr>
@@ -468,7 +422,7 @@
           <w:sz w:val="20"/>
           <w:szCs w:val="20"/>
         </w:rPr>
-        <w:t>VOLÉE SALLE</w:t>
+        <w:t xml:space="preserve">VOLÉE SALLE</w:t>
       </w:r>
       <w:r>
         <w:rPr>
@@ -488,7 +442,7 @@
           <w:sz w:val="20"/>
           <w:szCs w:val="20"/>
         </w:rPr>
-        <w:t>VOLÉE T.A.E.</w:t>
+        <w:t xml:space="preserve">VOLÉE T.A.E.</w:t>
       </w:r>
       <w:r>
         <w:rPr>
@@ -508,16 +462,16 @@
           <w:sz w:val="20"/>
           <w:szCs w:val="20"/>
         </w:rPr>
-        <w:t>VOLÉE CAMPAGNE</w:t>
-      </w:r>
-      <w:r>
-        <w:rPr>
-          <w:rFonts w:eastAsia="Arial" w:cs="Arial"/>
-          <w:color w:val="222222"/>
-          <w:sz w:val="20"/>
-          <w:szCs w:val="20"/>
-        </w:rPr>
-        <w:t>.</w:t>
+        <w:t xml:space="preserve">VOLÉE CAMPAGNE</w:t>
+      </w:r>
+      <w:r>
+        <w:rPr>
+          <w:rFonts w:eastAsia="Arial" w:cs="Arial"/>
+          <w:color w:val="222222"/>
+          <w:sz w:val="20"/>
+          <w:szCs w:val="20"/>
+        </w:rPr>
+        <w:t xml:space="preserve">.</w:t>
       </w:r>
     </w:p>
     <w:p>
@@ -527,12 +481,11 @@
         <w:pBdr>
           <w:left w:val="single" w:sz="24" w:space="4" w:color="8B6914"/>
         </w:pBdr>
-        <w:shd w:val="clear" w:fill="E8F5E9"/>
+        <w:shd w:val="clear" w:color="auto" w:fill="E8F5E9"/>
         <w:bidi w:val="0"/>
         <w:spacing w:before="100" w:after="100"/>
-        <w:ind w:hanging="0" w:start="170" w:end="0"/>
-        <w:jc w:val="start"/>
-        <w:rPr/>
+        <w:ind w:left="170" w:right="0" w:firstLine="0"/>
+        <w:jc w:val="left"/>
       </w:pPr>
       <w:r>
         <w:rPr>
@@ -543,27 +496,16 @@
           <w:sz w:val="20"/>
           <w:szCs w:val="20"/>
         </w:rPr>
-        <w:t xml:space="preserve">💡  </w:t>
-      </w:r>
-      <w:r>
-        <w:rPr>
-          <w:rFonts w:eastAsia="Arial" w:cs="Arial"/>
-          <w:b/>
-          <w:bCs/>
-          <w:color w:val="8B6914"/>
-          <w:sz w:val="20"/>
-          <w:szCs w:val="20"/>
-        </w:rPr>
-        <w:t xml:space="preserve">Astuce : </w:t>
-      </w:r>
-      <w:r>
-        <w:rPr>
-          <w:rFonts w:eastAsia="Arial" w:cs="Arial"/>
-          <w:color w:val="222222"/>
-          <w:sz w:val="20"/>
-          <w:szCs w:val="20"/>
-        </w:rPr>
-        <w:t>Chrome, Edge ou Brave offrent la meilleure expérience, notamment pour le mode installation autonome.</w:t>
+        <w:t xml:space="preserve">💡 Astuce : </w:t>
+      </w:r>
+      <w:r>
+        <w:rPr>
+          <w:rFonts w:eastAsia="Arial" w:cs="Arial"/>
+          <w:color w:val="222222"/>
+          <w:sz w:val="20"/>
+          <w:szCs w:val="20"/>
+        </w:rPr>
+        <w:t xml:space="preserve">Chrome, Edge ou Brave offrent la meilleure expérience, notamment pour le mode installation autonome.</w:t>
       </w:r>
     </w:p>
     <w:p>
@@ -573,7 +515,6 @@
           <w:bottom w:val="single" w:sz="6" w:space="4" w:color="8B6914"/>
         </w:pBdr>
         <w:spacing w:before="360" w:after="120"/>
-        <w:rPr/>
       </w:pPr>
       <w:r>
         <w:rPr>
@@ -584,21 +525,22 @@
           <w:sz w:val="32"/>
           <w:szCs w:val="32"/>
         </w:rPr>
-        <w:t>3. L'interface en un coup d'œil</w:t>
+        <w:t xml:space="preserve">3. L'interface en un coup d'œil</w:t>
       </w:r>
     </w:p>
     <w:tbl>
       <w:tblPr>
         <w:tblW w:w="10718" w:type="dxa"/>
-        <w:jc w:val="start"/>
+        <w:jc w:val="left"/>
         <w:tblInd w:w="0" w:type="dxa"/>
         <w:tblLayout w:type="fixed"/>
         <w:tblCellMar>
           <w:top w:w="80" w:type="dxa"/>
-          <w:start w:w="120" w:type="dxa"/>
+          <w:left w:w="120" w:type="dxa"/>
           <w:bottom w:w="80" w:type="dxa"/>
-          <w:end w:w="120" w:type="dxa"/>
+          <w:right w:w="120" w:type="dxa"/>
         </w:tblCellMar>
+        <w:tblLook w:val="04A0" w:firstRow="1" w:lastRow="0" w:firstColumn="1" w:lastColumn="0" w:noHBand="0" w:noVBand="1"/>
       </w:tblPr>
       <w:tblGrid>
         <w:gridCol w:w="1814"/>
@@ -606,25 +548,24 @@
       </w:tblGrid>
       <w:tr>
         <w:trPr>
-          <w:tblHeader w:val="true"/>
+          <w:tblHeader/>
         </w:trPr>
         <w:tc>
           <w:tcPr>
             <w:tcW w:w="1814" w:type="dxa"/>
             <w:tcBorders>
               <w:top w:val="single" w:sz="2" w:space="0" w:color="AAAAAA"/>
-              <w:start w:val="single" w:sz="2" w:space="0" w:color="AAAAAA"/>
+              <w:left w:val="single" w:sz="2" w:space="0" w:color="AAAAAA"/>
               <w:bottom w:val="single" w:sz="2" w:space="0" w:color="AAAAAA"/>
-              <w:end w:val="single" w:sz="2" w:space="0" w:color="AAAAAA"/>
+              <w:right w:val="single" w:sz="2" w:space="0" w:color="AAAAAA"/>
             </w:tcBorders>
-            <w:shd w:fill="1A5C20" w:val="clear"/>
+            <w:shd w:val="clear" w:color="auto" w:fill="1A5C20"/>
           </w:tcPr>
           <w:p>
             <w:pPr>
               <w:pStyle w:val="Normal"/>
               <w:spacing w:before="60" w:after="100"/>
-              <w:jc w:val="start"/>
-              <w:rPr/>
+              <w:jc w:val="left"/>
             </w:pPr>
             <w:r>
               <w:rPr>
@@ -635,7 +576,7 @@
                 <w:sz w:val="20"/>
                 <w:szCs w:val="20"/>
               </w:rPr>
-              <w:t>Élément</w:t>
+              <w:t xml:space="preserve">Élément</w:t>
             </w:r>
           </w:p>
         </w:tc>
@@ -644,18 +585,17 @@
             <w:tcW w:w="8904" w:type="dxa"/>
             <w:tcBorders>
               <w:top w:val="single" w:sz="2" w:space="0" w:color="AAAAAA"/>
-              <w:start w:val="single" w:sz="2" w:space="0" w:color="AAAAAA"/>
+              <w:left w:val="single" w:sz="2" w:space="0" w:color="AAAAAA"/>
               <w:bottom w:val="single" w:sz="2" w:space="0" w:color="AAAAAA"/>
-              <w:end w:val="single" w:sz="2" w:space="0" w:color="AAAAAA"/>
+              <w:right w:val="single" w:sz="2" w:space="0" w:color="AAAAAA"/>
             </w:tcBorders>
-            <w:shd w:fill="1A5C20" w:val="clear"/>
+            <w:shd w:val="clear" w:color="auto" w:fill="1A5C20"/>
           </w:tcPr>
           <w:p>
             <w:pPr>
               <w:pStyle w:val="Normal"/>
               <w:spacing w:before="60" w:after="100"/>
-              <w:jc w:val="start"/>
-              <w:rPr/>
+              <w:jc w:val="left"/>
             </w:pPr>
             <w:r>
               <w:rPr>
@@ -666,34 +606,34 @@
                 <w:sz w:val="20"/>
                 <w:szCs w:val="20"/>
               </w:rPr>
-              <w:t>Description</w:t>
+              <w:t xml:space="preserve">Description</w:t>
             </w:r>
           </w:p>
         </w:tc>
       </w:tr>
       <w:tr>
-        <w:trPr/>
         <w:tc>
           <w:tcPr>
             <w:tcW w:w="1814" w:type="dxa"/>
             <w:tcBorders>
               <w:top w:val="single" w:sz="2" w:space="0" w:color="AAAAAA"/>
-              <w:start w:val="single" w:sz="2" w:space="0" w:color="AAAAAA"/>
+              <w:left w:val="single" w:sz="2" w:space="0" w:color="AAAAAA"/>
               <w:bottom w:val="single" w:sz="2" w:space="0" w:color="AAAAAA"/>
-              <w:end w:val="single" w:sz="2" w:space="0" w:color="AAAAAA"/>
+              <w:right w:val="single" w:sz="2" w:space="0" w:color="AAAAAA"/>
             </w:tcBorders>
-            <w:shd w:fill="FFFFFF" w:val="clear"/>
+            <w:shd w:val="clear" w:color="auto" w:fill="FFFFFF"/>
             <w:tcMar>
               <w:top w:w="60" w:type="dxa"/>
+              <w:left w:w="0" w:type="dxa"/>
               <w:bottom w:w="60" w:type="dxa"/>
+              <w:right w:w="0" w:type="dxa"/>
             </w:tcMar>
           </w:tcPr>
           <w:p>
             <w:pPr>
               <w:pStyle w:val="Normal"/>
               <w:spacing w:before="60" w:after="100"/>
-              <w:jc w:val="start"/>
-              <w:rPr/>
+              <w:jc w:val="left"/>
             </w:pPr>
             <w:r>
               <w:rPr>
@@ -702,7 +642,7 @@
                 <w:sz w:val="20"/>
                 <w:szCs w:val="20"/>
               </w:rPr>
-              <w:t>Barre de titre</w:t>
+              <w:t xml:space="preserve">Barre de titre</w:t>
             </w:r>
           </w:p>
         </w:tc>
@@ -711,22 +651,23 @@
             <w:tcW w:w="8904" w:type="dxa"/>
             <w:tcBorders>
               <w:top w:val="single" w:sz="2" w:space="0" w:color="AAAAAA"/>
-              <w:start w:val="single" w:sz="2" w:space="0" w:color="AAAAAA"/>
+              <w:left w:val="single" w:sz="2" w:space="0" w:color="AAAAAA"/>
               <w:bottom w:val="single" w:sz="2" w:space="0" w:color="AAAAAA"/>
-              <w:end w:val="single" w:sz="2" w:space="0" w:color="AAAAAA"/>
+              <w:right w:val="single" w:sz="2" w:space="0" w:color="AAAAAA"/>
             </w:tcBorders>
-            <w:shd w:fill="FFFFFF" w:val="clear"/>
+            <w:shd w:val="clear" w:color="auto" w:fill="FFFFFF"/>
             <w:tcMar>
               <w:top w:w="60" w:type="dxa"/>
+              <w:left w:w="0" w:type="dxa"/>
               <w:bottom w:w="60" w:type="dxa"/>
+              <w:right w:w="0" w:type="dxa"/>
             </w:tcMar>
           </w:tcPr>
           <w:p>
             <w:pPr>
               <w:pStyle w:val="Normal"/>
               <w:spacing w:before="60" w:after="100"/>
-              <w:jc w:val="start"/>
-              <w:rPr/>
+              <w:jc w:val="left"/>
             </w:pPr>
             <w:r>
               <w:rPr>
@@ -735,34 +676,34 @@
                 <w:sz w:val="20"/>
                 <w:szCs w:val="20"/>
               </w:rPr>
-              <w:t>Nom de l'application, version et bouton de fermeture ✕</w:t>
+              <w:t xml:space="preserve">Nom de l'application, version et bouton de fermeture ✕</w:t>
             </w:r>
           </w:p>
         </w:tc>
       </w:tr>
       <w:tr>
-        <w:trPr/>
         <w:tc>
           <w:tcPr>
             <w:tcW w:w="1814" w:type="dxa"/>
             <w:tcBorders>
               <w:top w:val="single" w:sz="2" w:space="0" w:color="AAAAAA"/>
-              <w:start w:val="single" w:sz="2" w:space="0" w:color="AAAAAA"/>
+              <w:left w:val="single" w:sz="2" w:space="0" w:color="AAAAAA"/>
               <w:bottom w:val="single" w:sz="2" w:space="0" w:color="AAAAAA"/>
-              <w:end w:val="single" w:sz="2" w:space="0" w:color="AAAAAA"/>
+              <w:right w:val="single" w:sz="2" w:space="0" w:color="AAAAAA"/>
             </w:tcBorders>
-            <w:shd w:fill="FFFFFF" w:val="clear"/>
+            <w:shd w:val="clear" w:color="auto" w:fill="FFFFFF"/>
             <w:tcMar>
               <w:top w:w="60" w:type="dxa"/>
+              <w:left w:w="0" w:type="dxa"/>
               <w:bottom w:w="60" w:type="dxa"/>
+              <w:right w:w="0" w:type="dxa"/>
             </w:tcMar>
           </w:tcPr>
           <w:p>
             <w:pPr>
               <w:pStyle w:val="Normal"/>
               <w:spacing w:before="60" w:after="100"/>
-              <w:jc w:val="start"/>
-              <w:rPr/>
+              <w:jc w:val="left"/>
             </w:pPr>
             <w:r>
               <w:rPr>
@@ -771,7 +712,7 @@
                 <w:sz w:val="20"/>
                 <w:szCs w:val="20"/>
               </w:rPr>
-              <w:t>Barre de mode</w:t>
+              <w:t xml:space="preserve">Barre de mode</w:t>
             </w:r>
           </w:p>
         </w:tc>
@@ -780,14 +721,16 @@
             <w:tcW w:w="8904" w:type="dxa"/>
             <w:tcBorders>
               <w:top w:val="single" w:sz="2" w:space="0" w:color="AAAAAA"/>
-              <w:start w:val="single" w:sz="2" w:space="0" w:color="AAAAAA"/>
+              <w:left w:val="single" w:sz="2" w:space="0" w:color="AAAAAA"/>
               <w:bottom w:val="single" w:sz="2" w:space="0" w:color="AAAAAA"/>
-              <w:end w:val="single" w:sz="2" w:space="0" w:color="AAAAAA"/>
+              <w:right w:val="single" w:sz="2" w:space="0" w:color="AAAAAA"/>
             </w:tcBorders>
-            <w:shd w:fill="FFFFFF" w:val="clear"/>
+            <w:shd w:val="clear" w:color="auto" w:fill="FFFFFF"/>
             <w:tcMar>
               <w:top w:w="60" w:type="dxa"/>
+              <w:left w:w="0" w:type="dxa"/>
               <w:bottom w:w="60" w:type="dxa"/>
+              <w:right w:w="0" w:type="dxa"/>
             </w:tcMar>
           </w:tcPr>
           <w:p>
@@ -795,8 +738,7 @@
               <w:pStyle w:val="Normal"/>
               <w:bidi w:val="0"/>
               <w:spacing w:before="60" w:after="100"/>
-              <w:jc w:val="start"/>
-              <w:rPr/>
+              <w:jc w:val="left"/>
             </w:pPr>
             <w:r>
               <w:rPr>
@@ -805,88 +747,34 @@
                 <w:sz w:val="20"/>
                 <w:szCs w:val="20"/>
               </w:rPr>
-              <w:t xml:space="preserve">Boutons VOLÉE SALLE / VOLÉE T.A.E. / VOLÉE CAMPAGNE </w:t>
-            </w:r>
-            <w:r>
-              <w:rPr>
-                <w:rFonts w:eastAsia="Arial" w:cs="Arial"/>
-                <w:color w:val="222222"/>
-                <w:sz w:val="20"/>
-                <w:szCs w:val="20"/>
-              </w:rPr>
-              <w:t>(à gauche)</w:t>
-            </w:r>
-            <w:r>
-              <w:rPr>
-                <w:rFonts w:eastAsia="Arial" w:cs="Arial"/>
-                <w:color w:val="222222"/>
-                <w:sz w:val="20"/>
-                <w:szCs w:val="20"/>
-              </w:rPr>
-              <w:t>, bouton CHALLENGE (</w:t>
-            </w:r>
-            <w:r>
-              <w:rPr>
-                <w:rFonts w:eastAsia="Arial" w:cs="Arial"/>
-                <w:color w:val="222222"/>
-                <w:sz w:val="20"/>
-                <w:szCs w:val="20"/>
-              </w:rPr>
-              <w:t xml:space="preserve">au </w:t>
-            </w:r>
-            <w:r>
-              <w:rPr>
-                <w:rFonts w:eastAsia="Arial" w:cs="Arial"/>
-                <w:color w:val="222222"/>
-                <w:sz w:val="20"/>
-                <w:szCs w:val="20"/>
-              </w:rPr>
-              <w:t>centr</w:t>
-            </w:r>
-            <w:r>
-              <w:rPr>
-                <w:rFonts w:eastAsia="Arial" w:cs="Arial"/>
-                <w:color w:val="222222"/>
-                <w:sz w:val="20"/>
-                <w:szCs w:val="20"/>
-              </w:rPr>
-              <w:t>e</w:t>
-            </w:r>
-            <w:r>
-              <w:rPr>
-                <w:rFonts w:eastAsia="Arial" w:cs="Arial"/>
-                <w:color w:val="222222"/>
-                <w:sz w:val="20"/>
-                <w:szCs w:val="20"/>
-              </w:rPr>
-              <w:t>), bouton 🏆 CLASSEMENTS et bouton MANUEL (à droite)</w:t>
+              <w:t xml:space="preserve">Boutons VOLÉE SALLE / VOLÉE T.A.E. / VOLÉE CAMPAGNE (à gauche), bouton CHALLENGE (au centre), bouton 🏆 CLASSEMENTS et bouton MANUEL (à droite)</w:t>
             </w:r>
           </w:p>
         </w:tc>
       </w:tr>
       <w:tr>
-        <w:trPr/>
         <w:tc>
           <w:tcPr>
             <w:tcW w:w="1814" w:type="dxa"/>
             <w:tcBorders>
               <w:top w:val="single" w:sz="2" w:space="0" w:color="AAAAAA"/>
-              <w:start w:val="single" w:sz="2" w:space="0" w:color="AAAAAA"/>
+              <w:left w:val="single" w:sz="2" w:space="0" w:color="AAAAAA"/>
               <w:bottom w:val="single" w:sz="2" w:space="0" w:color="AAAAAA"/>
-              <w:end w:val="single" w:sz="2" w:space="0" w:color="AAAAAA"/>
+              <w:right w:val="single" w:sz="2" w:space="0" w:color="AAAAAA"/>
             </w:tcBorders>
-            <w:shd w:fill="FFFFFF" w:val="clear"/>
+            <w:shd w:val="clear" w:color="auto" w:fill="FFFFFF"/>
             <w:tcMar>
               <w:top w:w="60" w:type="dxa"/>
+              <w:left w:w="0" w:type="dxa"/>
               <w:bottom w:w="60" w:type="dxa"/>
+              <w:right w:w="0" w:type="dxa"/>
             </w:tcMar>
           </w:tcPr>
           <w:p>
             <w:pPr>
               <w:pStyle w:val="Normal"/>
               <w:spacing w:before="60" w:after="100"/>
-              <w:jc w:val="start"/>
-              <w:rPr/>
+              <w:jc w:val="left"/>
             </w:pPr>
             <w:r>
               <w:rPr>
@@ -895,7 +783,7 @@
                 <w:sz w:val="20"/>
                 <w:szCs w:val="20"/>
               </w:rPr>
-              <w:t>Zone cible</w:t>
+              <w:t xml:space="preserve">Zone cible</w:t>
             </w:r>
           </w:p>
         </w:tc>
@@ -904,22 +792,23 @@
             <w:tcW w:w="8904" w:type="dxa"/>
             <w:tcBorders>
               <w:top w:val="single" w:sz="2" w:space="0" w:color="AAAAAA"/>
-              <w:start w:val="single" w:sz="2" w:space="0" w:color="AAAAAA"/>
+              <w:left w:val="single" w:sz="2" w:space="0" w:color="AAAAAA"/>
               <w:bottom w:val="single" w:sz="2" w:space="0" w:color="AAAAAA"/>
-              <w:end w:val="single" w:sz="2" w:space="0" w:color="AAAAAA"/>
+              <w:right w:val="single" w:sz="2" w:space="0" w:color="AAAAAA"/>
             </w:tcBorders>
-            <w:shd w:fill="FFFFFF" w:val="clear"/>
+            <w:shd w:val="clear" w:color="auto" w:fill="FFFFFF"/>
             <w:tcMar>
               <w:top w:w="60" w:type="dxa"/>
+              <w:left w:w="0" w:type="dxa"/>
               <w:bottom w:w="60" w:type="dxa"/>
+              <w:right w:w="0" w:type="dxa"/>
             </w:tcMar>
           </w:tcPr>
           <w:p>
             <w:pPr>
               <w:pStyle w:val="Normal"/>
               <w:spacing w:before="60" w:after="100"/>
-              <w:jc w:val="start"/>
-              <w:rPr/>
+              <w:jc w:val="left"/>
             </w:pPr>
             <w:r>
               <w:rPr>
@@ -928,52 +817,34 @@
                 <w:sz w:val="20"/>
                 <w:szCs w:val="20"/>
               </w:rPr>
-              <w:t>La cible reproduit autant que possible une cible en lame de mous</w:t>
-            </w:r>
-            <w:r>
-              <w:rPr>
-                <w:rFonts w:eastAsia="Arial" w:cs="Arial"/>
-                <w:color w:val="222222"/>
-                <w:sz w:val="20"/>
-                <w:szCs w:val="20"/>
-              </w:rPr>
-              <w:t>se</w:t>
-            </w:r>
-            <w:r>
-              <w:rPr>
-                <w:rFonts w:eastAsia="Arial" w:cs="Arial"/>
-                <w:color w:val="222222"/>
-                <w:sz w:val="20"/>
-                <w:szCs w:val="20"/>
-              </w:rPr>
-              <w:t xml:space="preserve"> : fond à bandes colorées, supports en bois et sangles à cliquet</w:t>
+              <w:t xml:space="preserve">La cible reproduit autant que possible une cible en lame de mousse : fond à bandes colorées, supports en bois et sangles à cliquet</w:t>
             </w:r>
           </w:p>
         </w:tc>
       </w:tr>
       <w:tr>
-        <w:trPr/>
         <w:tc>
           <w:tcPr>
             <w:tcW w:w="1814" w:type="dxa"/>
             <w:tcBorders>
               <w:top w:val="single" w:sz="2" w:space="0" w:color="AAAAAA"/>
-              <w:start w:val="single" w:sz="2" w:space="0" w:color="AAAAAA"/>
+              <w:left w:val="single" w:sz="2" w:space="0" w:color="AAAAAA"/>
               <w:bottom w:val="single" w:sz="2" w:space="0" w:color="AAAAAA"/>
-              <w:end w:val="single" w:sz="2" w:space="0" w:color="AAAAAA"/>
+              <w:right w:val="single" w:sz="2" w:space="0" w:color="AAAAAA"/>
             </w:tcBorders>
-            <w:shd w:fill="FFFFFF" w:val="clear"/>
+            <w:shd w:val="clear" w:color="auto" w:fill="FFFFFF"/>
             <w:tcMar>
               <w:top w:w="60" w:type="dxa"/>
+              <w:left w:w="0" w:type="dxa"/>
               <w:bottom w:w="60" w:type="dxa"/>
+              <w:right w:w="0" w:type="dxa"/>
             </w:tcMar>
           </w:tcPr>
           <w:p>
             <w:pPr>
               <w:pStyle w:val="Normal"/>
               <w:spacing w:before="60" w:after="100"/>
-              <w:jc w:val="start"/>
-              <w:rPr/>
+              <w:jc w:val="left"/>
             </w:pPr>
             <w:r>
               <w:rPr>
@@ -982,7 +853,7 @@
                 <w:sz w:val="20"/>
                 <w:szCs w:val="20"/>
               </w:rPr>
-              <w:t>Panneau latéral</w:t>
+              <w:t xml:space="preserve">Panneau latéral</w:t>
             </w:r>
           </w:p>
         </w:tc>
@@ -991,22 +862,23 @@
             <w:tcW w:w="8904" w:type="dxa"/>
             <w:tcBorders>
               <w:top w:val="single" w:sz="2" w:space="0" w:color="AAAAAA"/>
-              <w:start w:val="single" w:sz="2" w:space="0" w:color="AAAAAA"/>
+              <w:left w:val="single" w:sz="2" w:space="0" w:color="AAAAAA"/>
               <w:bottom w:val="single" w:sz="2" w:space="0" w:color="AAAAAA"/>
-              <w:end w:val="single" w:sz="2" w:space="0" w:color="AAAAAA"/>
+              <w:right w:val="single" w:sz="2" w:space="0" w:color="AAAAAA"/>
             </w:tcBorders>
-            <w:shd w:fill="FFFFFF" w:val="clear"/>
+            <w:shd w:val="clear" w:color="auto" w:fill="FFFFFF"/>
             <w:tcMar>
               <w:top w:w="60" w:type="dxa"/>
+              <w:left w:w="0" w:type="dxa"/>
               <w:bottom w:w="60" w:type="dxa"/>
+              <w:right w:w="0" w:type="dxa"/>
             </w:tcMar>
           </w:tcPr>
           <w:p>
             <w:pPr>
               <w:pStyle w:val="Normal"/>
               <w:spacing w:before="60" w:after="100"/>
-              <w:jc w:val="start"/>
-              <w:rPr/>
+              <w:jc w:val="left"/>
             </w:pPr>
             <w:r>
               <w:rPr>
@@ -1015,79 +887,26 @@
                 <w:sz w:val="20"/>
                 <w:szCs w:val="20"/>
               </w:rPr>
-              <w:t>Champs de</w:t>
-            </w:r>
-            <w:r>
-              <w:rPr>
-                <w:rFonts w:eastAsia="Arial" w:cs="Arial"/>
-                <w:color w:val="222222"/>
-                <w:sz w:val="20"/>
-                <w:szCs w:val="20"/>
-              </w:rPr>
-              <w:t>s</w:t>
-            </w:r>
-            <w:r>
-              <w:rPr>
-                <w:rFonts w:eastAsia="Arial" w:cs="Arial"/>
-                <w:color w:val="222222"/>
-                <w:sz w:val="20"/>
-                <w:szCs w:val="20"/>
-              </w:rPr>
-              <w:t xml:space="preserve"> </w:t>
-            </w:r>
-            <w:r>
-              <w:rPr>
-                <w:rFonts w:eastAsia="Arial" w:cs="Arial"/>
-                <w:color w:val="222222"/>
-                <w:sz w:val="20"/>
-                <w:szCs w:val="20"/>
-              </w:rPr>
-              <w:t>points</w:t>
-            </w:r>
-            <w:r>
-              <w:rPr>
-                <w:rFonts w:eastAsia="Arial" w:cs="Arial"/>
-                <w:color w:val="222222"/>
-                <w:sz w:val="20"/>
-                <w:szCs w:val="20"/>
-              </w:rPr>
-              <w:t xml:space="preserve"> par flèche, champ </w:t>
-            </w:r>
-            <w:r>
-              <w:rPr>
-                <w:rFonts w:eastAsia="Arial" w:cs="Arial"/>
-                <w:color w:val="222222"/>
-                <w:sz w:val="20"/>
-                <w:szCs w:val="20"/>
-              </w:rPr>
-              <w:t>du score de la volée</w:t>
-            </w:r>
-            <w:r>
-              <w:rPr>
-                <w:rFonts w:eastAsia="Arial" w:cs="Arial"/>
-                <w:color w:val="222222"/>
-                <w:sz w:val="20"/>
-                <w:szCs w:val="20"/>
-              </w:rPr>
-              <w:t xml:space="preserve"> et clavier virtuel</w:t>
+              <w:t xml:space="preserve">Champs des points par flèche, champ du score de la volée et clavier virtuel</w:t>
             </w:r>
           </w:p>
         </w:tc>
       </w:tr>
       <w:tr>
-        <w:trPr/>
         <w:tc>
           <w:tcPr>
             <w:tcW w:w="1814" w:type="dxa"/>
             <w:tcBorders>
-              <w:start w:val="single" w:sz="2" w:space="0" w:color="AAAAAA"/>
+              <w:left w:val="single" w:sz="2" w:space="0" w:color="AAAAAA"/>
               <w:bottom w:val="single" w:sz="2" w:space="0" w:color="AAAAAA"/>
-              <w:end w:val="single" w:sz="2" w:space="0" w:color="AAAAAA"/>
+              <w:right w:val="single" w:sz="2" w:space="0" w:color="AAAAAA"/>
             </w:tcBorders>
-            <w:shd w:fill="FFFFFF" w:val="clear"/>
+            <w:shd w:val="clear" w:color="auto" w:fill="FFFFFF"/>
             <w:tcMar>
               <w:top w:w="60" w:type="dxa"/>
+              <w:left w:w="0" w:type="dxa"/>
               <w:bottom w:w="60" w:type="dxa"/>
+              <w:right w:w="0" w:type="dxa"/>
             </w:tcMar>
           </w:tcPr>
           <w:p>
@@ -1095,12 +914,10 @@
               <w:pStyle w:val="Normal"/>
               <w:bidi w:val="0"/>
               <w:spacing w:before="60" w:after="100"/>
-              <w:jc w:val="start"/>
-              <w:rPr/>
+              <w:jc w:val="left"/>
             </w:pPr>
             <w:r>
-              <w:rPr/>
-              <w:t>Bouton 🏆 CLASSEMENTS</w:t>
+              <w:t xml:space="preserve">Bouton 🏆 CLASSEMENTS</w:t>
             </w:r>
           </w:p>
         </w:tc>
@@ -1108,26 +925,26 @@
           <w:tcPr>
             <w:tcW w:w="8904" w:type="dxa"/>
             <w:tcBorders>
-              <w:start w:val="single" w:sz="2" w:space="0" w:color="AAAAAA"/>
+              <w:left w:val="single" w:sz="2" w:space="0" w:color="AAAAAA"/>
               <w:bottom w:val="single" w:sz="2" w:space="0" w:color="AAAAAA"/>
-              <w:end w:val="single" w:sz="2" w:space="0" w:color="AAAAAA"/>
+              <w:right w:val="single" w:sz="2" w:space="0" w:color="AAAAAA"/>
             </w:tcBorders>
-            <w:shd w:fill="FFFFFF" w:val="clear"/>
+            <w:shd w:val="clear" w:color="auto" w:fill="FFFFFF"/>
             <w:tcMar>
               <w:top w:w="60" w:type="dxa"/>
+              <w:left w:w="0" w:type="dxa"/>
               <w:bottom w:w="60" w:type="dxa"/>
+              <w:right w:w="0" w:type="dxa"/>
             </w:tcMar>
           </w:tcPr>
           <w:p>
             <w:pPr>
               <w:pStyle w:val="Normal"/>
               <w:spacing w:before="60" w:after="100"/>
-              <w:jc w:val="start"/>
-              <w:rPr/>
+              <w:jc w:val="left"/>
             </w:pPr>
             <w:r>
-              <w:rPr/>
-              <w:t xml:space="preserve">Affiche le Top Ten des meilleurs scores du club pour chaque mode de jeu (SALLE, T.A.E., CAMPAGNE). </w:t>
+              <w:t xml:space="preserve">Affiche les classements des scores du club pour chaque mode de jeu (SALLE, T.A.E., CAMPAGNE). </w:t>
               <w:br/>
             </w:r>
             <w:r>
@@ -1135,43 +952,29 @@
                 <w:i/>
                 <w:iCs/>
               </w:rPr>
-              <w:t xml:space="preserve">Indisponible pendant </w:t>
+              <w:t xml:space="preserve">Indisponible pendant le déroulement d’un challenge, ou sans connexion Internet</w:t>
             </w:r>
             <w:r>
-              <w:rPr>
-                <w:i/>
-                <w:iCs/>
-              </w:rPr>
-              <w:t>le déroulement d’</w:t>
-            </w:r>
-            <w:r>
-              <w:rPr>
-                <w:i/>
-                <w:iCs/>
-              </w:rPr>
-              <w:t>un challenge</w:t>
-            </w:r>
-            <w:r>
-              <w:rPr/>
               <w:t xml:space="preserve">. </w:t>
             </w:r>
           </w:p>
         </w:tc>
       </w:tr>
       <w:tr>
-        <w:trPr/>
         <w:tc>
           <w:tcPr>
             <w:tcW w:w="1814" w:type="dxa"/>
             <w:tcBorders>
-              <w:start w:val="single" w:sz="2" w:space="0" w:color="AAAAAA"/>
+              <w:left w:val="single" w:sz="2" w:space="0" w:color="AAAAAA"/>
               <w:bottom w:val="single" w:sz="2" w:space="0" w:color="AAAAAA"/>
-              <w:end w:val="single" w:sz="2" w:space="0" w:color="AAAAAA"/>
+              <w:right w:val="single" w:sz="2" w:space="0" w:color="AAAAAA"/>
             </w:tcBorders>
-            <w:shd w:fill="FFFFFF" w:val="clear"/>
+            <w:shd w:val="clear" w:color="auto" w:fill="FFFFFF"/>
             <w:tcMar>
               <w:top w:w="60" w:type="dxa"/>
+              <w:left w:w="0" w:type="dxa"/>
               <w:bottom w:w="60" w:type="dxa"/>
+              <w:right w:w="0" w:type="dxa"/>
             </w:tcMar>
           </w:tcPr>
           <w:p>
@@ -1179,12 +982,10 @@
               <w:pStyle w:val="Normal"/>
               <w:bidi w:val="0"/>
               <w:spacing w:before="60" w:after="100"/>
-              <w:jc w:val="start"/>
-              <w:rPr/>
+              <w:jc w:val="left"/>
             </w:pPr>
             <w:r>
-              <w:rPr/>
-              <w:t>Bouton MANUEL</w:t>
+              <w:t xml:space="preserve">Bouton MANUEL</w:t>
             </w:r>
           </w:p>
         </w:tc>
@@ -1192,14 +993,16 @@
           <w:tcPr>
             <w:tcW w:w="8904" w:type="dxa"/>
             <w:tcBorders>
-              <w:start w:val="single" w:sz="2" w:space="0" w:color="AAAAAA"/>
+              <w:left w:val="single" w:sz="2" w:space="0" w:color="AAAAAA"/>
               <w:bottom w:val="single" w:sz="2" w:space="0" w:color="AAAAAA"/>
-              <w:end w:val="single" w:sz="2" w:space="0" w:color="AAAAAA"/>
+              <w:right w:val="single" w:sz="2" w:space="0" w:color="AAAAAA"/>
             </w:tcBorders>
-            <w:shd w:fill="FFFFFF" w:val="clear"/>
+            <w:shd w:val="clear" w:color="auto" w:fill="FFFFFF"/>
             <w:tcMar>
               <w:top w:w="60" w:type="dxa"/>
+              <w:left w:w="0" w:type="dxa"/>
               <w:bottom w:w="60" w:type="dxa"/>
+              <w:right w:w="0" w:type="dxa"/>
             </w:tcMar>
           </w:tcPr>
           <w:p>
@@ -1207,20 +1010,10 @@
               <w:pStyle w:val="Normal"/>
               <w:bidi w:val="0"/>
               <w:spacing w:before="60" w:after="100"/>
-              <w:jc w:val="start"/>
-              <w:rPr/>
+              <w:jc w:val="left"/>
             </w:pPr>
             <w:r>
-              <w:rPr/>
-              <w:t xml:space="preserve">Ouvre </w:t>
-            </w:r>
-            <w:r>
-              <w:rPr/>
-              <w:t>ce</w:t>
-            </w:r>
-            <w:r>
-              <w:rPr/>
-              <w:t xml:space="preserve"> manuel utilisateur (PDF).</w:t>
+              <w:t xml:space="preserve">Ouvre ce manuel utilisateur (PDF).</w:t>
             </w:r>
           </w:p>
         </w:tc>
@@ -1233,7 +1026,6 @@
           <w:bottom w:val="single" w:sz="6" w:space="4" w:color="8B6914"/>
         </w:pBdr>
         <w:spacing w:before="360" w:after="120"/>
-        <w:rPr/>
       </w:pPr>
       <w:r>
         <w:rPr>
@@ -1244,14 +1036,13 @@
           <w:sz w:val="32"/>
           <w:szCs w:val="32"/>
         </w:rPr>
-        <w:t>4. Les modes de jeu</w:t>
+        <w:t xml:space="preserve">4. Les modes de jeu</w:t>
       </w:r>
     </w:p>
     <w:p>
       <w:pPr>
         <w:pStyle w:val="Heading2"/>
         <w:spacing w:before="240" w:after="80"/>
-        <w:rPr/>
       </w:pPr>
       <w:r>
         <w:rPr>
@@ -1262,26 +1053,25 @@
           <w:sz w:val="24"/>
           <w:szCs w:val="24"/>
         </w:rPr>
-        <w:t>4.1  Volée SALLE</w:t>
+        <w:t xml:space="preserve">4.1  Volée SALLE</w:t>
       </w:r>
     </w:p>
     <w:p>
       <w:pPr>
         <w:pStyle w:val="Normal"/>
         <w:spacing w:before="60" w:after="100"/>
-        <w:jc w:val="start"/>
-        <w:rPr/>
-      </w:pPr>
-      <w:r>
-        <w:rPr>
-          <w:rFonts w:eastAsia="Arial" w:cs="Arial"/>
-          <w:b/>
-          <w:bCs/>
-          <w:color w:val="222222"/>
-          <w:sz w:val="20"/>
-          <w:szCs w:val="20"/>
-        </w:rPr>
-        <w:t>3 flèches</w:t>
+        <w:jc w:val="left"/>
+      </w:pPr>
+      <w:r>
+        <w:rPr>
+          <w:rFonts w:eastAsia="Arial" w:cs="Arial"/>
+          <w:b/>
+          <w:bCs/>
+          <w:color w:val="222222"/>
+          <w:sz w:val="20"/>
+          <w:szCs w:val="20"/>
+        </w:rPr>
+        <w:t xml:space="preserve">3 flèches</w:t>
       </w:r>
       <w:r>
         <w:rPr>
@@ -1301,7 +1091,7 @@
           <w:sz w:val="20"/>
           <w:szCs w:val="20"/>
         </w:rPr>
-        <w:t>10</w:t>
+        <w:t xml:space="preserve">10</w:t>
       </w:r>
       <w:r>
         <w:rPr>
@@ -1321,7 +1111,7 @@
           <w:sz w:val="20"/>
           <w:szCs w:val="20"/>
         </w:rPr>
-        <w:t>1</w:t>
+        <w:t xml:space="preserve">1</w:t>
       </w:r>
       <w:r>
         <w:rPr>
@@ -1337,7 +1127,6 @@
       <w:pPr>
         <w:pStyle w:val="Heading2"/>
         <w:spacing w:before="240" w:after="80"/>
-        <w:rPr/>
       </w:pPr>
       <w:r>
         <w:rPr>
@@ -1348,26 +1137,25 @@
           <w:sz w:val="24"/>
           <w:szCs w:val="24"/>
         </w:rPr>
-        <w:t>4.2  Volée T.A.E. (Tir à l’arc en Extérieur)</w:t>
+        <w:t xml:space="preserve">4.2  Volée T.A.E. (Tir à l’arc en Extérieur)</w:t>
       </w:r>
     </w:p>
     <w:p>
       <w:pPr>
         <w:pStyle w:val="Normal"/>
         <w:spacing w:before="60" w:after="100"/>
-        <w:jc w:val="start"/>
-        <w:rPr/>
-      </w:pPr>
-      <w:r>
-        <w:rPr>
-          <w:rFonts w:eastAsia="Arial" w:cs="Arial"/>
-          <w:b/>
-          <w:bCs/>
-          <w:color w:val="222222"/>
-          <w:sz w:val="20"/>
-          <w:szCs w:val="20"/>
-        </w:rPr>
-        <w:t>6 flèches</w:t>
+        <w:jc w:val="left"/>
+      </w:pPr>
+      <w:r>
+        <w:rPr>
+          <w:rFonts w:eastAsia="Arial" w:cs="Arial"/>
+          <w:b/>
+          <w:bCs/>
+          <w:color w:val="222222"/>
+          <w:sz w:val="20"/>
+          <w:szCs w:val="20"/>
+        </w:rPr>
+        <w:t xml:space="preserve">6 flèches</w:t>
       </w:r>
       <w:r>
         <w:rPr>
@@ -1383,7 +1171,6 @@
       <w:pPr>
         <w:pStyle w:val="Heading2"/>
         <w:spacing w:before="240" w:after="80"/>
-        <w:rPr/>
       </w:pPr>
       <w:r>
         <w:rPr>
@@ -1394,26 +1181,25 @@
           <w:sz w:val="24"/>
           <w:szCs w:val="24"/>
         </w:rPr>
-        <w:t>4.3  Volée CAMPAGNE</w:t>
+        <w:t xml:space="preserve">4.3  Volée CAMPAGNE</w:t>
       </w:r>
     </w:p>
     <w:p>
       <w:pPr>
         <w:pStyle w:val="Normal"/>
         <w:spacing w:before="60" w:after="100"/>
-        <w:jc w:val="start"/>
-        <w:rPr/>
-      </w:pPr>
-      <w:r>
-        <w:rPr>
-          <w:rFonts w:eastAsia="Arial" w:cs="Arial"/>
-          <w:b/>
-          <w:bCs/>
-          <w:color w:val="222222"/>
-          <w:sz w:val="20"/>
-          <w:szCs w:val="20"/>
-        </w:rPr>
-        <w:t>3 flèches</w:t>
+        <w:jc w:val="left"/>
+      </w:pPr>
+      <w:r>
+        <w:rPr>
+          <w:rFonts w:eastAsia="Arial" w:cs="Arial"/>
+          <w:b/>
+          <w:bCs/>
+          <w:color w:val="222222"/>
+          <w:sz w:val="20"/>
+          <w:szCs w:val="20"/>
+        </w:rPr>
+        <w:t xml:space="preserve">3 flèches</w:t>
       </w:r>
       <w:r>
         <w:rPr>
@@ -1433,7 +1219,7 @@
           <w:sz w:val="20"/>
           <w:szCs w:val="20"/>
         </w:rPr>
-        <w:t>6</w:t>
+        <w:t xml:space="preserve">6</w:t>
       </w:r>
       <w:r>
         <w:rPr>
@@ -1453,7 +1239,7 @@
           <w:sz w:val="20"/>
           <w:szCs w:val="20"/>
         </w:rPr>
-        <w:t>1</w:t>
+        <w:t xml:space="preserve">1</w:t>
       </w:r>
       <w:r>
         <w:rPr>
@@ -1473,7 +1259,7 @@
           <w:sz w:val="20"/>
           <w:szCs w:val="20"/>
         </w:rPr>
-        <w:t>0</w:t>
+        <w:t xml:space="preserve">0</w:t>
       </w:r>
       <w:r>
         <w:rPr>
@@ -1488,15 +1274,16 @@
     <w:tbl>
       <w:tblPr>
         <w:tblW w:w="9638" w:type="dxa"/>
-        <w:jc w:val="start"/>
+        <w:jc w:val="left"/>
         <w:tblInd w:w="0" w:type="dxa"/>
         <w:tblLayout w:type="fixed"/>
         <w:tblCellMar>
           <w:top w:w="80" w:type="dxa"/>
-          <w:start w:w="120" w:type="dxa"/>
+          <w:left w:w="120" w:type="dxa"/>
           <w:bottom w:w="80" w:type="dxa"/>
-          <w:end w:w="120" w:type="dxa"/>
+          <w:right w:w="120" w:type="dxa"/>
         </w:tblCellMar>
+        <w:tblLook w:val="04A0" w:firstRow="1" w:lastRow="0" w:firstColumn="1" w:lastColumn="0" w:noHBand="0" w:noVBand="1"/>
       </w:tblPr>
       <w:tblGrid>
         <w:gridCol w:w="2795"/>
@@ -1505,25 +1292,24 @@
       </w:tblGrid>
       <w:tr>
         <w:trPr>
-          <w:tblHeader w:val="true"/>
+          <w:tblHeader/>
         </w:trPr>
         <w:tc>
           <w:tcPr>
             <w:tcW w:w="2795" w:type="dxa"/>
             <w:tcBorders>
               <w:top w:val="single" w:sz="2" w:space="0" w:color="AAAAAA"/>
-              <w:start w:val="single" w:sz="2" w:space="0" w:color="AAAAAA"/>
+              <w:left w:val="single" w:sz="2" w:space="0" w:color="AAAAAA"/>
               <w:bottom w:val="single" w:sz="2" w:space="0" w:color="AAAAAA"/>
-              <w:end w:val="single" w:sz="2" w:space="0" w:color="AAAAAA"/>
+              <w:right w:val="single" w:sz="2" w:space="0" w:color="AAAAAA"/>
             </w:tcBorders>
-            <w:shd w:fill="1A5C20" w:val="clear"/>
+            <w:shd w:val="clear" w:color="auto" w:fill="1A5C20"/>
           </w:tcPr>
           <w:p>
             <w:pPr>
               <w:pStyle w:val="Normal"/>
               <w:spacing w:before="60" w:after="100"/>
-              <w:jc w:val="start"/>
-              <w:rPr/>
+              <w:jc w:val="left"/>
             </w:pPr>
             <w:r>
               <w:rPr>
@@ -1534,7 +1320,7 @@
                 <w:sz w:val="20"/>
                 <w:szCs w:val="20"/>
               </w:rPr>
-              <w:t>Zone blason</w:t>
+              <w:t xml:space="preserve">Zone blason</w:t>
             </w:r>
           </w:p>
         </w:tc>
@@ -1543,18 +1329,17 @@
             <w:tcW w:w="1999" w:type="dxa"/>
             <w:tcBorders>
               <w:top w:val="single" w:sz="2" w:space="0" w:color="AAAAAA"/>
-              <w:start w:val="single" w:sz="2" w:space="0" w:color="AAAAAA"/>
+              <w:left w:val="single" w:sz="2" w:space="0" w:color="AAAAAA"/>
               <w:bottom w:val="single" w:sz="2" w:space="0" w:color="AAAAAA"/>
-              <w:end w:val="single" w:sz="2" w:space="0" w:color="AAAAAA"/>
+              <w:right w:val="single" w:sz="2" w:space="0" w:color="AAAAAA"/>
             </w:tcBorders>
-            <w:shd w:fill="1A5C20" w:val="clear"/>
+            <w:shd w:val="clear" w:color="auto" w:fill="1A5C20"/>
           </w:tcPr>
           <w:p>
             <w:pPr>
               <w:pStyle w:val="Normal"/>
               <w:spacing w:before="60" w:after="100"/>
-              <w:jc w:val="start"/>
-              <w:rPr/>
+              <w:jc w:val="left"/>
             </w:pPr>
             <w:r>
               <w:rPr>
@@ -1565,7 +1350,7 @@
                 <w:sz w:val="20"/>
                 <w:szCs w:val="20"/>
               </w:rPr>
-              <w:t>Couleur</w:t>
+              <w:t xml:space="preserve">Couleur</w:t>
             </w:r>
           </w:p>
         </w:tc>
@@ -1574,18 +1359,17 @@
             <w:tcW w:w="4844" w:type="dxa"/>
             <w:tcBorders>
               <w:top w:val="single" w:sz="2" w:space="0" w:color="AAAAAA"/>
-              <w:start w:val="single" w:sz="2" w:space="0" w:color="AAAAAA"/>
+              <w:left w:val="single" w:sz="2" w:space="0" w:color="AAAAAA"/>
               <w:bottom w:val="single" w:sz="2" w:space="0" w:color="AAAAAA"/>
-              <w:end w:val="single" w:sz="2" w:space="0" w:color="AAAAAA"/>
+              <w:right w:val="single" w:sz="2" w:space="0" w:color="AAAAAA"/>
             </w:tcBorders>
-            <w:shd w:fill="1A5C20" w:val="clear"/>
+            <w:shd w:val="clear" w:color="auto" w:fill="1A5C20"/>
           </w:tcPr>
           <w:p>
             <w:pPr>
               <w:pStyle w:val="Normal"/>
               <w:spacing w:before="60" w:after="100"/>
-              <w:jc w:val="start"/>
-              <w:rPr/>
+              <w:jc w:val="left"/>
             </w:pPr>
             <w:r>
               <w:rPr>
@@ -1596,34 +1380,34 @@
                 <w:sz w:val="20"/>
                 <w:szCs w:val="20"/>
               </w:rPr>
-              <w:t>Points</w:t>
+              <w:t xml:space="preserve">Points</w:t>
             </w:r>
           </w:p>
         </w:tc>
       </w:tr>
       <w:tr>
-        <w:trPr/>
         <w:tc>
           <w:tcPr>
             <w:tcW w:w="2795" w:type="dxa"/>
             <w:tcBorders>
               <w:top w:val="single" w:sz="2" w:space="0" w:color="AAAAAA"/>
-              <w:start w:val="single" w:sz="2" w:space="0" w:color="AAAAAA"/>
+              <w:left w:val="single" w:sz="2" w:space="0" w:color="AAAAAA"/>
               <w:bottom w:val="single" w:sz="2" w:space="0" w:color="AAAAAA"/>
-              <w:end w:val="single" w:sz="2" w:space="0" w:color="AAAAAA"/>
+              <w:right w:val="single" w:sz="2" w:space="0" w:color="AAAAAA"/>
             </w:tcBorders>
-            <w:shd w:fill="FFFFFF" w:val="clear"/>
+            <w:shd w:val="clear" w:color="auto" w:fill="FFFFFF"/>
             <w:tcMar>
               <w:top w:w="60" w:type="dxa"/>
+              <w:left w:w="0" w:type="dxa"/>
               <w:bottom w:w="60" w:type="dxa"/>
+              <w:right w:w="0" w:type="dxa"/>
             </w:tcMar>
           </w:tcPr>
           <w:p>
             <w:pPr>
               <w:pStyle w:val="Normal"/>
               <w:spacing w:before="60" w:after="100"/>
-              <w:jc w:val="start"/>
-              <w:rPr/>
+              <w:jc w:val="left"/>
             </w:pPr>
             <w:r>
               <w:rPr>
@@ -1632,7 +1416,7 @@
                 <w:sz w:val="20"/>
                 <w:szCs w:val="20"/>
               </w:rPr>
-              <w:t>Zone 10 (centre)</w:t>
+              <w:t xml:space="preserve">Zone 10 (centre)</w:t>
             </w:r>
           </w:p>
         </w:tc>
@@ -1641,22 +1425,23 @@
             <w:tcW w:w="1999" w:type="dxa"/>
             <w:tcBorders>
               <w:top w:val="single" w:sz="2" w:space="0" w:color="AAAAAA"/>
-              <w:start w:val="single" w:sz="2" w:space="0" w:color="AAAAAA"/>
+              <w:left w:val="single" w:sz="2" w:space="0" w:color="AAAAAA"/>
               <w:bottom w:val="single" w:sz="2" w:space="0" w:color="AAAAAA"/>
-              <w:end w:val="single" w:sz="2" w:space="0" w:color="AAAAAA"/>
+              <w:right w:val="single" w:sz="2" w:space="0" w:color="AAAAAA"/>
             </w:tcBorders>
-            <w:shd w:fill="FFFFFF" w:val="clear"/>
+            <w:shd w:val="clear" w:color="auto" w:fill="FFFFFF"/>
             <w:tcMar>
               <w:top w:w="60" w:type="dxa"/>
+              <w:left w:w="0" w:type="dxa"/>
               <w:bottom w:w="60" w:type="dxa"/>
+              <w:right w:w="0" w:type="dxa"/>
             </w:tcMar>
           </w:tcPr>
           <w:p>
             <w:pPr>
               <w:pStyle w:val="Normal"/>
               <w:spacing w:before="60" w:after="100"/>
-              <w:jc w:val="start"/>
-              <w:rPr/>
+              <w:jc w:val="left"/>
             </w:pPr>
             <w:r>
               <w:rPr>
@@ -1665,7 +1450,7 @@
                 <w:sz w:val="20"/>
                 <w:szCs w:val="20"/>
               </w:rPr>
-              <w:t>Or</w:t>
+              <w:t xml:space="preserve">Or</w:t>
             </w:r>
           </w:p>
         </w:tc>
@@ -1674,22 +1459,23 @@
             <w:tcW w:w="4844" w:type="dxa"/>
             <w:tcBorders>
               <w:top w:val="single" w:sz="2" w:space="0" w:color="AAAAAA"/>
-              <w:start w:val="single" w:sz="2" w:space="0" w:color="AAAAAA"/>
+              <w:left w:val="single" w:sz="2" w:space="0" w:color="AAAAAA"/>
               <w:bottom w:val="single" w:sz="2" w:space="0" w:color="AAAAAA"/>
-              <w:end w:val="single" w:sz="2" w:space="0" w:color="AAAAAA"/>
+              <w:right w:val="single" w:sz="2" w:space="0" w:color="AAAAAA"/>
             </w:tcBorders>
-            <w:shd w:fill="FFFFFF" w:val="clear"/>
+            <w:shd w:val="clear" w:color="auto" w:fill="FFFFFF"/>
             <w:tcMar>
               <w:top w:w="60" w:type="dxa"/>
+              <w:left w:w="0" w:type="dxa"/>
               <w:bottom w:w="60" w:type="dxa"/>
+              <w:right w:w="0" w:type="dxa"/>
             </w:tcMar>
           </w:tcPr>
           <w:p>
             <w:pPr>
               <w:pStyle w:val="Normal"/>
               <w:spacing w:before="60" w:after="100"/>
-              <w:jc w:val="start"/>
-              <w:rPr/>
+              <w:jc w:val="left"/>
             </w:pPr>
             <w:r>
               <w:rPr>
@@ -1698,34 +1484,34 @@
                 <w:sz w:val="20"/>
                 <w:szCs w:val="20"/>
               </w:rPr>
-              <w:t>6</w:t>
+              <w:t xml:space="preserve">6</w:t>
             </w:r>
           </w:p>
         </w:tc>
       </w:tr>
       <w:tr>
-        <w:trPr/>
         <w:tc>
           <w:tcPr>
             <w:tcW w:w="2795" w:type="dxa"/>
             <w:tcBorders>
               <w:top w:val="single" w:sz="2" w:space="0" w:color="AAAAAA"/>
-              <w:start w:val="single" w:sz="2" w:space="0" w:color="AAAAAA"/>
+              <w:left w:val="single" w:sz="2" w:space="0" w:color="AAAAAA"/>
               <w:bottom w:val="single" w:sz="2" w:space="0" w:color="AAAAAA"/>
-              <w:end w:val="single" w:sz="2" w:space="0" w:color="AAAAAA"/>
+              <w:right w:val="single" w:sz="2" w:space="0" w:color="AAAAAA"/>
             </w:tcBorders>
-            <w:shd w:fill="FFFFFF" w:val="clear"/>
+            <w:shd w:val="clear" w:color="auto" w:fill="FFFFFF"/>
             <w:tcMar>
               <w:top w:w="60" w:type="dxa"/>
+              <w:left w:w="0" w:type="dxa"/>
               <w:bottom w:w="60" w:type="dxa"/>
+              <w:right w:w="0" w:type="dxa"/>
             </w:tcMar>
           </w:tcPr>
           <w:p>
             <w:pPr>
               <w:pStyle w:val="Normal"/>
               <w:spacing w:before="60" w:after="100"/>
-              <w:jc w:val="start"/>
-              <w:rPr/>
+              <w:jc w:val="left"/>
             </w:pPr>
             <w:r>
               <w:rPr>
@@ -1734,7 +1520,7 @@
                 <w:sz w:val="20"/>
                 <w:szCs w:val="20"/>
               </w:rPr>
-              <w:t>Zone 9</w:t>
+              <w:t xml:space="preserve">Zone 9</w:t>
             </w:r>
           </w:p>
         </w:tc>
@@ -1743,22 +1529,23 @@
             <w:tcW w:w="1999" w:type="dxa"/>
             <w:tcBorders>
               <w:top w:val="single" w:sz="2" w:space="0" w:color="AAAAAA"/>
-              <w:start w:val="single" w:sz="2" w:space="0" w:color="AAAAAA"/>
+              <w:left w:val="single" w:sz="2" w:space="0" w:color="AAAAAA"/>
               <w:bottom w:val="single" w:sz="2" w:space="0" w:color="AAAAAA"/>
-              <w:end w:val="single" w:sz="2" w:space="0" w:color="AAAAAA"/>
+              <w:right w:val="single" w:sz="2" w:space="0" w:color="AAAAAA"/>
             </w:tcBorders>
-            <w:shd w:fill="FFFFFF" w:val="clear"/>
+            <w:shd w:val="clear" w:color="auto" w:fill="FFFFFF"/>
             <w:tcMar>
               <w:top w:w="60" w:type="dxa"/>
+              <w:left w:w="0" w:type="dxa"/>
               <w:bottom w:w="60" w:type="dxa"/>
+              <w:right w:w="0" w:type="dxa"/>
             </w:tcMar>
           </w:tcPr>
           <w:p>
             <w:pPr>
               <w:pStyle w:val="Normal"/>
               <w:spacing w:before="60" w:after="100"/>
-              <w:jc w:val="start"/>
-              <w:rPr/>
+              <w:jc w:val="left"/>
             </w:pPr>
             <w:r>
               <w:rPr>
@@ -1767,7 +1554,7 @@
                 <w:sz w:val="20"/>
                 <w:szCs w:val="20"/>
               </w:rPr>
-              <w:t>Or</w:t>
+              <w:t xml:space="preserve">Or</w:t>
             </w:r>
           </w:p>
         </w:tc>
@@ -1776,22 +1563,23 @@
             <w:tcW w:w="4844" w:type="dxa"/>
             <w:tcBorders>
               <w:top w:val="single" w:sz="2" w:space="0" w:color="AAAAAA"/>
-              <w:start w:val="single" w:sz="2" w:space="0" w:color="AAAAAA"/>
+              <w:left w:val="single" w:sz="2" w:space="0" w:color="AAAAAA"/>
               <w:bottom w:val="single" w:sz="2" w:space="0" w:color="AAAAAA"/>
-              <w:end w:val="single" w:sz="2" w:space="0" w:color="AAAAAA"/>
+              <w:right w:val="single" w:sz="2" w:space="0" w:color="AAAAAA"/>
             </w:tcBorders>
-            <w:shd w:fill="FFFFFF" w:val="clear"/>
+            <w:shd w:val="clear" w:color="auto" w:fill="FFFFFF"/>
             <w:tcMar>
               <w:top w:w="60" w:type="dxa"/>
+              <w:left w:w="0" w:type="dxa"/>
               <w:bottom w:w="60" w:type="dxa"/>
+              <w:right w:w="0" w:type="dxa"/>
             </w:tcMar>
           </w:tcPr>
           <w:p>
             <w:pPr>
               <w:pStyle w:val="Normal"/>
               <w:spacing w:before="60" w:after="100"/>
-              <w:jc w:val="start"/>
-              <w:rPr/>
+              <w:jc w:val="left"/>
             </w:pPr>
             <w:r>
               <w:rPr>
@@ -1800,34 +1588,34 @@
                 <w:sz w:val="20"/>
                 <w:szCs w:val="20"/>
               </w:rPr>
-              <w:t>5</w:t>
+              <w:t xml:space="preserve">5</w:t>
             </w:r>
           </w:p>
         </w:tc>
       </w:tr>
       <w:tr>
-        <w:trPr/>
         <w:tc>
           <w:tcPr>
             <w:tcW w:w="2795" w:type="dxa"/>
             <w:tcBorders>
               <w:top w:val="single" w:sz="2" w:space="0" w:color="AAAAAA"/>
-              <w:start w:val="single" w:sz="2" w:space="0" w:color="AAAAAA"/>
+              <w:left w:val="single" w:sz="2" w:space="0" w:color="AAAAAA"/>
               <w:bottom w:val="single" w:sz="2" w:space="0" w:color="AAAAAA"/>
-              <w:end w:val="single" w:sz="2" w:space="0" w:color="AAAAAA"/>
+              <w:right w:val="single" w:sz="2" w:space="0" w:color="AAAAAA"/>
             </w:tcBorders>
-            <w:shd w:fill="FFFFFF" w:val="clear"/>
+            <w:shd w:val="clear" w:color="auto" w:fill="FFFFFF"/>
             <w:tcMar>
               <w:top w:w="60" w:type="dxa"/>
+              <w:left w:w="0" w:type="dxa"/>
               <w:bottom w:w="60" w:type="dxa"/>
+              <w:right w:w="0" w:type="dxa"/>
             </w:tcMar>
           </w:tcPr>
           <w:p>
             <w:pPr>
               <w:pStyle w:val="Normal"/>
               <w:spacing w:before="60" w:after="100"/>
-              <w:jc w:val="start"/>
-              <w:rPr/>
+              <w:jc w:val="left"/>
             </w:pPr>
             <w:r>
               <w:rPr>
@@ -1836,7 +1624,7 @@
                 <w:sz w:val="20"/>
                 <w:szCs w:val="20"/>
               </w:rPr>
-              <w:t>Zones 8 et 7</w:t>
+              <w:t xml:space="preserve">Zones 8 et 7</w:t>
             </w:r>
           </w:p>
         </w:tc>
@@ -1845,22 +1633,23 @@
             <w:tcW w:w="1999" w:type="dxa"/>
             <w:tcBorders>
               <w:top w:val="single" w:sz="2" w:space="0" w:color="AAAAAA"/>
-              <w:start w:val="single" w:sz="2" w:space="0" w:color="AAAAAA"/>
+              <w:left w:val="single" w:sz="2" w:space="0" w:color="AAAAAA"/>
               <w:bottom w:val="single" w:sz="2" w:space="0" w:color="AAAAAA"/>
-              <w:end w:val="single" w:sz="2" w:space="0" w:color="AAAAAA"/>
+              <w:right w:val="single" w:sz="2" w:space="0" w:color="AAAAAA"/>
             </w:tcBorders>
-            <w:shd w:fill="FFFFFF" w:val="clear"/>
+            <w:shd w:val="clear" w:color="auto" w:fill="FFFFFF"/>
             <w:tcMar>
               <w:top w:w="60" w:type="dxa"/>
+              <w:left w:w="0" w:type="dxa"/>
               <w:bottom w:w="60" w:type="dxa"/>
+              <w:right w:w="0" w:type="dxa"/>
             </w:tcMar>
           </w:tcPr>
           <w:p>
             <w:pPr>
               <w:pStyle w:val="Normal"/>
               <w:spacing w:before="60" w:after="100"/>
-              <w:jc w:val="start"/>
-              <w:rPr/>
+              <w:jc w:val="left"/>
             </w:pPr>
             <w:r>
               <w:rPr>
@@ -1869,7 +1658,7 @@
                 <w:sz w:val="20"/>
                 <w:szCs w:val="20"/>
               </w:rPr>
-              <w:t>Noire</w:t>
+              <w:t xml:space="preserve">Noire</w:t>
             </w:r>
           </w:p>
         </w:tc>
@@ -1878,22 +1667,23 @@
             <w:tcW w:w="4844" w:type="dxa"/>
             <w:tcBorders>
               <w:top w:val="single" w:sz="2" w:space="0" w:color="AAAAAA"/>
-              <w:start w:val="single" w:sz="2" w:space="0" w:color="AAAAAA"/>
+              <w:left w:val="single" w:sz="2" w:space="0" w:color="AAAAAA"/>
               <w:bottom w:val="single" w:sz="2" w:space="0" w:color="AAAAAA"/>
-              <w:end w:val="single" w:sz="2" w:space="0" w:color="AAAAAA"/>
+              <w:right w:val="single" w:sz="2" w:space="0" w:color="AAAAAA"/>
             </w:tcBorders>
-            <w:shd w:fill="FFFFFF" w:val="clear"/>
+            <w:shd w:val="clear" w:color="auto" w:fill="FFFFFF"/>
             <w:tcMar>
               <w:top w:w="60" w:type="dxa"/>
+              <w:left w:w="0" w:type="dxa"/>
               <w:bottom w:w="60" w:type="dxa"/>
+              <w:right w:w="0" w:type="dxa"/>
             </w:tcMar>
           </w:tcPr>
           <w:p>
             <w:pPr>
               <w:pStyle w:val="Normal"/>
               <w:spacing w:before="60" w:after="100"/>
-              <w:jc w:val="start"/>
-              <w:rPr/>
+              <w:jc w:val="left"/>
             </w:pPr>
             <w:r>
               <w:rPr>
@@ -1902,34 +1692,34 @@
                 <w:sz w:val="20"/>
                 <w:szCs w:val="20"/>
               </w:rPr>
-              <w:t>4 et 3</w:t>
+              <w:t xml:space="preserve">4 et 3</w:t>
             </w:r>
           </w:p>
         </w:tc>
       </w:tr>
       <w:tr>
-        <w:trPr/>
         <w:tc>
           <w:tcPr>
             <w:tcW w:w="2795" w:type="dxa"/>
             <w:tcBorders>
               <w:top w:val="single" w:sz="2" w:space="0" w:color="AAAAAA"/>
-              <w:start w:val="single" w:sz="2" w:space="0" w:color="AAAAAA"/>
+              <w:left w:val="single" w:sz="2" w:space="0" w:color="AAAAAA"/>
               <w:bottom w:val="single" w:sz="2" w:space="0" w:color="AAAAAA"/>
-              <w:end w:val="single" w:sz="2" w:space="0" w:color="AAAAAA"/>
+              <w:right w:val="single" w:sz="2" w:space="0" w:color="AAAAAA"/>
             </w:tcBorders>
-            <w:shd w:fill="FFFFFF" w:val="clear"/>
+            <w:shd w:val="clear" w:color="auto" w:fill="FFFFFF"/>
             <w:tcMar>
               <w:top w:w="60" w:type="dxa"/>
+              <w:left w:w="0" w:type="dxa"/>
               <w:bottom w:w="60" w:type="dxa"/>
+              <w:right w:w="0" w:type="dxa"/>
             </w:tcMar>
           </w:tcPr>
           <w:p>
             <w:pPr>
               <w:pStyle w:val="Normal"/>
               <w:spacing w:before="60" w:after="100"/>
-              <w:jc w:val="start"/>
-              <w:rPr/>
+              <w:jc w:val="left"/>
             </w:pPr>
             <w:r>
               <w:rPr>
@@ -1938,7 +1728,7 @@
                 <w:sz w:val="20"/>
                 <w:szCs w:val="20"/>
               </w:rPr>
-              <w:t>Zones 6 et 5</w:t>
+              <w:t xml:space="preserve">Zones 6 et 5</w:t>
             </w:r>
           </w:p>
         </w:tc>
@@ -1947,22 +1737,23 @@
             <w:tcW w:w="1999" w:type="dxa"/>
             <w:tcBorders>
               <w:top w:val="single" w:sz="2" w:space="0" w:color="AAAAAA"/>
-              <w:start w:val="single" w:sz="2" w:space="0" w:color="AAAAAA"/>
+              <w:left w:val="single" w:sz="2" w:space="0" w:color="AAAAAA"/>
               <w:bottom w:val="single" w:sz="2" w:space="0" w:color="AAAAAA"/>
-              <w:end w:val="single" w:sz="2" w:space="0" w:color="AAAAAA"/>
+              <w:right w:val="single" w:sz="2" w:space="0" w:color="AAAAAA"/>
             </w:tcBorders>
-            <w:shd w:fill="FFFFFF" w:val="clear"/>
+            <w:shd w:val="clear" w:color="auto" w:fill="FFFFFF"/>
             <w:tcMar>
               <w:top w:w="60" w:type="dxa"/>
+              <w:left w:w="0" w:type="dxa"/>
               <w:bottom w:w="60" w:type="dxa"/>
+              <w:right w:w="0" w:type="dxa"/>
             </w:tcMar>
           </w:tcPr>
           <w:p>
             <w:pPr>
               <w:pStyle w:val="Normal"/>
               <w:spacing w:before="60" w:after="100"/>
-              <w:jc w:val="start"/>
-              <w:rPr/>
+              <w:jc w:val="left"/>
             </w:pPr>
             <w:r>
               <w:rPr>
@@ -1971,7 +1762,7 @@
                 <w:sz w:val="20"/>
                 <w:szCs w:val="20"/>
               </w:rPr>
-              <w:t>Noire</w:t>
+              <w:t xml:space="preserve">Noire</w:t>
             </w:r>
           </w:p>
         </w:tc>
@@ -1980,22 +1771,23 @@
             <w:tcW w:w="4844" w:type="dxa"/>
             <w:tcBorders>
               <w:top w:val="single" w:sz="2" w:space="0" w:color="AAAAAA"/>
-              <w:start w:val="single" w:sz="2" w:space="0" w:color="AAAAAA"/>
+              <w:left w:val="single" w:sz="2" w:space="0" w:color="AAAAAA"/>
               <w:bottom w:val="single" w:sz="2" w:space="0" w:color="AAAAAA"/>
-              <w:end w:val="single" w:sz="2" w:space="0" w:color="AAAAAA"/>
+              <w:right w:val="single" w:sz="2" w:space="0" w:color="AAAAAA"/>
             </w:tcBorders>
-            <w:shd w:fill="FFFFFF" w:val="clear"/>
+            <w:shd w:val="clear" w:color="auto" w:fill="FFFFFF"/>
             <w:tcMar>
               <w:top w:w="60" w:type="dxa"/>
+              <w:left w:w="0" w:type="dxa"/>
               <w:bottom w:w="60" w:type="dxa"/>
+              <w:right w:w="0" w:type="dxa"/>
             </w:tcMar>
           </w:tcPr>
           <w:p>
             <w:pPr>
               <w:pStyle w:val="Normal"/>
               <w:spacing w:before="60" w:after="100"/>
-              <w:jc w:val="start"/>
-              <w:rPr/>
+              <w:jc w:val="left"/>
             </w:pPr>
             <w:r>
               <w:rPr>
@@ -2004,34 +1796,34 @@
                 <w:sz w:val="20"/>
                 <w:szCs w:val="20"/>
               </w:rPr>
-              <w:t>2 et 1</w:t>
+              <w:t xml:space="preserve">2 et 1</w:t>
             </w:r>
           </w:p>
         </w:tc>
       </w:tr>
       <w:tr>
-        <w:trPr/>
         <w:tc>
           <w:tcPr>
             <w:tcW w:w="2795" w:type="dxa"/>
             <w:tcBorders>
               <w:top w:val="single" w:sz="2" w:space="0" w:color="AAAAAA"/>
-              <w:start w:val="single" w:sz="2" w:space="0" w:color="AAAAAA"/>
+              <w:left w:val="single" w:sz="2" w:space="0" w:color="AAAAAA"/>
               <w:bottom w:val="single" w:sz="2" w:space="0" w:color="AAAAAA"/>
-              <w:end w:val="single" w:sz="2" w:space="0" w:color="AAAAAA"/>
+              <w:right w:val="single" w:sz="2" w:space="0" w:color="AAAAAA"/>
             </w:tcBorders>
-            <w:shd w:fill="FFFFFF" w:val="clear"/>
+            <w:shd w:val="clear" w:color="auto" w:fill="FFFFFF"/>
             <w:tcMar>
               <w:top w:w="60" w:type="dxa"/>
+              <w:left w:w="0" w:type="dxa"/>
               <w:bottom w:w="60" w:type="dxa"/>
+              <w:right w:w="0" w:type="dxa"/>
             </w:tcMar>
           </w:tcPr>
           <w:p>
             <w:pPr>
               <w:pStyle w:val="Normal"/>
               <w:spacing w:before="60" w:after="100"/>
-              <w:jc w:val="start"/>
-              <w:rPr/>
+              <w:jc w:val="left"/>
             </w:pPr>
             <w:r>
               <w:rPr>
@@ -2040,7 +1832,7 @@
                 <w:sz w:val="20"/>
                 <w:szCs w:val="20"/>
               </w:rPr>
-              <w:t>Zones 4 à 1</w:t>
+              <w:t xml:space="preserve">Zones 4 à 1</w:t>
             </w:r>
           </w:p>
         </w:tc>
@@ -2049,22 +1841,23 @@
             <w:tcW w:w="1999" w:type="dxa"/>
             <w:tcBorders>
               <w:top w:val="single" w:sz="2" w:space="0" w:color="AAAAAA"/>
-              <w:start w:val="single" w:sz="2" w:space="0" w:color="AAAAAA"/>
+              <w:left w:val="single" w:sz="2" w:space="0" w:color="AAAAAA"/>
               <w:bottom w:val="single" w:sz="2" w:space="0" w:color="AAAAAA"/>
-              <w:end w:val="single" w:sz="2" w:space="0" w:color="AAAAAA"/>
+              <w:right w:val="single" w:sz="2" w:space="0" w:color="AAAAAA"/>
             </w:tcBorders>
-            <w:shd w:fill="FFFFFF" w:val="clear"/>
+            <w:shd w:val="clear" w:color="auto" w:fill="FFFFFF"/>
             <w:tcMar>
               <w:top w:w="60" w:type="dxa"/>
+              <w:left w:w="0" w:type="dxa"/>
               <w:bottom w:w="60" w:type="dxa"/>
+              <w:right w:w="0" w:type="dxa"/>
             </w:tcMar>
           </w:tcPr>
           <w:p>
             <w:pPr>
               <w:pStyle w:val="Normal"/>
               <w:spacing w:before="60" w:after="100"/>
-              <w:jc w:val="start"/>
-              <w:rPr/>
+              <w:jc w:val="left"/>
             </w:pPr>
             <w:r>
               <w:rPr>
@@ -2073,7 +1866,7 @@
                 <w:sz w:val="20"/>
                 <w:szCs w:val="20"/>
               </w:rPr>
-              <w:t>—</w:t>
+              <w:t xml:space="preserve">—</w:t>
             </w:r>
           </w:p>
         </w:tc>
@@ -2082,22 +1875,23 @@
             <w:tcW w:w="4844" w:type="dxa"/>
             <w:tcBorders>
               <w:top w:val="single" w:sz="2" w:space="0" w:color="AAAAAA"/>
-              <w:start w:val="single" w:sz="2" w:space="0" w:color="AAAAAA"/>
+              <w:left w:val="single" w:sz="2" w:space="0" w:color="AAAAAA"/>
               <w:bottom w:val="single" w:sz="2" w:space="0" w:color="AAAAAA"/>
-              <w:end w:val="single" w:sz="2" w:space="0" w:color="AAAAAA"/>
+              <w:right w:val="single" w:sz="2" w:space="0" w:color="AAAAAA"/>
             </w:tcBorders>
-            <w:shd w:fill="FFFFFF" w:val="clear"/>
+            <w:shd w:val="clear" w:color="auto" w:fill="FFFFFF"/>
             <w:tcMar>
               <w:top w:w="60" w:type="dxa"/>
+              <w:left w:w="0" w:type="dxa"/>
               <w:bottom w:w="60" w:type="dxa"/>
+              <w:right w:w="0" w:type="dxa"/>
             </w:tcMar>
           </w:tcPr>
           <w:p>
             <w:pPr>
               <w:pStyle w:val="Normal"/>
               <w:spacing w:before="60" w:after="100"/>
-              <w:jc w:val="start"/>
-              <w:rPr/>
+              <w:jc w:val="left"/>
             </w:pPr>
             <w:r>
               <w:rPr>
@@ -2106,7 +1900,7 @@
                 <w:sz w:val="20"/>
                 <w:szCs w:val="20"/>
               </w:rPr>
-              <w:t>0 (Manqué)</w:t>
+              <w:t xml:space="preserve">0 (Manqué)</w:t>
             </w:r>
           </w:p>
         </w:tc>
@@ -2119,7 +1913,6 @@
           <w:bottom w:val="single" w:sz="6" w:space="4" w:color="8B6914"/>
         </w:pBdr>
         <w:spacing w:before="360" w:after="120"/>
-        <w:rPr/>
       </w:pPr>
       <w:r>
         <w:rPr>
@@ -2130,14 +1923,13 @@
           <w:sz w:val="32"/>
           <w:szCs w:val="32"/>
         </w:rPr>
-        <w:t>5. Déroulement d'une volée</w:t>
+        <w:t xml:space="preserve">5. Déroulement d'une volée</w:t>
       </w:r>
     </w:p>
     <w:p>
       <w:pPr>
         <w:pStyle w:val="Heading2"/>
         <w:spacing w:before="240" w:after="80"/>
-        <w:rPr/>
       </w:pPr>
       <w:r>
         <w:rPr>
@@ -2148,29 +1940,29 @@
           <w:sz w:val="24"/>
           <w:szCs w:val="24"/>
         </w:rPr>
-        <w:t>5.1  Génération des impacts</w:t>
+        <w:t xml:space="preserve">5.1  Génération des impacts</w:t>
       </w:r>
     </w:p>
     <w:p>
       <w:pPr>
         <w:pStyle w:val="Normal"/>
         <w:spacing w:before="60" w:after="100"/>
-        <w:jc w:val="start"/>
-        <w:rPr>
-          <w:rFonts w:eastAsia="Arial" w:cs="Arial"/>
-          <w:color w:val="222222"/>
-          <w:sz w:val="20"/>
-          <w:szCs w:val="20"/>
-        </w:rPr>
-      </w:pPr>
-      <w:r>
-        <w:rPr>
-          <w:rFonts w:eastAsia="Arial" w:cs="Arial"/>
-          <w:color w:val="222222"/>
-          <w:sz w:val="20"/>
-          <w:szCs w:val="20"/>
-        </w:rPr>
-        <w:t>Cliquez sur un bouton de volée pour simuler une nouvelle volée. Les flèches apparaissent une à une sur le blason, chacune accompagnée du son de vol et d'impact.</w:t>
+        <w:jc w:val="left"/>
+        <w:rPr>
+          <w:rFonts w:eastAsia="Arial" w:cs="Arial"/>
+          <w:color w:val="222222"/>
+          <w:sz w:val="20"/>
+          <w:szCs w:val="20"/>
+        </w:rPr>
+      </w:pPr>
+      <w:r>
+        <w:rPr>
+          <w:rFonts w:eastAsia="Arial" w:cs="Arial"/>
+          <w:color w:val="222222"/>
+          <w:sz w:val="20"/>
+          <w:szCs w:val="20"/>
+        </w:rPr>
+        <w:t xml:space="preserve">Cliquez sur un bouton de volée pour simuler une nouvelle volée. Les flèches apparaissent une à une sur le blason, chacune accompagnée du son de vol et d'impact.</w:t>
       </w:r>
     </w:p>
     <w:p>
@@ -2179,25 +1971,30 @@
         <w:pBdr>
           <w:left w:val="single" w:sz="24" w:space="4" w:color="8B6914"/>
         </w:pBdr>
-        <w:shd w:val="clear" w:fill="E8F5E9"/>
+        <w:shd w:val="clear" w:color="auto" w:fill="E8F5E9"/>
         <w:spacing w:before="100" w:after="100"/>
-        <w:ind w:hanging="0" w:start="170" w:end="0"/>
-        <w:rPr/>
-      </w:pPr>
-      <w:r>
-        <w:rPr/>
-        <w:t xml:space="preserve">💡 </w:t>
-      </w:r>
-      <w:r>
-        <w:rPr>
+        <w:ind w:leftChars="0" w:left="1170" w:right="0" w:firstLineChars="0" w:hanging="1080"/>
+      </w:pPr>
+      <w:r>
+        <w:rPr>
+          <w:rFonts w:eastAsia="Arial" w:cs="Arial"/>
           <w:b/>
           <w:bCs/>
           <w:color w:val="8B6914"/>
-        </w:rPr>
-        <w:t>Astuce</w:t>
-      </w:r>
-      <w:r>
-        <w:rPr/>
+          <w:sz w:val="20"/>
+          <w:szCs w:val="20"/>
+        </w:rPr>
+        <w:t xml:space="preserve">💡 A</w:t>
+      </w:r>
+      <w:r>
+        <w:rPr>
+          <w:b/>
+          <w:bCs/>
+          <w:color w:val="8B6914"/>
+        </w:rPr>
+        <w:t xml:space="preserve">stuce</w:t>
+      </w:r>
+      <w:r>
         <w:t xml:space="preserve"> : La cible est présentée dans son environnement habituel de compétition : deux supports en bois (haut et bas) et deux sangles de maintien bleues. </w:t>
       </w:r>
     </w:p>
@@ -2205,22 +2002,22 @@
       <w:pPr>
         <w:pStyle w:val="Normal"/>
         <w:spacing w:before="60" w:after="100"/>
-        <w:jc w:val="start"/>
-        <w:rPr>
-          <w:rFonts w:eastAsia="Arial" w:cs="Arial"/>
-          <w:color w:val="222222"/>
-          <w:sz w:val="20"/>
-          <w:szCs w:val="20"/>
-        </w:rPr>
-      </w:pPr>
-      <w:r>
-        <w:rPr>
-          <w:rFonts w:eastAsia="Arial" w:cs="Arial"/>
-          <w:color w:val="222222"/>
-          <w:sz w:val="20"/>
-          <w:szCs w:val="20"/>
-        </w:rPr>
-        <w:t>Chaque impact est représenté par un cercle argenté muni de trois plumes stylisées (une orange et deux vertes) pour une meilleure visibilité et un aspect plus réaliste.chacune accompagnée du son de vol et d'impact.</w:t>
+        <w:jc w:val="left"/>
+        <w:rPr>
+          <w:rFonts w:eastAsia="Arial" w:cs="Arial"/>
+          <w:color w:val="222222"/>
+          <w:sz w:val="20"/>
+          <w:szCs w:val="20"/>
+        </w:rPr>
+      </w:pPr>
+      <w:r>
+        <w:rPr>
+          <w:rFonts w:eastAsia="Arial" w:cs="Arial"/>
+          <w:color w:val="222222"/>
+          <w:sz w:val="20"/>
+          <w:szCs w:val="20"/>
+        </w:rPr>
+        <w:t xml:space="preserve">Chaque impact est représenté par un cercle argenté muni de trois plumes stylisées (une orange et deux vertes) pour une meilleure visibilité et un aspect plus réaliste.</w:t>
       </w:r>
     </w:p>
     <w:p>
@@ -2230,13 +2027,12 @@
         <w:pBdr>
           <w:left w:val="single" w:sz="24" w:space="4" w:color="8B6914"/>
         </w:pBdr>
-        <w:shd w:val="clear" w:fill="E3F2FD"/>
-        <w:suppressAutoHyphens w:val="true"/>
+        <w:shd w:val="clear" w:color="auto" w:fill="E3F2FD"/>
+        <w:suppressAutoHyphens/>
         <w:bidi w:val="0"/>
         <w:spacing w:before="102" w:after="0"/>
-        <w:ind w:hanging="113" w:start="283" w:end="0"/>
-        <w:jc w:val="start"/>
-        <w:rPr/>
+        <w:ind w:leftChars="0" w:left="720" w:right="0" w:firstLineChars="0" w:hanging="630"/>
+        <w:jc w:val="left"/>
       </w:pPr>
       <w:r>
         <w:rPr>
@@ -2247,17 +2043,6 @@
           <w:sz w:val="20"/>
           <w:szCs w:val="20"/>
         </w:rPr>
-        <w:t xml:space="preserve">ℹ️ℹ️ℹ️ℹ️  </w:t>
-      </w:r>
-      <w:r>
-        <w:rPr>
-          <w:rFonts w:eastAsia="Arial" w:cs="Arial"/>
-          <w:b/>
-          <w:bCs/>
-          <w:color w:val="8B6914"/>
-          <w:sz w:val="20"/>
-          <w:szCs w:val="20"/>
-        </w:rPr>
         <w:t xml:space="preserve">Note : </w:t>
       </w:r>
       <w:r>
@@ -2267,14 +2052,13 @@
           <w:sz w:val="20"/>
           <w:szCs w:val="20"/>
         </w:rPr>
-        <w:t>Les boutons de mode restent actifs tant qu'aucun point n'a été saisi. Vous pouvez donc changer de mode avant de commencer.</w:t>
+        <w:t xml:space="preserve">Les boutons de mode restent actifs tant qu'aucun point n'a été saisi. Vous pouvez donc changer de mode avant de commencer.</w:t>
       </w:r>
     </w:p>
     <w:p>
       <w:pPr>
         <w:pStyle w:val="Heading2"/>
         <w:spacing w:before="240" w:after="80"/>
-        <w:rPr/>
       </w:pPr>
       <w:r>
         <w:rPr>
@@ -2285,32 +2069,30 @@
           <w:sz w:val="24"/>
           <w:szCs w:val="24"/>
         </w:rPr>
-        <w:t>5.2  Saisir les points</w:t>
+        <w:t xml:space="preserve">5.2  Saisir les points</w:t>
       </w:r>
     </w:p>
     <w:p>
       <w:pPr>
         <w:pStyle w:val="Normal"/>
         <w:spacing w:before="60" w:after="100"/>
-        <w:jc w:val="start"/>
-        <w:rPr/>
-      </w:pPr>
-      <w:r>
-        <w:rPr>
-          <w:rFonts w:eastAsia="Arial" w:cs="Arial"/>
-          <w:color w:val="222222"/>
-          <w:sz w:val="20"/>
-          <w:szCs w:val="20"/>
-        </w:rPr>
-        <w:t>Utilisez le clavier virtuel (panneau droit) pour saisir la valeur de chaque flèche :</w:t>
+        <w:jc w:val="left"/>
+      </w:pPr>
+      <w:r>
+        <w:rPr>
+          <w:rFonts w:eastAsia="Arial" w:cs="Arial"/>
+          <w:color w:val="222222"/>
+          <w:sz w:val="20"/>
+          <w:szCs w:val="20"/>
+        </w:rPr>
+        <w:t xml:space="preserve">Utilisez le clavier virtuel (panneau droit) pour saisir la valeur de chaque flèche :</w:t>
       </w:r>
     </w:p>
     <w:p>
       <w:pPr>
         <w:pStyle w:val="Normal"/>
         <w:spacing w:before="40" w:after="40"/>
-        <w:ind w:hanging="320" w:start="720"/>
-        <w:rPr/>
+        <w:ind w:left="720" w:hanging="320"/>
       </w:pPr>
       <w:r>
         <w:rPr>
@@ -2332,7 +2114,7 @@
           <w:sz w:val="20"/>
           <w:szCs w:val="20"/>
         </w:rPr>
-        <w:t>Touches 10 à 1</w:t>
+        <w:t xml:space="preserve">Touches 10 à 1</w:t>
       </w:r>
       <w:r>
         <w:rPr>
@@ -2348,8 +2130,7 @@
       <w:pPr>
         <w:pStyle w:val="Normal"/>
         <w:spacing w:before="40" w:after="40"/>
-        <w:ind w:hanging="320" w:start="720"/>
-        <w:rPr/>
+        <w:ind w:left="720" w:hanging="320"/>
       </w:pPr>
       <w:r>
         <w:rPr>
@@ -2371,7 +2152,7 @@
           <w:sz w:val="20"/>
           <w:szCs w:val="20"/>
         </w:rPr>
-        <w:t>Touche M</w:t>
+        <w:t xml:space="preserve">Touche M</w:t>
       </w:r>
       <w:r>
         <w:rPr>
@@ -2387,8 +2168,7 @@
       <w:pPr>
         <w:pStyle w:val="Normal"/>
         <w:spacing w:before="40" w:after="40"/>
-        <w:ind w:hanging="320" w:start="720"/>
-        <w:rPr/>
+        <w:ind w:left="720" w:hanging="320"/>
       </w:pPr>
       <w:r>
         <w:rPr>
@@ -2410,7 +2190,7 @@
           <w:sz w:val="20"/>
           <w:szCs w:val="20"/>
         </w:rPr>
-        <w:t>Touche Eff</w:t>
+        <w:t xml:space="preserve">Touche Eff</w:t>
       </w:r>
       <w:r>
         <w:rPr>
@@ -2426,17 +2206,16 @@
       <w:pPr>
         <w:pStyle w:val="Normal"/>
         <w:spacing w:before="60" w:after="100"/>
-        <w:jc w:val="start"/>
-        <w:rPr/>
-      </w:pPr>
-      <w:r>
-        <w:rPr>
-          <w:rFonts w:eastAsia="Arial" w:cs="Arial"/>
-          <w:color w:val="222222"/>
-          <w:sz w:val="20"/>
-          <w:szCs w:val="20"/>
-        </w:rPr>
-        <w:t>Si la valeur saisie ne correspond à aucune flèche visible, un flash rouge et un signal sonore vous le signalent.</w:t>
+        <w:jc w:val="left"/>
+      </w:pPr>
+      <w:r>
+        <w:rPr>
+          <w:rFonts w:eastAsia="Arial" w:cs="Arial"/>
+          <w:color w:val="222222"/>
+          <w:sz w:val="20"/>
+          <w:szCs w:val="20"/>
+        </w:rPr>
+        <w:t xml:space="preserve">Si la valeur saisie ne correspond à aucune flèche visible, un flash rouge et un signal sonore vous le signalent.</w:t>
       </w:r>
     </w:p>
     <w:p>
@@ -2446,12 +2225,11 @@
         <w:pBdr>
           <w:left w:val="single" w:sz="24" w:space="4" w:color="8B6914"/>
         </w:pBdr>
-        <w:shd w:val="clear" w:fill="E8F5E9"/>
+        <w:shd w:val="clear" w:color="auto" w:fill="E8F5E9"/>
         <w:bidi w:val="0"/>
         <w:spacing w:before="100" w:after="100"/>
-        <w:ind w:hanging="0" w:start="170" w:end="0"/>
-        <w:jc w:val="start"/>
-        <w:rPr/>
+        <w:ind w:left="170" w:right="0" w:firstLine="0"/>
+        <w:jc w:val="left"/>
       </w:pPr>
       <w:r>
         <w:rPr>
@@ -2462,34 +2240,22 @@
           <w:sz w:val="20"/>
           <w:szCs w:val="20"/>
         </w:rPr>
-        <w:t xml:space="preserve">💡  </w:t>
-      </w:r>
-      <w:r>
-        <w:rPr>
-          <w:rFonts w:eastAsia="Arial" w:cs="Arial"/>
-          <w:b/>
-          <w:bCs/>
-          <w:color w:val="8B6914"/>
-          <w:sz w:val="20"/>
-          <w:szCs w:val="20"/>
-        </w:rPr>
-        <w:t xml:space="preserve">Astuce : </w:t>
-      </w:r>
-      <w:r>
-        <w:rPr>
-          <w:rFonts w:eastAsia="Arial" w:cs="Arial"/>
-          <w:color w:val="222222"/>
-          <w:sz w:val="20"/>
-          <w:szCs w:val="20"/>
-        </w:rPr>
-        <w:t>En mode CAMPAGNE, la touche M peut apparaître comme 0 lors de la saisie du total — c'est normal.</w:t>
+        <w:t xml:space="preserve">💡 Astuce : </w:t>
+      </w:r>
+      <w:r>
+        <w:rPr>
+          <w:rFonts w:eastAsia="Arial" w:cs="Arial"/>
+          <w:color w:val="222222"/>
+          <w:sz w:val="20"/>
+          <w:szCs w:val="20"/>
+        </w:rPr>
+        <w:t xml:space="preserve">En mode CAMPAGNE, la touche M peut apparaître comme 0 lors de la saisie du total — c'est normal.</w:t>
       </w:r>
     </w:p>
     <w:p>
       <w:pPr>
         <w:pStyle w:val="Heading2"/>
         <w:spacing w:before="240" w:after="80"/>
-        <w:rPr/>
       </w:pPr>
       <w:r>
         <w:rPr>
@@ -2500,39 +2266,38 @@
           <w:sz w:val="24"/>
           <w:szCs w:val="24"/>
         </w:rPr>
-        <w:t>5.3  Saisir le total</w:t>
+        <w:t xml:space="preserve">5.3  Saisir le total</w:t>
       </w:r>
     </w:p>
     <w:p>
       <w:pPr>
         <w:pStyle w:val="Normal"/>
         <w:spacing w:before="60" w:after="100"/>
-        <w:jc w:val="start"/>
-        <w:rPr>
-          <w:rFonts w:eastAsia="Arial" w:cs="Arial"/>
-          <w:color w:val="222222"/>
-          <w:sz w:val="20"/>
-          <w:szCs w:val="20"/>
-        </w:rPr>
-      </w:pPr>
-      <w:r>
-        <w:rPr>
-          <w:rFonts w:eastAsia="Arial" w:cs="Arial"/>
-          <w:color w:val="222222"/>
-          <w:sz w:val="20"/>
-          <w:szCs w:val="20"/>
-        </w:rPr>
-        <w:t>Quand toutes les flèches sont saisies, le champ TOTAL s'active. Le clavier virtuel se simplifie automatiquement : seule la touche Eff reste visible, élargie sur toute la largeur du panneau.</w:t>
+        <w:jc w:val="left"/>
+        <w:rPr>
+          <w:rFonts w:eastAsia="Arial" w:cs="Arial"/>
+          <w:color w:val="222222"/>
+          <w:sz w:val="20"/>
+          <w:szCs w:val="20"/>
+        </w:rPr>
+      </w:pPr>
+      <w:r>
+        <w:rPr>
+          <w:rFonts w:eastAsia="Arial" w:cs="Arial"/>
+          <w:color w:val="222222"/>
+          <w:sz w:val="20"/>
+          <w:szCs w:val="20"/>
+        </w:rPr>
+        <w:t xml:space="preserve">Quand toutes les flèches sont saisies, le champ TOTAL s'active. Le clavier virtuel se simplifie automatiquement : seule la touche Eff reste visible, élargie sur toute la largeur du panneau.</w:t>
         <w:br/>
-        <w:t>Le curseur est placé directement dans le champ TOTAL. Entrez la somme des points.</w:t>
+        <w:t xml:space="preserve">Le curseur est placé directement dans le champ TOTAL. Entrez la somme des points.</w:t>
       </w:r>
     </w:p>
     <w:p>
       <w:pPr>
         <w:pStyle w:val="Normal"/>
         <w:spacing w:before="40" w:after="40"/>
-        <w:ind w:hanging="320" w:start="720"/>
-        <w:rPr/>
+        <w:ind w:left="720" w:hanging="320"/>
       </w:pPr>
       <w:r>
         <w:rPr>
@@ -2563,15 +2328,14 @@
           <w:sz w:val="20"/>
           <w:szCs w:val="20"/>
         </w:rPr>
-        <w:t>: le champ s'affiche en vert et la volée suivante arrive automatiquement.</w:t>
+        <w:t xml:space="preserve">: le champ s'affiche en vert et la volée suivante arrive automatiquement.</w:t>
       </w:r>
     </w:p>
     <w:p>
       <w:pPr>
         <w:pStyle w:val="Normal"/>
         <w:spacing w:before="40" w:after="40"/>
-        <w:ind w:hanging="320" w:start="720"/>
-        <w:rPr/>
+        <w:ind w:left="720" w:hanging="320"/>
       </w:pPr>
       <w:r>
         <w:rPr>
@@ -2602,14 +2366,14 @@
           <w:sz w:val="20"/>
           <w:szCs w:val="20"/>
         </w:rPr>
-        <w:t>: flash rouge, signal sonore, et le champ est effacé pour que vous recommenciez.</w:t>
+        <w:t xml:space="preserve">: flash rouge, signal sonore, et le champ est effacé pour que vous recommenciez.</w:t>
       </w:r>
     </w:p>
     <w:p>
       <w:pPr>
         <w:pStyle w:val="Normal"/>
         <w:spacing w:before="40" w:after="40"/>
-        <w:ind w:hanging="320" w:start="720"/>
+        <w:ind w:left="720" w:hanging="320"/>
         <w:rPr>
           <w:rFonts w:eastAsia="Arial" w:cs="Arial"/>
           <w:color w:val="222222"/>
@@ -2625,17 +2389,7 @@
           <w:sz w:val="20"/>
           <w:szCs w:val="20"/>
         </w:rPr>
-        <w:t xml:space="preserve">• </w:t>
-      </w:r>
-      <w:r>
-        <w:rPr>
-          <w:rStyle w:val="Strong"/>
-          <w:rFonts w:eastAsia="Arial" w:cs="Arial"/>
-          <w:color w:val="222222"/>
-          <w:sz w:val="20"/>
-          <w:szCs w:val="20"/>
-        </w:rPr>
-        <w:t>Touche Eff</w:t>
+        <w:t xml:space="preserve">• Touche Eff</w:t>
       </w:r>
       <w:r>
         <w:rPr>
@@ -2650,25 +2404,23 @@
     <w:p>
       <w:pPr>
         <w:pStyle w:val="Heading2"/>
-        <w:keepNext w:val="true"/>
+        <w:keepNext/>
         <w:widowControl/>
         <w:bidi w:val="0"/>
-        <w:jc w:val="start"/>
+        <w:jc w:val="left"/>
         <w:rPr>
           <w:rFonts w:ascii="Arial" w:hAnsi="Arial"/>
         </w:rPr>
       </w:pPr>
       <w:r>
-        <w:rPr/>
-        <w:t>5.4.  Règle des cordons (scoring)</w:t>
+        <w:t xml:space="preserve">5.4.  Règle des cordons (scoring)</w:t>
       </w:r>
     </w:p>
     <w:p>
       <w:pPr>
         <w:pStyle w:val="BodyText"/>
-        <w:spacing w:lineRule="auto" w:line="240" w:before="62" w:after="79"/>
-        <w:ind w:hanging="0" w:start="0" w:end="0"/>
-        <w:rPr/>
+        <w:spacing w:before="62" w:after="79" w:line="240" w:lineRule="auto"/>
+        <w:ind w:left="0" w:right="0" w:firstLine="0"/>
       </w:pPr>
       <w:r>
         <w:rPr>
@@ -2685,7 +2437,7 @@
           <w:color w:val="222222"/>
           <w:sz w:val="20"/>
         </w:rPr>
-        <w:t>bord le plus proche du centre</w:t>
+        <w:t xml:space="preserve">bord le plus proche du centre</w:t>
       </w:r>
       <w:r>
         <w:rPr>
@@ -2708,7 +2460,7 @@
           <w:color w:val="222222"/>
           <w:sz w:val="20"/>
         </w:rPr>
-        <w:t>zone intérieure</w:t>
+        <w:t xml:space="preserve">zone intérieure</w:t>
       </w:r>
       <w:r>
         <w:rPr>
@@ -2722,14 +2474,14 @@
           <w:color w:val="222222"/>
           <w:sz w:val="20"/>
         </w:rPr>
-        <w:t>qui est attribuée (règle du cordon favorable).</w:t>
+        <w:t xml:space="preserve">qui est attribuée (règle du cordon favorable).</w:t>
       </w:r>
     </w:p>
     <w:p>
       <w:pPr>
         <w:pStyle w:val="BodyText"/>
-        <w:spacing w:lineRule="auto" w:line="240" w:before="62" w:after="79"/>
-        <w:ind w:hanging="0" w:start="0" w:end="0"/>
+        <w:spacing w:before="62" w:after="79" w:line="240" w:lineRule="auto"/>
+        <w:ind w:left="0" w:right="0" w:firstLine="0"/>
         <w:rPr>
           <w:rFonts w:ascii="Arial;serif" w:hAnsi="Arial;serif"/>
           <w:color w:val="222222"/>
@@ -2742,7 +2494,7 @@
           <w:color w:val="222222"/>
           <w:sz w:val="20"/>
         </w:rPr>
-        <w:t>L'épaisseur du trait de bordure est prise en compte : mordre sur le trait vaut la zone supérieure.</w:t>
+        <w:t xml:space="preserve">L'épaisseur du trait de bordure est prise en compte : mordre sur le trait vaut la zone supérieure.</w:t>
       </w:r>
     </w:p>
     <w:p>
@@ -2752,13 +2504,12 @@
         <w:pBdr>
           <w:left w:val="single" w:sz="24" w:space="4" w:color="8B6914"/>
         </w:pBdr>
-        <w:shd w:val="clear" w:fill="E3F2FD"/>
-        <w:suppressAutoHyphens w:val="true"/>
+        <w:shd w:val="clear" w:color="auto" w:fill="F4EBCC"/>
+        <w:suppressAutoHyphens/>
         <w:bidi w:val="0"/>
         <w:spacing w:before="100" w:after="100"/>
-        <w:ind w:hanging="0" w:start="170" w:end="0"/>
-        <w:jc w:val="start"/>
-        <w:rPr/>
+        <w:ind w:leftChars="0" w:left="1260" w:right="0" w:firstLineChars="0" w:hanging="1260"/>
+        <w:jc w:val="left"/>
       </w:pPr>
       <w:r>
         <w:rPr>
@@ -2766,15 +2517,7 @@
           <w:bCs/>
           <w:color w:val="8B6914"/>
         </w:rPr>
-        <w:t xml:space="preserve">⚠️ </w:t>
-      </w:r>
-      <w:r>
-        <w:rPr>
-          <w:b/>
-          <w:bCs/>
-          <w:color w:val="8B6914"/>
-        </w:rPr>
-        <w:t xml:space="preserve">Note : </w:t>
+        <w:t xml:space="preserve">⚠️ Attention : </w:t>
       </w:r>
       <w:r>
         <w:rPr>
@@ -2783,7 +2526,7 @@
           <w:kern w:val="0"/>
           <w:sz w:val="20"/>
           <w:szCs w:val="20"/>
-          <w:lang w:val="fr-FR" w:eastAsia="zh-CN" w:bidi="hi-IN"/>
+          <w:lang w:val="fr-FR" w:bidi="hi-IN"/>
         </w:rPr>
         <w:t xml:space="preserve">Les plumes fixées au périmètre de l'impact sont des éléments purement esthétiques. Seul le cercle argenté (le corps de la flèche) compte pour la détermination du point. Si le bord du cercle argenté touche un trait, la zone supérieure est accordée. </w:t>
       </w:r>
@@ -2795,7 +2538,6 @@
           <w:bottom w:val="single" w:sz="6" w:space="4" w:color="8B6914"/>
         </w:pBdr>
         <w:spacing w:before="360" w:after="120"/>
-        <w:rPr/>
       </w:pPr>
       <w:r>
         <w:rPr>
@@ -2806,14 +2548,13 @@
           <w:sz w:val="32"/>
           <w:szCs w:val="32"/>
         </w:rPr>
-        <w:t>6. Mode Challenge</w:t>
+        <w:t xml:space="preserve">6. Mode Challenge</w:t>
       </w:r>
     </w:p>
     <w:p>
       <w:pPr>
         <w:pStyle w:val="Heading2"/>
         <w:spacing w:before="240" w:after="80"/>
-        <w:rPr/>
       </w:pPr>
       <w:r>
         <w:rPr>
@@ -2824,58 +2565,57 @@
           <w:sz w:val="24"/>
           <w:szCs w:val="24"/>
         </w:rPr>
-        <w:t>6.1  À quoi ça sert ?</w:t>
+        <w:t xml:space="preserve">6.1  À quoi ça sert ?</w:t>
       </w:r>
     </w:p>
     <w:p>
       <w:pPr>
         <w:pStyle w:val="Normal"/>
         <w:spacing w:before="60" w:after="100"/>
-        <w:jc w:val="start"/>
-        <w:rPr>
-          <w:rFonts w:eastAsia="Arial" w:cs="Arial"/>
-          <w:color w:val="222222"/>
-          <w:sz w:val="20"/>
-          <w:szCs w:val="20"/>
-        </w:rPr>
-      </w:pPr>
-      <w:r>
-        <w:rPr>
-          <w:rFonts w:eastAsia="Arial" w:cs="Arial"/>
-          <w:color w:val="222222"/>
-          <w:sz w:val="20"/>
-          <w:szCs w:val="20"/>
-        </w:rPr>
-        <w:t>Le Challenge évalue votre rapidité et votre précision sur 10 volées consécutives. Idéal pour vous mesurer à vous-même ou créer une émulation entre archers.</w:t>
+        <w:jc w:val="left"/>
+        <w:rPr>
+          <w:rFonts w:eastAsia="Arial" w:cs="Arial"/>
+          <w:color w:val="222222"/>
+          <w:sz w:val="20"/>
+          <w:szCs w:val="20"/>
+        </w:rPr>
+      </w:pPr>
+      <w:r>
+        <w:rPr>
+          <w:rFonts w:eastAsia="Arial" w:cs="Arial"/>
+          <w:color w:val="222222"/>
+          <w:sz w:val="20"/>
+          <w:szCs w:val="20"/>
+        </w:rPr>
+        <w:t xml:space="preserve">Le Challenge évalue votre rapidité et votre précision sur 10 volées consécutives. Idéal pour vous mesurer à vous-même ou créer une émulation entre archers.</w:t>
       </w:r>
     </w:p>
     <w:p>
       <w:pPr>
         <w:pStyle w:val="Normal"/>
         <w:spacing w:before="60" w:after="100"/>
-        <w:jc w:val="start"/>
-        <w:rPr>
-          <w:rFonts w:eastAsia="Arial" w:cs="Arial"/>
-          <w:color w:val="222222"/>
-          <w:sz w:val="20"/>
-          <w:szCs w:val="20"/>
-        </w:rPr>
-      </w:pPr>
-      <w:r>
-        <w:rPr>
-          <w:rFonts w:eastAsia="Arial" w:cs="Arial"/>
-          <w:color w:val="222222"/>
-          <w:sz w:val="20"/>
-          <w:szCs w:val="20"/>
-        </w:rPr>
-        <w:t xml:space="preserve">Chaque challenge terminé est enregistré dans le journal des records du club et alimente le classement (Top Ten) de son mode de jeu. </w:t>
+        <w:jc w:val="left"/>
+        <w:rPr>
+          <w:rFonts w:eastAsia="Arial" w:cs="Arial"/>
+          <w:color w:val="222222"/>
+          <w:sz w:val="20"/>
+          <w:szCs w:val="20"/>
+        </w:rPr>
+      </w:pPr>
+      <w:r>
+        <w:rPr>
+          <w:rFonts w:eastAsia="Arial" w:cs="Arial"/>
+          <w:color w:val="222222"/>
+          <w:sz w:val="20"/>
+          <w:szCs w:val="20"/>
+        </w:rPr>
+        <w:t xml:space="preserve">Chaque challenge terminé est enregistré dans le journal des records du club et alimente le classement de son mode de jeu. </w:t>
       </w:r>
     </w:p>
     <w:p>
       <w:pPr>
         <w:pStyle w:val="Heading2"/>
         <w:spacing w:before="240" w:after="80"/>
-        <w:rPr/>
       </w:pPr>
       <w:r>
         <w:rPr>
@@ -2886,15 +2626,14 @@
           <w:sz w:val="24"/>
           <w:szCs w:val="24"/>
         </w:rPr>
-        <w:t>6.2  Démarrer un Challenge</w:t>
+        <w:t xml:space="preserve">6.2  Démarrer un Challenge</w:t>
       </w:r>
     </w:p>
     <w:p>
       <w:pPr>
         <w:pStyle w:val="Normal"/>
         <w:spacing w:before="100" w:after="40"/>
-        <w:ind w:start="400"/>
-        <w:rPr/>
+        <w:ind w:left="400"/>
       </w:pPr>
       <w:r>
         <w:rPr>
@@ -2916,15 +2655,14 @@
           <w:sz w:val="20"/>
           <w:szCs w:val="20"/>
         </w:rPr>
-        <w:t>Activer</w:t>
+        <w:t xml:space="preserve">Activer</w:t>
       </w:r>
     </w:p>
     <w:p>
       <w:pPr>
         <w:pStyle w:val="Normal"/>
         <w:spacing w:before="0" w:after="80"/>
-        <w:ind w:start="800"/>
-        <w:rPr/>
+        <w:ind w:left="800"/>
       </w:pPr>
       <w:r>
         <w:rPr>
@@ -2944,7 +2682,7 @@
           <w:sz w:val="20"/>
           <w:szCs w:val="20"/>
         </w:rPr>
-        <w:t>CHALLENGE OFF</w:t>
+        <w:t xml:space="preserve">CHALLENGE OFF</w:t>
       </w:r>
       <w:r>
         <w:rPr>
@@ -2964,24 +2702,23 @@
           <w:sz w:val="20"/>
           <w:szCs w:val="20"/>
         </w:rPr>
-        <w:t>CHALLENGE ON</w:t>
-      </w:r>
-      <w:r>
-        <w:rPr>
-          <w:rFonts w:eastAsia="Arial" w:cs="Arial"/>
-          <w:color w:val="222222"/>
-          <w:sz w:val="20"/>
-          <w:szCs w:val="20"/>
-        </w:rPr>
-        <w:t>.</w:t>
+        <w:t xml:space="preserve">CHALLENGE ON</w:t>
+      </w:r>
+      <w:r>
+        <w:rPr>
+          <w:rFonts w:eastAsia="Arial" w:cs="Arial"/>
+          <w:color w:val="222222"/>
+          <w:sz w:val="20"/>
+          <w:szCs w:val="20"/>
+        </w:rPr>
+        <w:t xml:space="preserve">.</w:t>
       </w:r>
     </w:p>
     <w:p>
       <w:pPr>
         <w:pStyle w:val="Normal"/>
         <w:spacing w:before="100" w:after="40"/>
-        <w:ind w:start="400"/>
-        <w:rPr/>
+        <w:ind w:left="400"/>
       </w:pPr>
       <w:r>
         <w:rPr>
@@ -2998,10 +2735,9 @@
         <w:rPr>
           <w:rStyle w:val="Strong"/>
         </w:rPr>
-        <w:t>Identifier l'archer</w:t>
-      </w:r>
-      <w:r>
-        <w:rPr/>
+        <w:t xml:space="preserve">Identifier l'archer</w:t>
+      </w:r>
+      <w:r>
         <w:t xml:space="preserve"> </w:t>
       </w:r>
     </w:p>
@@ -3009,20 +2745,13 @@
       <w:pPr>
         <w:pStyle w:val="Normal"/>
         <w:spacing w:before="0" w:after="80"/>
-        <w:ind w:start="800"/>
-        <w:rPr/>
-      </w:pPr>
-      <w:r>
-        <w:rPr>
-          <w:color w:val="222222"/>
-        </w:rPr>
-        <w:t>U</w:t>
-      </w:r>
-      <w:r>
-        <w:rPr>
-          <w:color w:val="222222"/>
-        </w:rPr>
-        <w:t>ne fenêtre demande le prénom, le nom et le n° de licence de l'archer. Deux cas :</w:t>
+        <w:ind w:left="800"/>
+      </w:pPr>
+      <w:r>
+        <w:rPr>
+          <w:color w:val="222222"/>
+        </w:rPr>
+        <w:t xml:space="preserve">Une fenêtre demande le prénom, le nom et le n° de licence de l'archer. Deux cas :</w:t>
         <w:br/>
         <w:t xml:space="preserve">• </w:t>
       </w:r>
@@ -3031,7 +2760,7 @@
           <w:rStyle w:val="Strong"/>
           <w:color w:val="222222"/>
         </w:rPr>
-        <w:t>Mode normal</w:t>
+        <w:t xml:space="preserve">Mode normal</w:t>
       </w:r>
       <w:r>
         <w:rPr>
@@ -3046,7 +2775,7 @@
           <w:rStyle w:val="Strong"/>
           <w:color w:val="222222"/>
         </w:rPr>
-        <w:t>Mode dégradé</w:t>
+        <w:t xml:space="preserve">Mode dégradé</w:t>
       </w:r>
       <w:r>
         <w:rPr>
@@ -3061,8 +2790,7 @@
       <w:pPr>
         <w:pStyle w:val="Normal"/>
         <w:spacing w:before="100" w:after="40"/>
-        <w:ind w:start="400"/>
-        <w:rPr/>
+        <w:ind w:left="400"/>
       </w:pPr>
       <w:r>
         <w:rPr>
@@ -3073,48 +2801,25 @@
           <w:sz w:val="20"/>
           <w:szCs w:val="20"/>
         </w:rPr>
-        <w:t xml:space="preserve">Étape </w:t>
-      </w:r>
-      <w:r>
-        <w:rPr>
-          <w:rFonts w:eastAsia="Arial" w:cs="Arial"/>
-          <w:b/>
-          <w:bCs/>
-          <w:color w:val="1A5C20"/>
-          <w:sz w:val="20"/>
-          <w:szCs w:val="20"/>
-        </w:rPr>
-        <w:t>3</w:t>
-      </w:r>
-      <w:r>
-        <w:rPr>
-          <w:rFonts w:eastAsia="Arial" w:cs="Arial"/>
-          <w:b/>
-          <w:bCs/>
-          <w:color w:val="1A5C20"/>
-          <w:sz w:val="20"/>
-          <w:szCs w:val="20"/>
-        </w:rPr>
-        <w:t xml:space="preserve"> — </w:t>
-      </w:r>
-      <w:r>
-        <w:rPr>
-          <w:rFonts w:eastAsia="Arial" w:cs="Arial"/>
-          <w:b/>
-          <w:bCs/>
-          <w:color w:val="222222"/>
-          <w:sz w:val="20"/>
-          <w:szCs w:val="20"/>
-        </w:rPr>
-        <w:t>Choisir un mode</w:t>
+        <w:t xml:space="preserve">Étape 3 — </w:t>
+      </w:r>
+      <w:r>
+        <w:rPr>
+          <w:rFonts w:eastAsia="Arial" w:cs="Arial"/>
+          <w:b/>
+          <w:bCs/>
+          <w:color w:val="222222"/>
+          <w:sz w:val="20"/>
+          <w:szCs w:val="20"/>
+        </w:rPr>
+        <w:t xml:space="preserve">Choisir un mode</w:t>
       </w:r>
     </w:p>
     <w:p>
       <w:pPr>
         <w:pStyle w:val="Normal"/>
         <w:spacing w:before="0" w:after="80"/>
-        <w:ind w:start="800"/>
-        <w:rPr/>
+        <w:ind w:left="800"/>
       </w:pPr>
       <w:r>
         <w:rPr>
@@ -3134,7 +2839,7 @@
           <w:sz w:val="20"/>
           <w:szCs w:val="20"/>
         </w:rPr>
-        <w:t>VOLÉE SALLE</w:t>
+        <w:t xml:space="preserve">VOLÉE SALLE</w:t>
       </w:r>
       <w:r>
         <w:rPr>
@@ -3154,7 +2859,7 @@
           <w:sz w:val="20"/>
           <w:szCs w:val="20"/>
         </w:rPr>
-        <w:t>VOLÉE T.A.E.</w:t>
+        <w:t xml:space="preserve">VOLÉE T.A.E.</w:t>
       </w:r>
       <w:r>
         <w:rPr>
@@ -3174,7 +2879,7 @@
           <w:sz w:val="20"/>
           <w:szCs w:val="20"/>
         </w:rPr>
-        <w:t>VOLÉE CAMPAGNE</w:t>
+        <w:t xml:space="preserve">VOLÉE CAMPAGNE</w:t>
       </w:r>
       <w:r>
         <w:rPr>
@@ -3190,7 +2895,6 @@
       <w:pPr>
         <w:pStyle w:val="Heading2"/>
         <w:spacing w:before="240" w:after="80"/>
-        <w:rPr/>
       </w:pPr>
       <w:r>
         <w:rPr>
@@ -3201,15 +2905,14 @@
           <w:sz w:val="24"/>
           <w:szCs w:val="24"/>
         </w:rPr>
-        <w:t>6.3  Pendant le Challenge</w:t>
+        <w:t xml:space="preserve">6.3  Pendant le Challenge</w:t>
       </w:r>
     </w:p>
     <w:p>
       <w:pPr>
         <w:pStyle w:val="Normal"/>
         <w:spacing w:before="40" w:after="40"/>
-        <w:ind w:hanging="320" w:start="720"/>
-        <w:rPr/>
+        <w:ind w:left="720" w:hanging="320"/>
       </w:pPr>
       <w:r>
         <w:rPr>
@@ -3231,7 +2934,7 @@
           <w:sz w:val="20"/>
           <w:szCs w:val="20"/>
         </w:rPr>
-        <w:t>60 secondes</w:t>
+        <w:t xml:space="preserve">60 secondes</w:t>
       </w:r>
       <w:r>
         <w:rPr>
@@ -3247,8 +2950,7 @@
       <w:pPr>
         <w:pStyle w:val="Normal"/>
         <w:spacing w:before="40" w:after="40"/>
-        <w:ind w:hanging="320" w:start="720"/>
-        <w:rPr/>
+        <w:ind w:left="720" w:hanging="320"/>
       </w:pPr>
       <w:r>
         <w:rPr>
@@ -3268,25 +2970,43 @@
           <w:sz w:val="20"/>
           <w:szCs w:val="20"/>
         </w:rPr>
-        <w:t>Un décompte s'affiche au dessus du clavier virtuel.</w:t>
+        <w:t xml:space="preserve">Un décompte s'affiche au dessus du clavier virtuel.</w:t>
       </w:r>
     </w:p>
     <w:p>
       <w:pPr>
         <w:pStyle w:val="Normal"/>
         <w:spacing w:before="40" w:after="40"/>
-        <w:ind w:hanging="320" w:start="720"/>
-        <w:rPr>
-          <w:rFonts w:eastAsia="Arial" w:cs="Arial"/>
-          <w:color w:val="222222"/>
-          <w:sz w:val="20"/>
-          <w:szCs w:val="20"/>
-        </w:rPr>
-      </w:pPr>
-      <w:r>
-        <w:rPr>
-          <w:rFonts w:eastAsia="Arial" w:cs="Arial"/>
-          <w:color w:val="222222"/>
+        <w:ind w:left="720" w:hanging="320"/>
+        <w:rPr>
+          <w:rFonts w:eastAsia="Arial" w:cs="Arial"/>
+          <w:color w:val="222222"/>
+          <w:sz w:val="20"/>
+          <w:szCs w:val="20"/>
+        </w:rPr>
+      </w:pPr>
+      <w:r>
+        <w:rPr>
+          <w:rFonts w:eastAsia="Arial" w:cs="Arial"/>
+          <w:color w:val="222222"/>
+          <w:sz w:val="20"/>
+          <w:szCs w:val="20"/>
+        </w:rPr>
+        <w:t xml:space="preserve">• L'étiquette « Volée N°x sur 10 », sous le clavier virtuel, indique en permanence la volée en cours. </w:t>
+      </w:r>
+    </w:p>
+    <w:p>
+      <w:pPr>
+        <w:pStyle w:val="Normal"/>
+        <w:spacing w:before="40" w:after="40"/>
+        <w:ind w:left="720" w:hanging="320"/>
+      </w:pPr>
+      <w:r>
+        <w:rPr>
+          <w:rFonts w:eastAsia="Arial" w:cs="Arial"/>
+          <w:b/>
+          <w:bCs/>
+          <w:color w:val="8B6914"/>
           <w:sz w:val="20"/>
           <w:szCs w:val="20"/>
         </w:rPr>
@@ -3299,15 +3019,14 @@
           <w:sz w:val="20"/>
           <w:szCs w:val="20"/>
         </w:rPr>
-        <w:t xml:space="preserve">L'étiquette « Volée N°x sur 10 », sous le clavier virtuel, indique en permanence la volée en cours. </w:t>
+        <w:t xml:space="preserve">Le chrono clignote en rouge dans les 10 dernières secondes.</w:t>
       </w:r>
     </w:p>
     <w:p>
       <w:pPr>
         <w:pStyle w:val="Normal"/>
         <w:spacing w:before="40" w:after="40"/>
-        <w:ind w:hanging="320" w:start="720"/>
-        <w:rPr/>
+        <w:ind w:left="720" w:hanging="320"/>
       </w:pPr>
       <w:r>
         <w:rPr>
@@ -3327,42 +3046,13 @@
           <w:sz w:val="20"/>
           <w:szCs w:val="20"/>
         </w:rPr>
-        <w:t>Le chrono clignote en rouge dans les 10 dernières secondes.</w:t>
-      </w:r>
-    </w:p>
-    <w:p>
-      <w:pPr>
-        <w:pStyle w:val="Normal"/>
-        <w:spacing w:before="40" w:after="40"/>
-        <w:ind w:hanging="320" w:start="720"/>
-        <w:rPr/>
-      </w:pPr>
-      <w:r>
-        <w:rPr>
-          <w:rFonts w:eastAsia="Arial" w:cs="Arial"/>
-          <w:b/>
-          <w:bCs/>
-          <w:color w:val="8B6914"/>
-          <w:sz w:val="20"/>
-          <w:szCs w:val="20"/>
-        </w:rPr>
-        <w:t xml:space="preserve">• </w:t>
-      </w:r>
-      <w:r>
-        <w:rPr>
-          <w:rFonts w:eastAsia="Arial" w:cs="Arial"/>
-          <w:color w:val="222222"/>
-          <w:sz w:val="20"/>
-          <w:szCs w:val="20"/>
-        </w:rPr>
-        <w:t>Si le temps est écoulé sans saisie correcte : la volée suivante est générée automatiquement (0 point).</w:t>
+        <w:t xml:space="preserve">Si le temps est écoulé sans saisie correcte : la volée suivante est générée automatiquement (0 point).</w:t>
       </w:r>
     </w:p>
     <w:p>
       <w:pPr>
         <w:pStyle w:val="Heading2"/>
         <w:spacing w:before="240" w:after="80"/>
-        <w:rPr/>
       </w:pPr>
       <w:r>
         <w:rPr>
@@ -3373,32 +3063,30 @@
           <w:sz w:val="24"/>
           <w:szCs w:val="24"/>
         </w:rPr>
-        <w:t>6.4  Score du Challenge</w:t>
+        <w:t xml:space="preserve">6.4  Score du Challenge</w:t>
       </w:r>
     </w:p>
     <w:p>
       <w:pPr>
         <w:pStyle w:val="Normal"/>
         <w:spacing w:before="60" w:after="100"/>
-        <w:jc w:val="start"/>
-        <w:rPr/>
-      </w:pPr>
-      <w:r>
-        <w:rPr>
-          <w:rFonts w:eastAsia="Arial" w:cs="Arial"/>
-          <w:color w:val="222222"/>
-          <w:sz w:val="20"/>
-          <w:szCs w:val="20"/>
-        </w:rPr>
-        <w:t>Pour chaque volée dont le total est correctement saisi :</w:t>
+        <w:jc w:val="left"/>
+      </w:pPr>
+      <w:r>
+        <w:rPr>
+          <w:rFonts w:eastAsia="Arial" w:cs="Arial"/>
+          <w:color w:val="222222"/>
+          <w:sz w:val="20"/>
+          <w:szCs w:val="20"/>
+        </w:rPr>
+        <w:t xml:space="preserve">Pour chacune des volées dont le total est correctement saisi :</w:t>
       </w:r>
     </w:p>
     <w:p>
       <w:pPr>
         <w:pStyle w:val="Normal"/>
         <w:spacing w:before="40" w:after="40"/>
-        <w:ind w:hanging="320" w:start="720"/>
-        <w:rPr/>
+        <w:ind w:left="720" w:hanging="320"/>
       </w:pPr>
       <w:r>
         <w:rPr>
@@ -3420,7 +3108,7 @@
           <w:sz w:val="20"/>
           <w:szCs w:val="20"/>
         </w:rPr>
-        <w:t>10 points</w:t>
+        <w:t xml:space="preserve">10 points</w:t>
       </w:r>
       <w:r>
         <w:rPr>
@@ -3436,8 +3124,7 @@
       <w:pPr>
         <w:pStyle w:val="Normal"/>
         <w:spacing w:before="40" w:after="40"/>
-        <w:ind w:hanging="320" w:start="720"/>
-        <w:rPr/>
+        <w:ind w:left="720" w:hanging="320"/>
       </w:pPr>
       <w:r>
         <w:rPr>
@@ -3459,7 +3146,7 @@
           <w:sz w:val="20"/>
           <w:szCs w:val="20"/>
         </w:rPr>
-        <w:t>+N points</w:t>
+        <w:t xml:space="preserve">+N points</w:t>
       </w:r>
       <w:r>
         <w:rPr>
@@ -3478,12 +3165,11 @@
         <w:pBdr>
           <w:left w:val="single" w:sz="24" w:space="4" w:color="8B6914"/>
         </w:pBdr>
-        <w:shd w:val="clear" w:fill="E3F2FD"/>
+        <w:shd w:val="clear" w:color="auto" w:fill="E3F2FD"/>
         <w:bidi w:val="0"/>
         <w:spacing w:before="100" w:after="100"/>
-        <w:ind w:hanging="0" w:start="170" w:end="0"/>
-        <w:jc w:val="start"/>
-        <w:rPr/>
+        <w:ind w:left="170" w:right="0" w:firstLine="0"/>
+        <w:jc w:val="left"/>
       </w:pPr>
       <w:r>
         <w:rPr>
@@ -3494,17 +3180,6 @@
           <w:sz w:val="20"/>
           <w:szCs w:val="20"/>
         </w:rPr>
-        <w:t xml:space="preserve">ℹ️ </w:t>
-      </w:r>
-      <w:r>
-        <w:rPr>
-          <w:rFonts w:eastAsia="Arial" w:cs="Arial"/>
-          <w:b/>
-          <w:bCs/>
-          <w:color w:val="8B6914"/>
-          <w:sz w:val="20"/>
-          <w:szCs w:val="20"/>
-        </w:rPr>
         <w:t xml:space="preserve">Note : </w:t>
       </w:r>
       <w:r>
@@ -3514,14 +3189,13 @@
           <w:sz w:val="20"/>
           <w:szCs w:val="20"/>
         </w:rPr>
-        <w:t>Plus vous êtes rapide, plus vous gagnez de points bonus !</w:t>
+        <w:t xml:space="preserve">Plus vous êtes rapide, plus vous gagnez de points bonus !</w:t>
       </w:r>
     </w:p>
     <w:p>
       <w:pPr>
         <w:pStyle w:val="Heading2"/>
         <w:spacing w:before="240" w:after="80"/>
-        <w:rPr/>
       </w:pPr>
       <w:r>
         <w:rPr>
@@ -3532,112 +3206,81 @@
           <w:sz w:val="24"/>
           <w:szCs w:val="24"/>
         </w:rPr>
-        <w:t>6.5  Fin du Challenge</w:t>
+        <w:t xml:space="preserve">6.5  Fin du Challenge</w:t>
       </w:r>
     </w:p>
     <w:p>
       <w:pPr>
         <w:pStyle w:val="Normal"/>
         <w:spacing w:before="60" w:after="100"/>
-        <w:jc w:val="start"/>
-        <w:rPr>
-          <w:rFonts w:eastAsia="Arial" w:cs="Arial"/>
-          <w:color w:val="222222"/>
-          <w:sz w:val="20"/>
-          <w:szCs w:val="20"/>
-        </w:rPr>
-      </w:pPr>
-      <w:r>
-        <w:rPr>
-          <w:rFonts w:eastAsia="Arial" w:cs="Arial"/>
-          <w:color w:val="222222"/>
-          <w:sz w:val="20"/>
-          <w:szCs w:val="20"/>
-        </w:rPr>
-        <w:t>À l'issue des 10 volées, une fenêtre affiche votre score total, le nombre de décomptes exacts et la date/heure — avec la mention 🏆 si vous améliorez votre record personnel.</w:t>
+        <w:jc w:val="left"/>
+        <w:rPr>
+          <w:rFonts w:eastAsia="Arial" w:cs="Arial"/>
+          <w:color w:val="222222"/>
+          <w:sz w:val="20"/>
+          <w:szCs w:val="20"/>
+        </w:rPr>
+      </w:pPr>
+      <w:r>
+        <w:rPr>
+          <w:rFonts w:eastAsia="Arial" w:cs="Arial"/>
+          <w:color w:val="222222"/>
+          <w:sz w:val="20"/>
+          <w:szCs w:val="20"/>
+        </w:rPr>
+        <w:t xml:space="preserve">À l'issue des 10 volées, ou à l’arrêt volontaire du challenge, une fenêtre affiche votre score total, le nombre de décomptes exacts et la date/heure — avec la mention 🏆 si vous améliorez votre record personnel.</w:t>
         <w:br/>
-        <w:t xml:space="preserve">Le résultat est ensuite transmis au journal des records du club : une pastille de statut s'affiche sur le blason (vert = inscrit dans le </w:t>
-      </w:r>
-      <w:r>
-        <w:rPr>
-          <w:rFonts w:eastAsia="Arial" w:cs="Arial"/>
-          <w:color w:val="222222"/>
-          <w:sz w:val="20"/>
-          <w:szCs w:val="20"/>
-        </w:rPr>
-        <w:t>j</w:t>
-      </w:r>
-      <w:r>
-        <w:rPr>
-          <w:rFonts w:eastAsia="Arial" w:cs="Arial"/>
-          <w:color w:val="222222"/>
-          <w:sz w:val="20"/>
-          <w:szCs w:val="20"/>
-        </w:rPr>
-        <w:t xml:space="preserve">ournal </w:t>
-      </w:r>
-      <w:r>
-        <w:rPr>
-          <w:rFonts w:eastAsia="Arial" w:cs="Arial"/>
-          <w:color w:val="222222"/>
-          <w:sz w:val="20"/>
-          <w:szCs w:val="20"/>
-        </w:rPr>
-        <w:t>du challenge</w:t>
-      </w:r>
-      <w:r>
-        <w:rPr>
-          <w:rFonts w:eastAsia="Arial" w:cs="Arial"/>
-          <w:color w:val="222222"/>
-          <w:sz w:val="20"/>
-          <w:szCs w:val="20"/>
-        </w:rPr>
-        <w:t>, rouge = enregistrement refusé, bleu = réponse illisible).</w:t>
+        <w:t xml:space="preserve">Le résultat est ensuite transmis au journal des records du club : une pastille de statut s'affiche sur le blason (vert = inscrit dans le journal du challenge, rouge = enregistrement refusé, bleu = réponse illisible).</w:t>
         <w:br/>
-        <w:t xml:space="preserve">Pour arrêter avant la fin, cliquez à nouveau sur CHALLENGE ON. Un challenge interrompu avant la 10ᵉ volée est tout de même inscrit dans le </w:t>
-      </w:r>
-      <w:r>
-        <w:rPr>
-          <w:rFonts w:eastAsia="Arial" w:cs="Arial"/>
-          <w:color w:val="222222"/>
-          <w:sz w:val="20"/>
-          <w:szCs w:val="20"/>
-        </w:rPr>
-        <w:t>j</w:t>
-      </w:r>
-      <w:r>
-        <w:rPr>
-          <w:rFonts w:eastAsia="Arial" w:cs="Arial"/>
-          <w:color w:val="222222"/>
-          <w:sz w:val="20"/>
-          <w:szCs w:val="20"/>
-        </w:rPr>
-        <w:t xml:space="preserve">ournal </w:t>
-      </w:r>
-      <w:r>
-        <w:rPr>
-          <w:rFonts w:eastAsia="Arial" w:cs="Arial"/>
-          <w:color w:val="222222"/>
-          <w:sz w:val="20"/>
-          <w:szCs w:val="20"/>
-        </w:rPr>
-        <w:t>du challenge</w:t>
-      </w:r>
-      <w:r>
-        <w:rPr>
-          <w:rFonts w:eastAsia="Arial" w:cs="Arial"/>
-          <w:color w:val="222222"/>
-          <w:sz w:val="20"/>
-          <w:szCs w:val="20"/>
-        </w:rPr>
-        <w:t>, avec le nombre de volées réalisées.</w:t>
+        <w:t xml:space="preserve">Pour arrêter avant la fin, cliquez à nouveau sur CHALLENGE ON. Un challenge interrompu avant la 10ᵉ volée est tout de même inscrit dans le journal du challenge, avec le nombre de volées réalisées.</w:t>
+      </w:r>
+    </w:p>
+    <w:p>
+      <w:pPr>
+        <w:pStyle w:val="Normal"/>
+        <w:widowControl/>
+        <w:pBdr>
+          <w:left w:val="single" w:sz="24" w:space="4" w:color="8B6914"/>
+        </w:pBdr>
+        <w:shd w:val="clear" w:color="auto" w:fill="E3F2FD"/>
+        <w:bidi w:val="0"/>
+        <w:spacing w:before="100" w:after="100"/>
+        <w:ind w:leftChars="0" w:left="720" w:right="0" w:firstLineChars="0" w:hanging="630"/>
+        <w:jc w:val="left"/>
+        <w:rPr>
+          <w:rFonts w:eastAsia="Arial" w:cs="Arial"/>
+          <w:b/>
+          <w:bCs/>
+          <w:color w:val="8B6914"/>
+          <w:sz w:val="20"/>
+          <w:szCs w:val="20"/>
+        </w:rPr>
+      </w:pPr>
+      <w:r>
+        <w:rPr>
+          <w:rFonts w:eastAsia="Arial" w:cs="Arial"/>
+          <w:b/>
+          <w:bCs/>
+          <w:color w:val="8B6914"/>
+          <w:sz w:val="20"/>
+          <w:szCs w:val="20"/>
+        </w:rPr>
+        <w:t xml:space="preserve">Note : </w:t>
+      </w:r>
+      <w:r>
+        <w:rPr>
+          <w:rFonts w:eastAsia="Arial" w:cs="Arial"/>
+          <w:color w:val="222222"/>
+          <w:sz w:val="20"/>
+          <w:szCs w:val="20"/>
+        </w:rPr>
+        <w:t xml:space="preserve">La mise à jour du journal du club nécessite une connexion Internet (le reste de l'application fonctionne 100 % hors-ligne). </w:t>
       </w:r>
     </w:p>
     <w:p>
       <w:pPr>
         <w:pStyle w:val="Heading2"/>
         <w:spacing w:before="240" w:after="80"/>
-        <w:rPr/>
       </w:pPr>
       <w:r>
         <w:rPr>
@@ -3648,29 +3291,7 @@
           <w:sz w:val="24"/>
           <w:szCs w:val="24"/>
         </w:rPr>
-        <w:t>6.</w:t>
-      </w:r>
-      <w:r>
-        <w:rPr>
-          <w:rFonts w:eastAsia="Arial" w:cs="Arial"/>
-          <w:b/>
-          <w:bCs/>
-          <w:color w:val="1A5C20"/>
-          <w:sz w:val="24"/>
-          <w:szCs w:val="24"/>
-        </w:rPr>
-        <w:t>6</w:t>
-      </w:r>
-      <w:r>
-        <w:rPr>
-          <w:rFonts w:eastAsia="Arial" w:cs="Arial"/>
-          <w:b/>
-          <w:bCs/>
-          <w:color w:val="1A5C20"/>
-          <w:sz w:val="24"/>
-          <w:szCs w:val="24"/>
-        </w:rPr>
-        <w:t xml:space="preserve">  </w:t>
+        <w:t xml:space="preserve">6.6  </w:t>
       </w:r>
       <w:r>
         <w:rPr>
@@ -3678,54 +3299,62 @@
           <w:b/>
           <w:bCs/>
         </w:rPr>
-        <w:t>Consulter les classements</w:t>
+        <w:t xml:space="preserve">Consulter les classements</w:t>
       </w:r>
     </w:p>
     <w:p>
       <w:pPr>
         <w:pStyle w:val="Normal"/>
         <w:spacing w:before="60" w:after="100"/>
-        <w:jc w:val="start"/>
-        <w:rPr>
-          <w:rFonts w:eastAsia="Arial" w:cs="Arial"/>
-          <w:color w:val="222222"/>
-          <w:sz w:val="20"/>
-          <w:szCs w:val="20"/>
-        </w:rPr>
-      </w:pPr>
-      <w:r>
-        <w:rPr>
-          <w:rFonts w:eastAsia="Arial" w:cs="Arial"/>
-          <w:color w:val="222222"/>
-          <w:sz w:val="20"/>
-          <w:szCs w:val="20"/>
-        </w:rPr>
-        <w:t xml:space="preserve">Le bouton 🏆 CLASSEMENTS de la barre de mode affiche le Top Ten des trois modes de jeu côte à côte (SALLE, T.A.E., CAMPAGNE). </w:t>
+        <w:jc w:val="left"/>
+        <w:rPr>
+          <w:rFonts w:eastAsia="Arial" w:cs="Arial"/>
+          <w:color w:val="222222"/>
+          <w:sz w:val="20"/>
+          <w:szCs w:val="20"/>
+        </w:rPr>
+      </w:pPr>
+      <w:r>
+        <w:t xml:space="preserve">Le bouton 🏆 CLASSEMENTS de la barre de mode affiche </w:t>
+      </w:r>
+      <w:r>
+        <w:rPr>
+          <w:b/>
+        </w:rPr>
+        <w:t xml:space="preserve">l'intégralité des classements du club</w:t>
+      </w:r>
+      <w:r>
+        <w:t xml:space="preserve"> (SALLE, T.A.E. et CAMPAGNE) côte à côte.</w:t>
         <w:br/>
-        <w:t xml:space="preserve">Les trois premières places de chaque mode sont </w:t>
-      </w:r>
-      <w:r>
-        <w:rPr>
-          <w:rFonts w:eastAsia="Arial" w:cs="Arial"/>
-          <w:color w:val="222222"/>
-          <w:sz w:val="20"/>
-          <w:szCs w:val="20"/>
-        </w:rPr>
-        <w:t>affichées sur un fond or, argent et bronze.</w:t>
-      </w:r>
-    </w:p>
-    <w:p>
-      <w:pPr>
-        <w:pStyle w:val="Normal"/>
+        <w:t xml:space="preserve">Chaque colonne porte sa propre date d'établissement « Établi le … », lue directement dans </w:t>
+      </w:r>
+      <w:r>
+        <w:rPr>
+          <w:rFonts w:eastAsia="Arial" w:cs="Arial"/>
+          <w:color w:val="222222"/>
+          <w:sz w:val="20"/>
+          <w:szCs w:val="20"/>
+        </w:rPr>
+        <w:t xml:space="preserve">le journal du challenge </w:t>
+      </w:r>
+      <w:r>
+        <w:t xml:space="preserve">du club : toute mise à jour de ce journal apparaît à la prochaine consultation des classements.</w:t>
+        <w:br/>
+        <w:t xml:space="preserve">Les trois premières places de chaque classement sont mises en surbrillance or, argent et bronze.</w:t>
+      </w:r>
+    </w:p>
+    <w:p>
+      <w:pPr>
+        <w:pStyle w:val="Normal"/>
+        <w:widowControl/>
         <w:pBdr>
           <w:left w:val="single" w:sz="24" w:space="4" w:color="8B6914"/>
         </w:pBdr>
-        <w:shd w:val="clear" w:fill="E3F2FD"/>
+        <w:shd w:val="clear" w:color="auto" w:fill="E3F2FD"/>
+        <w:bidi w:val="0"/>
         <w:spacing w:before="100" w:after="100"/>
-        <w:ind w:hanging="0" w:start="170" w:end="0"/>
-        <w:rPr/>
-      </w:pPr>
-      <w:r>
+        <w:ind w:leftChars="0" w:left="720" w:right="0" w:firstLineChars="0" w:hanging="630"/>
+        <w:jc w:val="left"/>
         <w:rPr>
           <w:rFonts w:eastAsia="Arial" w:cs="Arial"/>
           <w:b/>
@@ -3734,8 +3363,7 @@
           <w:sz w:val="20"/>
           <w:szCs w:val="20"/>
         </w:rPr>
-        <w:t xml:space="preserve"> </w:t>
-      </w:r>
+      </w:pPr>
       <w:r>
         <w:rPr>
           <w:rFonts w:eastAsia="Arial" w:cs="Arial"/>
@@ -3745,11 +3373,16 @@
           <w:sz w:val="20"/>
           <w:szCs w:val="20"/>
         </w:rPr>
-        <w:t xml:space="preserve">Note : </w:t>
-      </w:r>
-      <w:r>
-        <w:rPr/>
-        <w:t xml:space="preserve">Ce bouton est désactivé pendant un challenge. </w:t>
+        <w:t xml:space="preserve">Note :</w:t>
+      </w:r>
+      <w:r>
+        <w:rPr>
+          <w:rFonts w:eastAsia="Arial" w:cs="Arial"/>
+          <w:color w:val="222222"/>
+          <w:sz w:val="20"/>
+          <w:szCs w:val="20"/>
+        </w:rPr>
+        <w:t xml:space="preserve"> Ce bouton est désactivé pendant un challenge et nécessite une connexion Internet (le reste de l'application fonctionne 100 % hors-ligne). </w:t>
       </w:r>
     </w:p>
     <w:p>
@@ -3759,7 +3392,6 @@
           <w:bottom w:val="single" w:sz="6" w:space="4" w:color="8B6914"/>
         </w:pBdr>
         <w:spacing w:before="360" w:after="120"/>
-        <w:rPr/>
       </w:pPr>
       <w:r>
         <w:rPr>
@@ -3770,21 +3402,22 @@
           <w:sz w:val="32"/>
           <w:szCs w:val="32"/>
         </w:rPr>
-        <w:t>7. Les sons</w:t>
+        <w:t xml:space="preserve">7. Les sons</w:t>
       </w:r>
     </w:p>
     <w:tbl>
       <w:tblPr>
         <w:tblW w:w="9638" w:type="dxa"/>
-        <w:jc w:val="start"/>
+        <w:jc w:val="left"/>
         <w:tblInd w:w="0" w:type="dxa"/>
         <w:tblLayout w:type="fixed"/>
         <w:tblCellMar>
           <w:top w:w="80" w:type="dxa"/>
-          <w:start w:w="120" w:type="dxa"/>
+          <w:left w:w="120" w:type="dxa"/>
           <w:bottom w:w="80" w:type="dxa"/>
-          <w:end w:w="120" w:type="dxa"/>
+          <w:right w:w="120" w:type="dxa"/>
         </w:tblCellMar>
+        <w:tblLook w:val="04A0" w:firstRow="1" w:lastRow="0" w:firstColumn="1" w:lastColumn="0" w:noHBand="0" w:noVBand="1"/>
       </w:tblPr>
       <w:tblGrid>
         <w:gridCol w:w="3000"/>
@@ -3792,25 +3425,24 @@
       </w:tblGrid>
       <w:tr>
         <w:trPr>
-          <w:tblHeader w:val="true"/>
+          <w:tblHeader/>
         </w:trPr>
         <w:tc>
           <w:tcPr>
             <w:tcW w:w="3000" w:type="dxa"/>
             <w:tcBorders>
               <w:top w:val="single" w:sz="2" w:space="0" w:color="AAAAAA"/>
-              <w:start w:val="single" w:sz="2" w:space="0" w:color="AAAAAA"/>
+              <w:left w:val="single" w:sz="2" w:space="0" w:color="AAAAAA"/>
               <w:bottom w:val="single" w:sz="2" w:space="0" w:color="AAAAAA"/>
-              <w:end w:val="single" w:sz="2" w:space="0" w:color="AAAAAA"/>
+              <w:right w:val="single" w:sz="2" w:space="0" w:color="AAAAAA"/>
             </w:tcBorders>
-            <w:shd w:fill="1A5C20" w:val="clear"/>
+            <w:shd w:val="clear" w:color="auto" w:fill="1A5C20"/>
           </w:tcPr>
           <w:p>
             <w:pPr>
               <w:pStyle w:val="Normal"/>
               <w:spacing w:before="60" w:after="100"/>
-              <w:jc w:val="start"/>
-              <w:rPr/>
+              <w:jc w:val="left"/>
             </w:pPr>
             <w:r>
               <w:rPr>
@@ -3821,7 +3453,7 @@
                 <w:sz w:val="20"/>
                 <w:szCs w:val="20"/>
               </w:rPr>
-              <w:t>Son</w:t>
+              <w:t xml:space="preserve">Son</w:t>
             </w:r>
           </w:p>
         </w:tc>
@@ -3830,18 +3462,17 @@
             <w:tcW w:w="6638" w:type="dxa"/>
             <w:tcBorders>
               <w:top w:val="single" w:sz="2" w:space="0" w:color="AAAAAA"/>
-              <w:start w:val="single" w:sz="2" w:space="0" w:color="AAAAAA"/>
+              <w:left w:val="single" w:sz="2" w:space="0" w:color="AAAAAA"/>
               <w:bottom w:val="single" w:sz="2" w:space="0" w:color="AAAAAA"/>
-              <w:end w:val="single" w:sz="2" w:space="0" w:color="AAAAAA"/>
+              <w:right w:val="single" w:sz="2" w:space="0" w:color="AAAAAA"/>
             </w:tcBorders>
-            <w:shd w:fill="1A5C20" w:val="clear"/>
+            <w:shd w:val="clear" w:color="auto" w:fill="1A5C20"/>
           </w:tcPr>
           <w:p>
             <w:pPr>
               <w:pStyle w:val="Normal"/>
               <w:spacing w:before="60" w:after="100"/>
-              <w:jc w:val="start"/>
-              <w:rPr/>
+              <w:jc w:val="left"/>
             </w:pPr>
             <w:r>
               <w:rPr>
@@ -3852,34 +3483,34 @@
                 <w:sz w:val="20"/>
                 <w:szCs w:val="20"/>
               </w:rPr>
-              <w:t>Quand ?</w:t>
+              <w:t xml:space="preserve">Quand ?</w:t>
             </w:r>
           </w:p>
         </w:tc>
       </w:tr>
       <w:tr>
-        <w:trPr/>
         <w:tc>
           <w:tcPr>
             <w:tcW w:w="3000" w:type="dxa"/>
             <w:tcBorders>
               <w:top w:val="single" w:sz="2" w:space="0" w:color="AAAAAA"/>
-              <w:start w:val="single" w:sz="2" w:space="0" w:color="AAAAAA"/>
+              <w:left w:val="single" w:sz="2" w:space="0" w:color="AAAAAA"/>
               <w:bottom w:val="single" w:sz="2" w:space="0" w:color="AAAAAA"/>
-              <w:end w:val="single" w:sz="2" w:space="0" w:color="AAAAAA"/>
+              <w:right w:val="single" w:sz="2" w:space="0" w:color="AAAAAA"/>
             </w:tcBorders>
-            <w:shd w:fill="FFFFFF" w:val="clear"/>
+            <w:shd w:val="clear" w:color="auto" w:fill="FFFFFF"/>
             <w:tcMar>
               <w:top w:w="60" w:type="dxa"/>
+              <w:left w:w="0" w:type="dxa"/>
               <w:bottom w:w="60" w:type="dxa"/>
+              <w:right w:w="0" w:type="dxa"/>
             </w:tcMar>
           </w:tcPr>
           <w:p>
             <w:pPr>
               <w:pStyle w:val="Normal"/>
               <w:spacing w:before="60" w:after="100"/>
-              <w:jc w:val="start"/>
-              <w:rPr/>
+              <w:jc w:val="left"/>
             </w:pPr>
             <w:r>
               <w:rPr>
@@ -3888,16 +3519,7 @@
                 <w:sz w:val="20"/>
                 <w:szCs w:val="20"/>
               </w:rPr>
-              <w:t xml:space="preserve">🏹  </w:t>
-            </w:r>
-            <w:r>
-              <w:rPr>
-                <w:rFonts w:eastAsia="Arial" w:cs="Arial"/>
-                <w:color w:val="222222"/>
-                <w:sz w:val="20"/>
-                <w:szCs w:val="20"/>
-              </w:rPr>
-              <w:t>Whoosh (vol de flèche)</w:t>
+              <w:t xml:space="preserve">🏹  Whoosh (vol de flèche)</w:t>
             </w:r>
           </w:p>
         </w:tc>
@@ -3906,22 +3528,23 @@
             <w:tcW w:w="6638" w:type="dxa"/>
             <w:tcBorders>
               <w:top w:val="single" w:sz="2" w:space="0" w:color="AAAAAA"/>
-              <w:start w:val="single" w:sz="2" w:space="0" w:color="AAAAAA"/>
+              <w:left w:val="single" w:sz="2" w:space="0" w:color="AAAAAA"/>
               <w:bottom w:val="single" w:sz="2" w:space="0" w:color="AAAAAA"/>
-              <w:end w:val="single" w:sz="2" w:space="0" w:color="AAAAAA"/>
+              <w:right w:val="single" w:sz="2" w:space="0" w:color="AAAAAA"/>
             </w:tcBorders>
-            <w:shd w:fill="FFFFFF" w:val="clear"/>
+            <w:shd w:val="clear" w:color="auto" w:fill="FFFFFF"/>
             <w:tcMar>
               <w:top w:w="60" w:type="dxa"/>
+              <w:left w:w="0" w:type="dxa"/>
               <w:bottom w:w="60" w:type="dxa"/>
+              <w:right w:w="0" w:type="dxa"/>
             </w:tcMar>
           </w:tcPr>
           <w:p>
             <w:pPr>
               <w:pStyle w:val="Normal"/>
               <w:spacing w:before="60" w:after="100"/>
-              <w:jc w:val="start"/>
-              <w:rPr/>
+              <w:jc w:val="left"/>
             </w:pPr>
             <w:r>
               <w:rPr>
@@ -3930,34 +3553,34 @@
                 <w:sz w:val="20"/>
                 <w:szCs w:val="20"/>
               </w:rPr>
-              <w:t>À chaque génération d'impact</w:t>
+              <w:t xml:space="preserve">À chaque génération d'impact.</w:t>
             </w:r>
           </w:p>
         </w:tc>
       </w:tr>
       <w:tr>
-        <w:trPr/>
         <w:tc>
           <w:tcPr>
             <w:tcW w:w="3000" w:type="dxa"/>
             <w:tcBorders>
               <w:top w:val="single" w:sz="2" w:space="0" w:color="AAAAAA"/>
-              <w:start w:val="single" w:sz="2" w:space="0" w:color="AAAAAA"/>
+              <w:left w:val="single" w:sz="2" w:space="0" w:color="AAAAAA"/>
               <w:bottom w:val="single" w:sz="2" w:space="0" w:color="AAAAAA"/>
-              <w:end w:val="single" w:sz="2" w:space="0" w:color="AAAAAA"/>
+              <w:right w:val="single" w:sz="2" w:space="0" w:color="AAAAAA"/>
             </w:tcBorders>
-            <w:shd w:fill="FFFFFF" w:val="clear"/>
+            <w:shd w:val="clear" w:color="auto" w:fill="FFFFFF"/>
             <w:tcMar>
               <w:top w:w="60" w:type="dxa"/>
+              <w:left w:w="0" w:type="dxa"/>
               <w:bottom w:w="60" w:type="dxa"/>
+              <w:right w:w="0" w:type="dxa"/>
             </w:tcMar>
           </w:tcPr>
           <w:p>
             <w:pPr>
               <w:pStyle w:val="Normal"/>
               <w:spacing w:before="60" w:after="100"/>
-              <w:jc w:val="start"/>
-              <w:rPr/>
+              <w:jc w:val="left"/>
             </w:pPr>
             <w:r>
               <w:rPr>
@@ -3966,16 +3589,7 @@
                 <w:sz w:val="20"/>
                 <w:szCs w:val="20"/>
               </w:rPr>
-              <w:t xml:space="preserve">🎯  </w:t>
-            </w:r>
-            <w:r>
-              <w:rPr>
-                <w:rFonts w:eastAsia="Arial" w:cs="Arial"/>
-                <w:color w:val="222222"/>
-                <w:sz w:val="20"/>
-                <w:szCs w:val="20"/>
-              </w:rPr>
-              <w:t>Impact</w:t>
+              <w:t xml:space="preserve">🎯  Impact</w:t>
             </w:r>
           </w:p>
         </w:tc>
@@ -3984,22 +3598,23 @@
             <w:tcW w:w="6638" w:type="dxa"/>
             <w:tcBorders>
               <w:top w:val="single" w:sz="2" w:space="0" w:color="AAAAAA"/>
-              <w:start w:val="single" w:sz="2" w:space="0" w:color="AAAAAA"/>
+              <w:left w:val="single" w:sz="2" w:space="0" w:color="AAAAAA"/>
               <w:bottom w:val="single" w:sz="2" w:space="0" w:color="AAAAAA"/>
-              <w:end w:val="single" w:sz="2" w:space="0" w:color="AAAAAA"/>
+              <w:right w:val="single" w:sz="2" w:space="0" w:color="AAAAAA"/>
             </w:tcBorders>
-            <w:shd w:fill="FFFFFF" w:val="clear"/>
+            <w:shd w:val="clear" w:color="auto" w:fill="FFFFFF"/>
             <w:tcMar>
               <w:top w:w="60" w:type="dxa"/>
+              <w:left w:w="0" w:type="dxa"/>
               <w:bottom w:w="60" w:type="dxa"/>
+              <w:right w:w="0" w:type="dxa"/>
             </w:tcMar>
           </w:tcPr>
           <w:p>
             <w:pPr>
               <w:pStyle w:val="Normal"/>
               <w:spacing w:before="60" w:after="100"/>
-              <w:jc w:val="start"/>
-              <w:rPr/>
+              <w:jc w:val="left"/>
             </w:pPr>
             <w:r>
               <w:rPr>
@@ -4008,34 +3623,34 @@
                 <w:sz w:val="20"/>
                 <w:szCs w:val="20"/>
               </w:rPr>
-              <w:t>420 ms après le whoosh, simultanément à l'apparition de la flèche sur le blason</w:t>
+              <w:t xml:space="preserve">420 ms après le whoosh, simultanément à l'apparition de la flèche sur le blason.</w:t>
             </w:r>
           </w:p>
         </w:tc>
       </w:tr>
       <w:tr>
-        <w:trPr/>
         <w:tc>
           <w:tcPr>
             <w:tcW w:w="3000" w:type="dxa"/>
             <w:tcBorders>
               <w:top w:val="single" w:sz="2" w:space="0" w:color="AAAAAA"/>
-              <w:start w:val="single" w:sz="2" w:space="0" w:color="AAAAAA"/>
+              <w:left w:val="single" w:sz="2" w:space="0" w:color="AAAAAA"/>
               <w:bottom w:val="single" w:sz="2" w:space="0" w:color="AAAAAA"/>
-              <w:end w:val="single" w:sz="2" w:space="0" w:color="AAAAAA"/>
+              <w:right w:val="single" w:sz="2" w:space="0" w:color="AAAAAA"/>
             </w:tcBorders>
-            <w:shd w:fill="FFFFFF" w:val="clear"/>
+            <w:shd w:val="clear" w:color="auto" w:fill="FFFFFF"/>
             <w:tcMar>
               <w:top w:w="60" w:type="dxa"/>
+              <w:left w:w="0" w:type="dxa"/>
               <w:bottom w:w="60" w:type="dxa"/>
+              <w:right w:w="0" w:type="dxa"/>
             </w:tcMar>
           </w:tcPr>
           <w:p>
             <w:pPr>
               <w:pStyle w:val="Normal"/>
               <w:spacing w:before="60" w:after="100"/>
-              <w:jc w:val="start"/>
-              <w:rPr/>
+              <w:jc w:val="left"/>
             </w:pPr>
             <w:r>
               <w:rPr>
@@ -4044,16 +3659,7 @@
                 <w:sz w:val="20"/>
                 <w:szCs w:val="20"/>
               </w:rPr>
-              <w:t xml:space="preserve">🔔  </w:t>
-            </w:r>
-            <w:r>
-              <w:rPr>
-                <w:rFonts w:eastAsia="Arial" w:cs="Arial"/>
-                <w:color w:val="222222"/>
-                <w:sz w:val="20"/>
-                <w:szCs w:val="20"/>
-              </w:rPr>
-              <w:t>Erreur</w:t>
+              <w:t xml:space="preserve">🔔  Erreur</w:t>
             </w:r>
           </w:p>
         </w:tc>
@@ -4062,22 +3668,23 @@
             <w:tcW w:w="6638" w:type="dxa"/>
             <w:tcBorders>
               <w:top w:val="single" w:sz="2" w:space="0" w:color="AAAAAA"/>
-              <w:start w:val="single" w:sz="2" w:space="0" w:color="AAAAAA"/>
+              <w:left w:val="single" w:sz="2" w:space="0" w:color="AAAAAA"/>
               <w:bottom w:val="single" w:sz="2" w:space="0" w:color="AAAAAA"/>
-              <w:end w:val="single" w:sz="2" w:space="0" w:color="AAAAAA"/>
+              <w:right w:val="single" w:sz="2" w:space="0" w:color="AAAAAA"/>
             </w:tcBorders>
-            <w:shd w:fill="FFFFFF" w:val="clear"/>
+            <w:shd w:val="clear" w:color="auto" w:fill="FFFFFF"/>
             <w:tcMar>
               <w:top w:w="60" w:type="dxa"/>
+              <w:left w:w="0" w:type="dxa"/>
               <w:bottom w:w="60" w:type="dxa"/>
+              <w:right w:w="0" w:type="dxa"/>
             </w:tcMar>
           </w:tcPr>
           <w:p>
             <w:pPr>
               <w:pStyle w:val="Normal"/>
               <w:spacing w:before="60" w:after="100"/>
-              <w:jc w:val="start"/>
-              <w:rPr/>
+              <w:jc w:val="left"/>
             </w:pPr>
             <w:r>
               <w:rPr>
@@ -4086,7 +3693,7 @@
                 <w:sz w:val="20"/>
                 <w:szCs w:val="20"/>
               </w:rPr>
-              <w:t>Saisie incorrecte ou total erron</w:t>
+              <w:t xml:space="preserve">Saisie incorrecte ou total erroné.</w:t>
             </w:r>
           </w:p>
         </w:tc>
@@ -4095,29 +3702,15 @@
     <w:p>
       <w:pPr>
         <w:pStyle w:val="Normal"/>
-        <w:spacing w:before="0" w:after="50"/>
-        <w:rPr/>
-      </w:pPr>
-      <w:r>
-        <w:rPr/>
-      </w:r>
-    </w:p>
-    <w:p>
-      <w:pPr>
-        <w:pStyle w:val="Normal"/>
         <w:widowControl/>
         <w:pBdr>
           <w:left w:val="single" w:sz="24" w:space="4" w:color="8B6914"/>
         </w:pBdr>
-        <w:shd w:val="clear" w:fill="E3F2FD"/>
-        <w:suppressAutoHyphens w:val="true"/>
+        <w:shd w:val="clear" w:color="auto" w:fill="E3F2FD"/>
         <w:bidi w:val="0"/>
         <w:spacing w:before="100" w:after="100"/>
-        <w:ind w:hanging="113" w:start="283" w:end="0"/>
-        <w:jc w:val="start"/>
-        <w:rPr/>
-      </w:pPr>
-      <w:r>
+        <w:ind w:leftChars="0" w:left="720" w:right="0" w:firstLineChars="0" w:hanging="630"/>
+        <w:jc w:val="left"/>
         <w:rPr>
           <w:rFonts w:eastAsia="Arial" w:cs="Arial"/>
           <w:b/>
@@ -4126,8 +3719,7 @@
           <w:sz w:val="20"/>
           <w:szCs w:val="20"/>
         </w:rPr>
-        <w:t xml:space="preserve">ℹ️  </w:t>
-      </w:r>
+      </w:pPr>
       <w:r>
         <w:rPr>
           <w:rFonts w:eastAsia="Arial" w:cs="Arial"/>
@@ -4146,7 +3738,7 @@
           <w:sz w:val="20"/>
           <w:szCs w:val="20"/>
         </w:rPr>
-        <w:t>Les sons sont intégrés à l'application — aucun fichier externe n'est requis. Ils se chargent automatiquement au premier clic sur un bouton de volée.</w:t>
+        <w:t xml:space="preserve">Les sons sont intégrés à l'application — aucun fichier externe n'est requis. Ils se chargent automatiquement au premier clic sur un bouton de volée.</w:t>
       </w:r>
     </w:p>
     <w:p>
@@ -4156,7 +3748,6 @@
           <w:bottom w:val="single" w:sz="6" w:space="4" w:color="8B6914"/>
         </w:pBdr>
         <w:spacing w:before="360" w:after="120"/>
-        <w:rPr/>
       </w:pPr>
       <w:r>
         <w:rPr>
@@ -4167,52 +3758,50 @@
           <w:sz w:val="32"/>
           <w:szCs w:val="32"/>
         </w:rPr>
-        <w:t>8. Fermer l'application</w:t>
+        <w:t xml:space="preserve">8. Fermer l'application</w:t>
       </w:r>
     </w:p>
     <w:p>
       <w:pPr>
         <w:pStyle w:val="Normal"/>
         <w:spacing w:before="60" w:after="100"/>
-        <w:jc w:val="start"/>
-        <w:rPr/>
-      </w:pPr>
-      <w:r>
-        <w:rPr>
-          <w:rFonts w:eastAsia="Arial" w:cs="Arial"/>
-          <w:color w:val="222222"/>
-          <w:sz w:val="20"/>
-          <w:szCs w:val="20"/>
-        </w:rPr>
-        <w:t>Cliquez sur le bouton [</w:t>
-      </w:r>
-      <w:r>
-        <w:rPr>
-          <w:rFonts w:eastAsia="Arial" w:cs="Arial"/>
-          <w:b/>
-          <w:bCs/>
-          <w:color w:val="222222"/>
-          <w:sz w:val="20"/>
-          <w:szCs w:val="20"/>
-        </w:rPr>
-        <w:t>✕</w:t>
-      </w:r>
-      <w:r>
-        <w:rPr>
-          <w:rFonts w:eastAsia="Arial" w:cs="Arial"/>
-          <w:color w:val="222222"/>
-          <w:sz w:val="20"/>
-          <w:szCs w:val="20"/>
-        </w:rPr>
-        <w:t>] en haut à droite. Une fenêtre de confirmation s'affiche.</w:t>
+        <w:jc w:val="left"/>
+      </w:pPr>
+      <w:r>
+        <w:rPr>
+          <w:rFonts w:eastAsia="Arial" w:cs="Arial"/>
+          <w:color w:val="222222"/>
+          <w:sz w:val="20"/>
+          <w:szCs w:val="20"/>
+        </w:rPr>
+        <w:t xml:space="preserve">Cliquez sur le bouton [</w:t>
+      </w:r>
+      <w:r>
+        <w:rPr>
+          <w:rFonts w:eastAsia="Arial" w:cs="Arial"/>
+          <w:b/>
+          <w:bCs/>
+          <w:color w:val="222222"/>
+          <w:sz w:val="20"/>
+          <w:szCs w:val="20"/>
+        </w:rPr>
+        <w:t xml:space="preserve">✕</w:t>
+      </w:r>
+      <w:r>
+        <w:rPr>
+          <w:rFonts w:eastAsia="Arial" w:cs="Arial"/>
+          <w:color w:val="222222"/>
+          <w:sz w:val="20"/>
+          <w:szCs w:val="20"/>
+        </w:rPr>
+        <w:t xml:space="preserve">] en haut à droite. Une fenêtre de confirmation s'affiche.</w:t>
       </w:r>
     </w:p>
     <w:p>
       <w:pPr>
         <w:pStyle w:val="Normal"/>
         <w:spacing w:before="40" w:after="40"/>
-        <w:ind w:hanging="320" w:start="720"/>
-        <w:rPr/>
+        <w:ind w:left="720" w:hanging="320"/>
       </w:pPr>
       <w:r>
         <w:rPr>
@@ -4234,7 +3823,7 @@
           <w:sz w:val="20"/>
           <w:szCs w:val="20"/>
         </w:rPr>
-        <w:t>Oui</w:t>
+        <w:t xml:space="preserve">Oui</w:t>
       </w:r>
       <w:r>
         <w:rPr>
@@ -4250,8 +3839,7 @@
       <w:pPr>
         <w:pStyle w:val="Normal"/>
         <w:spacing w:before="40" w:after="40"/>
-        <w:ind w:hanging="320" w:start="720"/>
-        <w:rPr/>
+        <w:ind w:left="720" w:hanging="320"/>
       </w:pPr>
       <w:r>
         <w:rPr>
@@ -4273,7 +3861,7 @@
           <w:sz w:val="20"/>
           <w:szCs w:val="20"/>
         </w:rPr>
-        <w:t>Non</w:t>
+        <w:t xml:space="preserve">Non</w:t>
       </w:r>
       <w:r>
         <w:rPr>
@@ -4292,64 +3880,34 @@
         <w:pBdr>
           <w:left w:val="single" w:sz="24" w:space="4" w:color="8B6914"/>
         </w:pBdr>
-        <w:shd w:val="clear" w:fill="FFF8E1"/>
-        <w:suppressAutoHyphens w:val="true"/>
+        <w:shd w:val="clear" w:color="auto" w:fill="F4EBCC"/>
+        <w:suppressAutoHyphens/>
         <w:bidi w:val="0"/>
         <w:spacing w:before="100" w:after="100"/>
-        <w:ind w:hanging="283" w:start="454" w:end="0"/>
-        <w:jc w:val="start"/>
-        <w:rPr/>
-      </w:pPr>
-      <w:r>
-        <w:rPr>
-          <w:rFonts w:eastAsia="Arial" w:cs="Arial"/>
+        <w:ind w:leftChars="0" w:left="1530" w:right="0" w:firstLineChars="0" w:hanging="1350"/>
+        <w:jc w:val="left"/>
+        <w:rPr>
           <w:b/>
           <w:bCs/>
           <w:color w:val="8B6914"/>
-          <w:sz w:val="20"/>
-          <w:szCs w:val="20"/>
-        </w:rPr>
-        <w:t xml:space="preserve">⚠️  </w:t>
-      </w:r>
-      <w:r>
-        <w:rPr>
-          <w:rFonts w:eastAsia="Arial" w:cs="Arial"/>
+        </w:rPr>
+      </w:pPr>
+      <w:r>
+        <w:rPr>
           <w:b/>
           <w:bCs/>
           <w:color w:val="8B6914"/>
-          <w:sz w:val="20"/>
-          <w:szCs w:val="20"/>
-        </w:rPr>
-        <w:t xml:space="preserve">Attention : </w:t>
-      </w:r>
-      <w:r>
-        <w:rPr>
-          <w:rFonts w:eastAsia="Arial" w:cs="Arial"/>
-          <w:color w:val="222222"/>
-          <w:sz w:val="20"/>
-          <w:szCs w:val="20"/>
-        </w:rPr>
-        <w:t>Sur Firefox, la fermeture de l'onglet depuis le navigateur ne peut pas être interceptée. Utilisez toujours le bouton [</w:t>
-      </w:r>
-      <w:r>
-        <w:rPr>
-          <w:rFonts w:eastAsia="Arial" w:cs="Arial"/>
-          <w:b/>
-          <w:bCs/>
-          <w:color w:val="222222"/>
-          <w:sz w:val="20"/>
-          <w:szCs w:val="20"/>
-        </w:rPr>
-        <w:t>✕</w:t>
-      </w:r>
-      <w:r>
-        <w:rPr>
-          <w:rFonts w:eastAsia="Arial" w:cs="Arial"/>
-          <w:color w:val="222222"/>
-          <w:sz w:val="20"/>
-          <w:szCs w:val="20"/>
-        </w:rPr>
-        <w:t>] intégré pour confirmer la fermeture.</w:t>
+        </w:rPr>
+        <w:t xml:space="preserve">⚠️ Attention : </w:t>
+      </w:r>
+      <w:r>
+        <w:rPr>
+          <w:rFonts w:eastAsia="Arial" w:cs="Arial"/>
+          <w:color w:val="222222"/>
+          <w:sz w:val="20"/>
+          <w:szCs w:val="20"/>
+        </w:rPr>
+        <w:t xml:space="preserve">Sur Firefox, la fermeture de l'onglet depuis le navigateur ne peut pas être interceptée. Utilisez toujours le bouton [✕] intégré pour confirmer la fermeture.</w:t>
       </w:r>
     </w:p>
     <w:p>
@@ -4359,7 +3917,6 @@
           <w:bottom w:val="single" w:sz="6" w:space="4" w:color="8B6914"/>
         </w:pBdr>
         <w:spacing w:before="360" w:after="120"/>
-        <w:rPr/>
       </w:pPr>
       <w:r>
         <w:rPr>
@@ -4370,7 +3927,7 @@
           <w:sz w:val="32"/>
           <w:szCs w:val="32"/>
         </w:rPr>
-        <w:t>9. Questions fréquentes</w:t>
+        <w:t xml:space="preserve">9. Questions fréquentes</w:t>
       </w:r>
     </w:p>
     <w:p>
@@ -4378,7 +3935,6 @@
         <w:pStyle w:val="Heading3"/>
         <w:bidi w:val="0"/>
         <w:spacing w:before="160" w:after="60"/>
-        <w:rPr/>
       </w:pPr>
       <w:r>
         <w:rPr>
@@ -4389,22 +3945,9 @@
           <w:kern w:val="0"/>
           <w:sz w:val="21"/>
           <w:szCs w:val="21"/>
-          <w:lang w:val="fr-FR" w:eastAsia="zh-CN" w:bidi="hi-IN"/>
-        </w:rPr>
-        <w:t xml:space="preserve">❓ </w:t>
-      </w:r>
-      <w:r>
-        <w:rPr>
-          <w:rFonts w:eastAsia="Arial" w:cs="Arial"/>
-          <w:b/>
-          <w:bCs/>
-          <w:color w:val="555555"/>
-          <w:kern w:val="0"/>
-          <w:sz w:val="21"/>
-          <w:szCs w:val="21"/>
-          <w:lang w:val="fr-FR" w:eastAsia="zh-CN" w:bidi="hi-IN"/>
-        </w:rPr>
-        <w:t xml:space="preserve">Pourquoi les impacts ont-ils des traits orange et verts ? </w:t>
+          <w:lang w:val="fr-FR" w:bidi="hi-IN"/>
+        </w:rPr>
+        <w:t xml:space="preserve">❓ Pourquoi les impacts ont-ils des traits orange et verts ? </w:t>
       </w:r>
       <w:r>
         <w:rPr>
@@ -4420,13 +3963,13 @@
       <w:r>
         <w:rPr>
           <w:rFonts w:eastAsia="Arial" w:cs="Arial"/>
-          <w:b w:val="false"/>
-          <w:bCs w:val="false"/>
+          <w:b w:val="0"/>
+          <w:bCs w:val="0"/>
           <w:color w:val="222222"/>
           <w:kern w:val="0"/>
           <w:sz w:val="20"/>
           <w:szCs w:val="20"/>
-          <w:lang w:val="fr-FR" w:eastAsia="zh-CN" w:bidi="hi-IN"/>
+          <w:lang w:val="fr-FR" w:bidi="hi-IN"/>
         </w:rPr>
         <w:t xml:space="preserve">Ces traits simulent les "plumes" de la flèche. Ils permettent de mieux visualiser l'orientation et la position de l'impact sur les zones sombres du blason (comme le noir ou le bleu). </w:t>
       </w:r>
@@ -4454,8 +3997,30 @@
           <w:sz w:val="21"/>
           <w:szCs w:val="21"/>
         </w:rPr>
-        <w:t xml:space="preserve">❓ </w:t>
-      </w:r>
+        <w:t xml:space="preserve">❓ Je clique sur une valeur mais rien ne se passe</w:t>
+      </w:r>
+    </w:p>
+    <w:p>
+      <w:pPr>
+        <w:pStyle w:val="Normal"/>
+        <w:spacing w:before="60" w:after="100"/>
+        <w:jc w:val="left"/>
+      </w:pPr>
+      <w:r>
+        <w:rPr>
+          <w:rFonts w:eastAsia="Arial" w:cs="Arial"/>
+          <w:color w:val="222222"/>
+          <w:sz w:val="20"/>
+          <w:szCs w:val="20"/>
+        </w:rPr>
+        <w:t xml:space="preserve">Vérifiez que des impacts ont bien été générés sur le blason. Si aucune flèche n'est visible, cliquez d'abord sur un bouton de volée.</w:t>
+      </w:r>
+    </w:p>
+    <w:p>
+      <w:pPr>
+        <w:pStyle w:val="Heading3"/>
+        <w:spacing w:before="160" w:after="60"/>
+      </w:pPr>
       <w:r>
         <w:rPr>
           <w:rFonts w:eastAsia="Arial" w:cs="Arial"/>
@@ -4465,31 +4030,29 @@
           <w:sz w:val="21"/>
           <w:szCs w:val="21"/>
         </w:rPr>
-        <w:t>Je clique sur une valeur mais rien ne se passe</w:t>
+        <w:t xml:space="preserve">❓ La valeur que je saisis est refusée avec un flash rouge</w:t>
       </w:r>
     </w:p>
     <w:p>
       <w:pPr>
         <w:pStyle w:val="Normal"/>
         <w:spacing w:before="60" w:after="100"/>
-        <w:jc w:val="start"/>
-        <w:rPr/>
-      </w:pPr>
-      <w:r>
-        <w:rPr>
-          <w:rFonts w:eastAsia="Arial" w:cs="Arial"/>
-          <w:color w:val="222222"/>
-          <w:sz w:val="20"/>
-          <w:szCs w:val="20"/>
-        </w:rPr>
-        <w:t>Vérifiez que des impacts ont bien été générés sur le blason. Si aucune flèche n'est visible, cliquez d'abord sur un bouton de volée.</w:t>
+        <w:jc w:val="left"/>
+      </w:pPr>
+      <w:r>
+        <w:rPr>
+          <w:rFonts w:eastAsia="Arial" w:cs="Arial"/>
+          <w:color w:val="222222"/>
+          <w:sz w:val="20"/>
+          <w:szCs w:val="20"/>
+        </w:rPr>
+        <w:t xml:space="preserve">La valeur saisie ne correspond à aucun des impacts visibles sur le blason. Par exemple, si aucune flèche n'est dans la zone 10, la touche 10 sera refusée.</w:t>
       </w:r>
     </w:p>
     <w:p>
       <w:pPr>
         <w:pStyle w:val="Heading3"/>
         <w:spacing w:before="160" w:after="60"/>
-        <w:rPr/>
       </w:pPr>
       <w:r>
         <w:rPr>
@@ -4500,8 +4063,74 @@
           <w:sz w:val="21"/>
           <w:szCs w:val="21"/>
         </w:rPr>
-        <w:t xml:space="preserve">❓ </w:t>
-      </w:r>
+        <w:t xml:space="preserve">❓ Le champ TOTAL ne s'active pas</w:t>
+      </w:r>
+    </w:p>
+    <w:p>
+      <w:pPr>
+        <w:pStyle w:val="Normal"/>
+        <w:spacing w:before="60" w:after="100"/>
+        <w:jc w:val="left"/>
+        <w:rPr>
+          <w:rFonts w:eastAsia="Arial" w:cs="Arial"/>
+          <w:color w:val="222222"/>
+          <w:sz w:val="20"/>
+          <w:szCs w:val="20"/>
+        </w:rPr>
+      </w:pPr>
+      <w:r>
+        <w:rPr>
+          <w:rFonts w:eastAsia="Arial" w:cs="Arial"/>
+          <w:color w:val="222222"/>
+          <w:sz w:val="20"/>
+          <w:szCs w:val="20"/>
+        </w:rPr>
+        <w:t xml:space="preserve">Le champ TOTAL ne s'active qu'une fois tous les points de flèches saisis. Vérifiez que tous les champs F1, F2, F3 (ou F1 à F6 en T.A.E.) sont remplis.</w:t>
+      </w:r>
+    </w:p>
+    <w:p>
+      <w:pPr>
+        <w:pStyle w:val="Heading3"/>
+        <w:keepNext/>
+        <w:widowControl/>
+        <w:suppressAutoHyphens/>
+        <w:bidi w:val="0"/>
+        <w:jc w:val="left"/>
+      </w:pPr>
+      <w:r>
+        <w:rPr>
+          <w:rStyle w:val="Strong"/>
+          <w:b/>
+          <w:bCs/>
+          <w:kern w:val="0"/>
+          <w:lang w:val="fr-FR" w:bidi="hi-IN"/>
+        </w:rPr>
+        <w:t xml:space="preserve">❓ Pourquoi le clavier disparaît-il quand je dois entrer le total ?</w:t>
+      </w:r>
+    </w:p>
+    <w:p>
+      <w:pPr>
+        <w:pStyle w:val="BodyText"/>
+        <w:spacing w:before="60" w:after="100"/>
+      </w:pPr>
+      <w:r>
+        <w:t xml:space="preserve">C'est voulu : lors de la saisie du total, seule la touche </w:t>
+      </w:r>
+      <w:r>
+        <w:rPr>
+          <w:rStyle w:val="Strong"/>
+        </w:rPr>
+        <w:t xml:space="preserve">Eff</w:t>
+      </w:r>
+      <w:r>
+        <w:t xml:space="preserve"> reste disponible pour effacer. Le total doit être saisi au clavier physique, ce qui correspond à l'usage naturel — on additionne mentalement et on tape directement. Le clavier complet réapparaît automatiquement à la volée suivante.</w:t>
+      </w:r>
+    </w:p>
+    <w:p>
+      <w:pPr>
+        <w:pStyle w:val="Heading3"/>
+        <w:spacing w:before="160" w:after="60"/>
+      </w:pPr>
       <w:r>
         <w:rPr>
           <w:rFonts w:eastAsia="Arial" w:cs="Arial"/>
@@ -4511,31 +4140,29 @@
           <w:sz w:val="21"/>
           <w:szCs w:val="21"/>
         </w:rPr>
-        <w:t>La valeur que je saisis est refusée avec un flash rouge</w:t>
+        <w:t xml:space="preserve">❓ Le Challenge s'arrête tout seul</w:t>
       </w:r>
     </w:p>
     <w:p>
       <w:pPr>
         <w:pStyle w:val="Normal"/>
         <w:spacing w:before="60" w:after="100"/>
-        <w:jc w:val="start"/>
-        <w:rPr/>
-      </w:pPr>
-      <w:r>
-        <w:rPr>
-          <w:rFonts w:eastAsia="Arial" w:cs="Arial"/>
-          <w:color w:val="222222"/>
-          <w:sz w:val="20"/>
-          <w:szCs w:val="20"/>
-        </w:rPr>
-        <w:t>La valeur saisie ne correspond à aucun des impacts visibles sur le blason. Par exemple, si aucune flèche n'est dans la zone 10, la touche 10 sera refusée.</w:t>
+        <w:jc w:val="left"/>
+      </w:pPr>
+      <w:r>
+        <w:rPr>
+          <w:rFonts w:eastAsia="Arial" w:cs="Arial"/>
+          <w:color w:val="222222"/>
+          <w:sz w:val="20"/>
+          <w:szCs w:val="20"/>
+        </w:rPr>
+        <w:t xml:space="preserve">Le temps imparti (60 secondes) s'est écoulé. La volée suivante est générée automatiquement. Ce comportement est normal.</w:t>
       </w:r>
     </w:p>
     <w:p>
       <w:pPr>
         <w:pStyle w:val="Heading3"/>
         <w:spacing w:before="160" w:after="60"/>
-        <w:rPr/>
       </w:pPr>
       <w:r>
         <w:rPr>
@@ -4546,175 +4173,14 @@
           <w:sz w:val="21"/>
           <w:szCs w:val="21"/>
         </w:rPr>
-        <w:t xml:space="preserve">❓ </w:t>
-      </w:r>
-      <w:r>
-        <w:rPr>
-          <w:rFonts w:eastAsia="Arial" w:cs="Arial"/>
-          <w:b/>
-          <w:bCs/>
-          <w:color w:val="555555"/>
-          <w:sz w:val="21"/>
-          <w:szCs w:val="21"/>
-        </w:rPr>
-        <w:t>Le champ TOTAL ne s'active pas</w:t>
+        <w:t xml:space="preserve">❓ Je veux recommencer sans attendre la fin du Challenge</w:t>
       </w:r>
     </w:p>
     <w:p>
       <w:pPr>
         <w:pStyle w:val="Normal"/>
         <w:spacing w:before="60" w:after="100"/>
-        <w:jc w:val="start"/>
-        <w:rPr>
-          <w:rFonts w:eastAsia="Arial" w:cs="Arial"/>
-          <w:color w:val="222222"/>
-          <w:sz w:val="20"/>
-          <w:szCs w:val="20"/>
-        </w:rPr>
-      </w:pPr>
-      <w:r>
-        <w:rPr>
-          <w:rFonts w:eastAsia="Arial" w:cs="Arial"/>
-          <w:color w:val="222222"/>
-          <w:sz w:val="20"/>
-          <w:szCs w:val="20"/>
-        </w:rPr>
-        <w:t>Le champ TOTAL ne s'active qu'une fois tous les points de flèches saisis. Vérifiez que tous les champs F1, F2, F3 (ou F1 à F6 en T.A.E.) sont remplis.</w:t>
-      </w:r>
-    </w:p>
-    <w:p>
-      <w:pPr>
-        <w:pStyle w:val="Heading3"/>
-        <w:keepNext w:val="true"/>
-        <w:widowControl/>
-        <w:suppressAutoHyphens w:val="true"/>
-        <w:bidi w:val="0"/>
-        <w:jc w:val="start"/>
-        <w:rPr/>
-      </w:pPr>
-      <w:r>
-        <w:rPr>
-          <w:rStyle w:val="Strong"/>
-          <w:b/>
-          <w:bCs/>
-          <w:kern w:val="0"/>
-          <w:lang w:val="fr-FR" w:eastAsia="zh-CN" w:bidi="hi-IN"/>
-        </w:rPr>
-        <w:t xml:space="preserve">❓ </w:t>
-      </w:r>
-      <w:r>
-        <w:rPr>
-          <w:rStyle w:val="Strong"/>
-          <w:b/>
-          <w:bCs/>
-          <w:kern w:val="0"/>
-          <w:lang w:val="fr-FR" w:eastAsia="zh-CN" w:bidi="hi-IN"/>
-        </w:rPr>
-        <w:t>Pourquoi le clavier disparaît-il quand je dois entrer le total ?</w:t>
-      </w:r>
-    </w:p>
-    <w:p>
-      <w:pPr>
-        <w:pStyle w:val="BodyText"/>
-        <w:spacing w:before="60" w:after="100"/>
-        <w:rPr/>
-      </w:pPr>
-      <w:r>
-        <w:rPr/>
-        <w:t xml:space="preserve">C'est voulu : lors de la saisie du total, seule la touche </w:t>
-      </w:r>
-      <w:r>
-        <w:rPr>
-          <w:rStyle w:val="Strong"/>
-        </w:rPr>
-        <w:t>Eff</w:t>
-      </w:r>
-      <w:r>
-        <w:rPr/>
-        <w:t xml:space="preserve"> reste disponible pour effacer. Le total doit être saisi au clavier physique, ce qui correspond à l'usage naturel — on additionne mentalement et on tape directement. Le clavier complet réapparaît automatiquement à la volée suivante.</w:t>
-      </w:r>
-    </w:p>
-    <w:p>
-      <w:pPr>
-        <w:pStyle w:val="Heading3"/>
-        <w:spacing w:before="160" w:after="60"/>
-        <w:rPr/>
-      </w:pPr>
-      <w:r>
-        <w:rPr>
-          <w:rFonts w:eastAsia="Arial" w:cs="Arial"/>
-          <w:b/>
-          <w:bCs/>
-          <w:color w:val="555555"/>
-          <w:sz w:val="21"/>
-          <w:szCs w:val="21"/>
-        </w:rPr>
-        <w:t xml:space="preserve">❓ </w:t>
-      </w:r>
-      <w:r>
-        <w:rPr>
-          <w:rFonts w:eastAsia="Arial" w:cs="Arial"/>
-          <w:b/>
-          <w:bCs/>
-          <w:color w:val="555555"/>
-          <w:sz w:val="21"/>
-          <w:szCs w:val="21"/>
-        </w:rPr>
-        <w:t>Le Challenge s'arrête tout seul</w:t>
-      </w:r>
-    </w:p>
-    <w:p>
-      <w:pPr>
-        <w:pStyle w:val="Normal"/>
-        <w:spacing w:before="60" w:after="100"/>
-        <w:jc w:val="start"/>
-        <w:rPr/>
-      </w:pPr>
-      <w:r>
-        <w:rPr>
-          <w:rFonts w:eastAsia="Arial" w:cs="Arial"/>
-          <w:color w:val="222222"/>
-          <w:sz w:val="20"/>
-          <w:szCs w:val="20"/>
-        </w:rPr>
-        <w:t>Le temps imparti (60 secondes) s'est écoulé. La volée suivante est générée automatiquement. Ce comportement est normal.</w:t>
-      </w:r>
-    </w:p>
-    <w:p>
-      <w:pPr>
-        <w:pStyle w:val="Heading3"/>
-        <w:spacing w:before="160" w:after="60"/>
-        <w:rPr/>
-      </w:pPr>
-      <w:r>
-        <w:rPr>
-          <w:rFonts w:eastAsia="Arial" w:cs="Arial"/>
-          <w:b/>
-          <w:bCs/>
-          <w:color w:val="555555"/>
-          <w:sz w:val="21"/>
-          <w:szCs w:val="21"/>
-        </w:rPr>
-        <w:t xml:space="preserve">❓ </w:t>
-      </w:r>
-      <w:r>
-        <w:rPr>
-          <w:rFonts w:eastAsia="Arial" w:cs="Arial"/>
-          <w:b/>
-          <w:bCs/>
-          <w:color w:val="555555"/>
-          <w:sz w:val="21"/>
-          <w:szCs w:val="21"/>
-        </w:rPr>
-        <w:t>Je veux recommencer sans attendre la fin du Challenge</w:t>
-      </w:r>
-    </w:p>
-    <w:p>
-      <w:pPr>
-        <w:pStyle w:val="Normal"/>
-        <w:spacing w:before="60" w:after="100"/>
-        <w:jc w:val="start"/>
-        <w:rPr/>
+        <w:jc w:val="left"/>
       </w:pPr>
       <w:r>
         <w:rPr>
@@ -4734,7 +4200,7 @@
           <w:sz w:val="20"/>
           <w:szCs w:val="20"/>
         </w:rPr>
-        <w:t>CHALLENGE ON</w:t>
+        <w:t xml:space="preserve">CHALLENGE ON</w:t>
       </w:r>
       <w:r>
         <w:rPr>
@@ -4754,7 +4220,7 @@
           <w:sz w:val="20"/>
           <w:szCs w:val="20"/>
         </w:rPr>
-        <w:t>CHALLENGE OFF</w:t>
+        <w:t xml:space="preserve">CHALLENGE OFF</w:t>
       </w:r>
       <w:r>
         <w:rPr>
@@ -4773,7 +4239,6 @@
           <w:bottom w:val="single" w:sz="6" w:space="4" w:color="8B6914"/>
         </w:pBdr>
         <w:spacing w:before="360" w:after="120"/>
-        <w:rPr/>
       </w:pPr>
       <w:r>
         <w:rPr>
@@ -4784,7 +4249,7 @@
           <w:sz w:val="32"/>
           <w:szCs w:val="32"/>
         </w:rPr>
-        <w:t>10. Contact et support</w:t>
+        <w:t xml:space="preserve">10. Contact et support</w:t>
       </w:r>
     </w:p>
     <w:p>
@@ -4794,37 +4259,25 @@
         <w:pBdr>
           <w:left w:val="single" w:sz="24" w:space="0" w:color="2196F3"/>
         </w:pBdr>
-        <w:shd w:val="clear" w:fill="E3F2FD"/>
-        <w:suppressAutoHyphens w:val="true"/>
+        <w:shd w:val="clear" w:color="auto" w:fill="E3F2FD"/>
+        <w:suppressAutoHyphens/>
         <w:bidi w:val="0"/>
         <w:spacing w:before="200" w:after="200"/>
-        <w:ind w:hanging="283" w:start="397" w:end="170"/>
-        <w:jc w:val="start"/>
-        <w:rPr/>
-      </w:pPr>
-      <w:r>
-        <w:rPr>
-          <w:rFonts w:eastAsia="Arial" w:cs="Arial"/>
-          <w:b/>
-          <w:bCs/>
-          <w:color w:val="222222"/>
-          <w:sz w:val="20"/>
-          <w:szCs w:val="20"/>
-        </w:rPr>
-        <w:t xml:space="preserve">📧 </w:t>
-      </w:r>
-      <w:r>
-        <w:rPr>
-          <w:rFonts w:eastAsia="Arial" w:cs="Arial"/>
-          <w:b/>
-          <w:bCs/>
-          <w:color w:val="222222"/>
-          <w:sz w:val="20"/>
-          <w:szCs w:val="20"/>
-        </w:rPr>
-        <w:t xml:space="preserve">Besoin d'aide ? </w:t>
+        <w:ind w:left="397" w:right="170" w:firstLineChars="0" w:hanging="360"/>
+        <w:jc w:val="left"/>
+      </w:pPr>
+      <w:r>
+        <w:rPr>
+          <w:rFonts w:eastAsia="Arial" w:cs="Arial"/>
+          <w:b/>
+          <w:bCs/>
+          <w:color w:val="222222"/>
+          <w:sz w:val="20"/>
+          <w:szCs w:val="20"/>
+        </w:rPr>
+        <w:t xml:space="preserve">  📧 Besoin d'aide ? </w:t>
         <w:br/>
-        <w:t>Auteur</w:t>
+        <w:t xml:space="preserve">Auteur</w:t>
       </w:r>
       <w:r>
         <w:rPr>
@@ -4845,34 +4298,16 @@
           <w:sz w:val="20"/>
           <w:szCs w:val="20"/>
         </w:rPr>
-        <w:t>Version</w:t>
-      </w:r>
-      <w:r>
-        <w:rPr>
-          <w:rFonts w:eastAsia="Arial" w:cs="Arial"/>
-          <w:color w:val="222222"/>
-          <w:sz w:val="20"/>
-          <w:szCs w:val="20"/>
-        </w:rPr>
-        <w:t xml:space="preserve"> : </w:t>
-      </w:r>
-      <w:r>
-        <w:rPr>
-          <w:rFonts w:eastAsia="Arial" w:cs="Arial"/>
-          <w:color w:val="222222"/>
-          <w:sz w:val="20"/>
-          <w:szCs w:val="20"/>
-        </w:rPr>
-        <w:t>5.0</w:t>
-      </w:r>
-      <w:r>
-        <w:rPr>
-          <w:rFonts w:eastAsia="Arial" w:cs="Arial"/>
-          <w:color w:val="222222"/>
-          <w:sz w:val="20"/>
-          <w:szCs w:val="20"/>
-        </w:rPr>
-        <w:t xml:space="preserve">  </w:t>
+        <w:t xml:space="preserve">Version</w:t>
+      </w:r>
+      <w:r>
+        <w:rPr>
+          <w:rFonts w:eastAsia="Arial" w:cs="Arial"/>
+          <w:color w:val="222222"/>
+          <w:sz w:val="20"/>
+          <w:szCs w:val="20"/>
+        </w:rPr>
+        <w:t xml:space="preserve"> : 5.2  </w:t>
         <w:br/>
       </w:r>
       <w:r>
@@ -4884,46 +4319,19 @@
           <w:sz w:val="20"/>
           <w:szCs w:val="20"/>
         </w:rPr>
-        <w:t>Pour toute question, suggestion ou rapport d’</w:t>
-      </w:r>
-      <w:r>
-        <w:rPr>
-          <w:rFonts w:eastAsia="Arial" w:cs="Arial"/>
-          <w:i/>
-          <w:iCs/>
-          <w:color w:val="222222"/>
-          <w:sz w:val="20"/>
-          <w:szCs w:val="20"/>
-        </w:rPr>
-        <w:t>anomalie</w:t>
-      </w:r>
-      <w:r>
-        <w:rPr>
-          <w:rFonts w:eastAsia="Arial" w:cs="Arial"/>
-          <w:i/>
-          <w:iCs/>
-          <w:color w:val="222222"/>
-          <w:sz w:val="20"/>
-          <w:szCs w:val="20"/>
-        </w:rPr>
-        <w:t>, contactez l'auteur via Facebook.</w:t>
+        <w:t xml:space="preserve">Pour toute question, suggestion ou rapport d’anomalie, contactez l'auteur via Facebook.</w:t>
       </w:r>
     </w:p>
     <w:p>
       <w:pPr>
         <w:pStyle w:val="Normal"/>
         <w:spacing w:before="0" w:after="30"/>
-        <w:rPr/>
-      </w:pPr>
-      <w:r>
-        <w:rPr/>
-      </w:r>
+      </w:pPr>
     </w:p>
     <w:p>
       <w:pPr>
         <w:pStyle w:val="Normal"/>
         <w:jc w:val="center"/>
-        <w:rPr/>
       </w:pPr>
       <w:r>
         <w:rPr>
@@ -4934,35 +4342,19 @@
           <w:sz w:val="26"/>
           <w:szCs w:val="26"/>
         </w:rPr>
-        <w:t xml:space="preserve">🏹  </w:t>
-      </w:r>
-      <w:r>
-        <w:rPr>
-          <w:rFonts w:eastAsia="Arial" w:cs="Arial"/>
-          <w:b/>
-          <w:bCs/>
-          <w:color w:val="1A5C20"/>
-          <w:sz w:val="26"/>
-          <w:szCs w:val="26"/>
-        </w:rPr>
-        <w:t>Bon entraînement !  🏹</w:t>
+        <w:t xml:space="preserve">🏹  Bon entraînement !  🏹</w:t>
       </w:r>
     </w:p>
     <w:p>
       <w:pPr>
         <w:pStyle w:val="Normal"/>
         <w:spacing w:before="0" w:after="50"/>
-        <w:rPr/>
-      </w:pPr>
-      <w:r>
-        <w:rPr/>
-      </w:r>
+      </w:pPr>
     </w:p>
     <w:p>
       <w:pPr>
         <w:pStyle w:val="Normal"/>
         <w:jc w:val="center"/>
-        <w:rPr/>
       </w:pPr>
       <w:r>
         <w:rPr>
@@ -4973,41 +4365,28 @@
           <w:sz w:val="19"/>
           <w:szCs w:val="19"/>
         </w:rPr>
-        <w:t>Merci d'utiliser l'École de Comptage des Points</w:t>
+        <w:t xml:space="preserve">Merci d'utiliser l'École de Comptage des Points</w:t>
       </w:r>
     </w:p>
     <w:sectPr>
-      <w:footerReference w:type="even" r:id="rId3"/>
-      <w:footerReference w:type="default" r:id="rId4"/>
-      <w:footerReference w:type="first" r:id="rId5"/>
+      <w:footerReference w:type="default" r:id="rId2"/>
+      <w:footerReference w:type="first" r:id="rId3"/>
+      <w:footerReference w:type="even" r:id="rId4"/>
       <w:type w:val="nextPage"/>
       <w:pgSz w:w="11906" w:h="16838"/>
-      <w:pgMar w:left="573" w:right="572" w:gutter="0" w:header="0" w:top="1134" w:footer="299" w:bottom="952"/>
+      <w:pgMar w:top="1134" w:right="572" w:bottom="952" w:left="573" w:header="0" w:footer="299" w:gutter="0"/>
       <w:pgNumType w:fmt="decimal"/>
-      <w:formProt w:val="false"/>
+      <w:cols w:space="720" w:num="1"/>
+      <w:formProt w:val="0"/>
       <w:textDirection w:val="lrTb"/>
-      <w:docGrid w:type="default" w:linePitch="360" w:charSpace="0"/>
+      <w:docGrid w:linePitch="360"/>
     </w:sectPr>
   </w:body>
 </w:document>
 </file>
 
 <file path=word/footer1.xml><?xml version="1.0" encoding="utf-8"?>
-<w:ftr xmlns:o="urn:schemas-microsoft-com:office:office" xmlns:r="http://schemas.openxmlformats.org/officeDocument/2006/relationships" xmlns:v="urn:schemas-microsoft-com:vml" xmlns:w="http://schemas.openxmlformats.org/wordprocessingml/2006/main" xmlns:w10="urn:schemas-microsoft-com:office:word" xmlns:wp="http://schemas.openxmlformats.org/drawingml/2006/wordprocessingDrawing" xmlns:pic="http://schemas.openxmlformats.org/drawingml/2006/picture" xmlns:wps="http://schemas.microsoft.com/office/word/2010/wordprocessingShape" xmlns:wpg="http://schemas.microsoft.com/office/word/2010/wordprocessingGroup" xmlns:mc="http://schemas.openxmlformats.org/markup-compatibility/2006" xmlns:wp14="http://schemas.microsoft.com/office/word/2010/wordprocessingDrawing" xmlns:w14="http://schemas.microsoft.com/office/word/2010/wordml" xmlns:w15="http://schemas.microsoft.com/office/word/2012/wordml" mc:Ignorable="w14 wp14 w15">
-  <w:p>
-    <w:pPr>
-      <w:pStyle w:val="Footer"/>
-      <w:rPr/>
-    </w:pPr>
-    <w:r>
-      <w:rPr/>
-    </w:r>
-  </w:p>
-</w:ftr>
-</file>
-
-<file path=word/footer2.xml><?xml version="1.0" encoding="utf-8"?>
-<w:ftr xmlns:o="urn:schemas-microsoft-com:office:office" xmlns:r="http://schemas.openxmlformats.org/officeDocument/2006/relationships" xmlns:v="urn:schemas-microsoft-com:vml" xmlns:w="http://schemas.openxmlformats.org/wordprocessingml/2006/main" xmlns:w10="urn:schemas-microsoft-com:office:word" xmlns:wp="http://schemas.openxmlformats.org/drawingml/2006/wordprocessingDrawing" xmlns:pic="http://schemas.openxmlformats.org/drawingml/2006/picture" xmlns:wps="http://schemas.microsoft.com/office/word/2010/wordprocessingShape" xmlns:wpg="http://schemas.microsoft.com/office/word/2010/wordprocessingGroup" xmlns:mc="http://schemas.openxmlformats.org/markup-compatibility/2006" xmlns:wp14="http://schemas.microsoft.com/office/word/2010/wordprocessingDrawing" xmlns:w14="http://schemas.microsoft.com/office/word/2010/wordml" xmlns:w15="http://schemas.microsoft.com/office/word/2012/wordml" mc:Ignorable="w14 wp14 w15">
+<w:ftr xmlns:w="http://schemas.openxmlformats.org/wordprocessingml/2006/main" xmlns:r="http://schemas.openxmlformats.org/officeDocument/2006/relationships" xmlns:wp="http://schemas.openxmlformats.org/drawingml/2006/wordprocessingDrawing" xmlns:a="http://schemas.openxmlformats.org/drawingml/2006/main" xmlns:c="http://schemas.openxmlformats.org/drawingml/2006/chart" xmlns:pic="http://schemas.openxmlformats.org/drawingml/2006/picture" xmlns:mc="http://schemas.openxmlformats.org/markup-compatibility/2006" xmlns:w14="http://schemas.microsoft.com/office/word/2010/wordml" xmlns:wpi="http://schemas.microsoft.com/office/word/2010/wordprocessingInk" xmlns:w15="http://schemas.microsoft.com/office/word/2012/wordml" xmlns:wp14="http://schemas.microsoft.com/office/word/2010/wordprocessingDrawing" xmlns:wps="http://schemas.microsoft.com/office/word/2010/wordprocessingShape" xmlns:wpg="http://schemas.microsoft.com/office/word/2010/wordprocessingGroup" xmlns:wpc="http://schemas.microsoft.com/office/word/2010/wordprocessingCanvas" xmlns:dgm="http://schemas.openxmlformats.org/drawingml/2006/diagram" xmlns:dsp="http://schemas.microsoft.com/office/drawing/2008/diagram" xmlns:m="http://schemas.openxmlformats.org/officeDocument/2006/math" xmlns:v="urn:schemas-microsoft-com:vml" xmlns:o="urn:schemas-microsoft-com:office:office" xmlns:w10="urn:schemas-microsoft-com:office:word" xmlns:cx="http://schemas.microsoft.com/office/drawing/2014/chartex" xmlns:cx1="http://schemas.microsoft.com/office/drawing/2015/9/8/chartex" xmlns:cx2="http://schemas.microsoft.com/office/drawing/2015/10/21/chartex" xmlns:cx3="http://schemas.microsoft.com/office/drawing/2016/5/9/chartex" xmlns:cx4="http://schemas.microsoft.com/office/drawing/2016/5/10/chartex" xmlns:cx5="http://schemas.microsoft.com/office/drawing/2016/5/11/chartex" xmlns:cx6="http://schemas.microsoft.com/office/drawing/2016/5/12/chartex" xmlns:cx7="http://schemas.microsoft.com/office/drawing/2016/5/13/chartex" xmlns:cx8="http://schemas.microsoft.com/office/drawing/2016/5/14/chartex" mc:Ignorable="w14 w15 wp14">
   <w:p>
     <w:pPr>
       <w:pStyle w:val="Normal"/>
@@ -5016,36 +4395,21 @@
       </w:pBdr>
       <w:tabs>
         <w:tab w:val="clear" w:pos="720"/>
-        <w:tab w:val="center" w:pos="5953" w:leader="none"/>
-        <w:tab w:val="right" w:pos="10771" w:leader="none"/>
+        <w:tab w:val="center" w:pos="6661"/>
+        <w:tab w:val="right" w:pos="10771"/>
       </w:tabs>
-      <w:spacing w:lineRule="auto" w:line="276" w:before="0" w:after="0"/>
+      <w:spacing w:before="0" w:after="0" w:line="276" w:lineRule="auto"/>
       <w:contextualSpacing/>
       <w:jc w:val="center"/>
-      <w:rPr/>
     </w:pPr>
     <w:r>
       <w:rPr>
         <w:sz w:val="18"/>
         <w:szCs w:val="18"/>
       </w:rPr>
-      <w:t>© 2016-2026 | Jean-Michel Grelaud</w:t>
+      <w:t xml:space="preserve">© 2016-2026 | Jean-Michel Grelaud</w:t>
       <w:tab/>
-      <w:t>École de Comptage des Points V</w:t>
-    </w:r>
-    <w:r>
-      <w:rPr>
-        <w:sz w:val="18"/>
-        <w:szCs w:val="18"/>
-      </w:rPr>
-      <w:t>5.0</w:t>
-    </w:r>
-    <w:r>
-      <w:rPr>
-        <w:sz w:val="18"/>
-        <w:szCs w:val="18"/>
-      </w:rPr>
-      <w:t xml:space="preserve"> | Manuel Utilisateur </w:t>
+      <w:t xml:space="preserve">École de Comptage des Points V5.2 (Rel. 261026) | Manuel Utilisateur </w:t>
       <w:tab/>
       <w:t xml:space="preserve">Page </w:t>
     </w:r>
@@ -5083,7 +4447,7 @@
         <w:sz w:val="18"/>
         <w:szCs w:val="18"/>
       </w:rPr>
-      <w:t>5</w:t>
+      <w:t xml:space="preserve">5</w:t>
     </w:r>
     <w:r>
       <w:rPr>
@@ -5099,7 +4463,7 @@
         <w:sz w:val="18"/>
         <w:szCs w:val="18"/>
       </w:rPr>
-      <w:t>/</w:t>
+      <w:t xml:space="preserve">/</w:t>
     </w:r>
     <w:r>
       <w:rPr>
@@ -5135,7 +4499,7 @@
         <w:sz w:val="18"/>
         <w:szCs w:val="18"/>
       </w:rPr>
-      <w:t>5</w:t>
+      <w:t xml:space="preserve">5</w:t>
     </w:r>
     <w:r>
       <w:rPr>
@@ -5150,8 +4514,8 @@
 </w:ftr>
 </file>
 
-<file path=word/footer3.xml><?xml version="1.0" encoding="utf-8"?>
-<w:ftr xmlns:o="urn:schemas-microsoft-com:office:office" xmlns:r="http://schemas.openxmlformats.org/officeDocument/2006/relationships" xmlns:v="urn:schemas-microsoft-com:vml" xmlns:w="http://schemas.openxmlformats.org/wordprocessingml/2006/main" xmlns:w10="urn:schemas-microsoft-com:office:word" xmlns:wp="http://schemas.openxmlformats.org/drawingml/2006/wordprocessingDrawing" xmlns:pic="http://schemas.openxmlformats.org/drawingml/2006/picture" xmlns:wps="http://schemas.microsoft.com/office/word/2010/wordprocessingShape" xmlns:wpg="http://schemas.microsoft.com/office/word/2010/wordprocessingGroup" xmlns:mc="http://schemas.openxmlformats.org/markup-compatibility/2006" xmlns:wp14="http://schemas.microsoft.com/office/word/2010/wordprocessingDrawing" xmlns:w14="http://schemas.microsoft.com/office/word/2010/wordml" xmlns:w15="http://schemas.microsoft.com/office/word/2012/wordml" mc:Ignorable="w14 wp14 w15">
+<file path=word/footer2.xml><?xml version="1.0" encoding="utf-8"?>
+<w:ftr xmlns:w="http://schemas.openxmlformats.org/wordprocessingml/2006/main" xmlns:r="http://schemas.openxmlformats.org/officeDocument/2006/relationships" xmlns:wp="http://schemas.openxmlformats.org/drawingml/2006/wordprocessingDrawing" xmlns:a="http://schemas.openxmlformats.org/drawingml/2006/main" xmlns:c="http://schemas.openxmlformats.org/drawingml/2006/chart" xmlns:pic="http://schemas.openxmlformats.org/drawingml/2006/picture" xmlns:mc="http://schemas.openxmlformats.org/markup-compatibility/2006" xmlns:w14="http://schemas.microsoft.com/office/word/2010/wordml" xmlns:wpi="http://schemas.microsoft.com/office/word/2010/wordprocessingInk" xmlns:w15="http://schemas.microsoft.com/office/word/2012/wordml" xmlns:wp14="http://schemas.microsoft.com/office/word/2010/wordprocessingDrawing" xmlns:wps="http://schemas.microsoft.com/office/word/2010/wordprocessingShape" xmlns:wpg="http://schemas.microsoft.com/office/word/2010/wordprocessingGroup" xmlns:wpc="http://schemas.microsoft.com/office/word/2010/wordprocessingCanvas" xmlns:dgm="http://schemas.openxmlformats.org/drawingml/2006/diagram" xmlns:dsp="http://schemas.microsoft.com/office/drawing/2008/diagram" xmlns:m="http://schemas.openxmlformats.org/officeDocument/2006/math" xmlns:v="urn:schemas-microsoft-com:vml" xmlns:o="urn:schemas-microsoft-com:office:office" xmlns:w10="urn:schemas-microsoft-com:office:word" xmlns:cx="http://schemas.microsoft.com/office/drawing/2014/chartex" xmlns:cx1="http://schemas.microsoft.com/office/drawing/2015/9/8/chartex" xmlns:cx2="http://schemas.microsoft.com/office/drawing/2015/10/21/chartex" xmlns:cx3="http://schemas.microsoft.com/office/drawing/2016/5/9/chartex" xmlns:cx4="http://schemas.microsoft.com/office/drawing/2016/5/10/chartex" xmlns:cx5="http://schemas.microsoft.com/office/drawing/2016/5/11/chartex" xmlns:cx6="http://schemas.microsoft.com/office/drawing/2016/5/12/chartex" xmlns:cx7="http://schemas.microsoft.com/office/drawing/2016/5/13/chartex" xmlns:cx8="http://schemas.microsoft.com/office/drawing/2016/5/14/chartex" mc:Ignorable="w14 w15 wp14">
   <w:p>
     <w:pPr>
       <w:pStyle w:val="Normal"/>
@@ -5160,36 +4524,21 @@
       </w:pBdr>
       <w:tabs>
         <w:tab w:val="clear" w:pos="720"/>
-        <w:tab w:val="center" w:pos="5953" w:leader="none"/>
-        <w:tab w:val="right" w:pos="10771" w:leader="none"/>
+        <w:tab w:val="center" w:pos="5953"/>
+        <w:tab w:val="right" w:pos="10771"/>
       </w:tabs>
-      <w:spacing w:lineRule="auto" w:line="276" w:before="0" w:after="0"/>
+      <w:spacing w:before="0" w:after="0" w:line="276" w:lineRule="auto"/>
       <w:contextualSpacing/>
       <w:jc w:val="center"/>
-      <w:rPr/>
     </w:pPr>
     <w:r>
       <w:rPr>
         <w:sz w:val="18"/>
         <w:szCs w:val="18"/>
       </w:rPr>
-      <w:t>© 2016-2026 | Jean-Michel Grelaud</w:t>
+      <w:t xml:space="preserve">© 2016-2026 | Jean-Michel Grelaud</w:t>
       <w:tab/>
-      <w:t>École de Comptage des Points V</w:t>
-    </w:r>
-    <w:r>
-      <w:rPr>
-        <w:sz w:val="18"/>
-        <w:szCs w:val="18"/>
-      </w:rPr>
-      <w:t>5.0</w:t>
-    </w:r>
-    <w:r>
-      <w:rPr>
-        <w:sz w:val="18"/>
-        <w:szCs w:val="18"/>
-      </w:rPr>
-      <w:t xml:space="preserve"> | Manuel Utilisateur </w:t>
+      <w:t xml:space="preserve">École de Comptage des Points V5.0 | Manuel Utilisateur </w:t>
       <w:tab/>
       <w:t xml:space="preserve">Page </w:t>
     </w:r>
@@ -5227,7 +4576,7 @@
         <w:sz w:val="18"/>
         <w:szCs w:val="18"/>
       </w:rPr>
-      <w:t>5</w:t>
+      <w:t xml:space="preserve">5</w:t>
     </w:r>
     <w:r>
       <w:rPr>
@@ -5243,7 +4592,7 @@
         <w:sz w:val="18"/>
         <w:szCs w:val="18"/>
       </w:rPr>
-      <w:t>/</w:t>
+      <w:t xml:space="preserve">/</w:t>
     </w:r>
     <w:r>
       <w:rPr>
@@ -5279,7 +4628,7 @@
         <w:sz w:val="18"/>
         <w:szCs w:val="18"/>
       </w:rPr>
-      <w:t>5</w:t>
+      <w:t xml:space="preserve">5</w:t>
     </w:r>
     <w:r>
       <w:rPr>
@@ -5294,31 +4643,42 @@
 </w:ftr>
 </file>
 
+<file path=word/footer3.xml><?xml version="1.0" encoding="utf-8"?>
+<w:ftr xmlns:w="http://schemas.openxmlformats.org/wordprocessingml/2006/main" xmlns:r="http://schemas.openxmlformats.org/officeDocument/2006/relationships" xmlns:wp="http://schemas.openxmlformats.org/drawingml/2006/wordprocessingDrawing" xmlns:a="http://schemas.openxmlformats.org/drawingml/2006/main" xmlns:c="http://schemas.openxmlformats.org/drawingml/2006/chart" xmlns:pic="http://schemas.openxmlformats.org/drawingml/2006/picture" xmlns:mc="http://schemas.openxmlformats.org/markup-compatibility/2006" xmlns:w14="http://schemas.microsoft.com/office/word/2010/wordml" xmlns:wpi="http://schemas.microsoft.com/office/word/2010/wordprocessingInk" xmlns:w15="http://schemas.microsoft.com/office/word/2012/wordml" xmlns:wp14="http://schemas.microsoft.com/office/word/2010/wordprocessingDrawing" xmlns:wps="http://schemas.microsoft.com/office/word/2010/wordprocessingShape" xmlns:wpg="http://schemas.microsoft.com/office/word/2010/wordprocessingGroup" xmlns:wpc="http://schemas.microsoft.com/office/word/2010/wordprocessingCanvas" xmlns:dgm="http://schemas.openxmlformats.org/drawingml/2006/diagram" xmlns:dsp="http://schemas.microsoft.com/office/drawing/2008/diagram" xmlns:m="http://schemas.openxmlformats.org/officeDocument/2006/math" xmlns:v="urn:schemas-microsoft-com:vml" xmlns:o="urn:schemas-microsoft-com:office:office" xmlns:w10="urn:schemas-microsoft-com:office:word" xmlns:cx="http://schemas.microsoft.com/office/drawing/2014/chartex" xmlns:cx1="http://schemas.microsoft.com/office/drawing/2015/9/8/chartex" xmlns:cx2="http://schemas.microsoft.com/office/drawing/2015/10/21/chartex" xmlns:cx3="http://schemas.microsoft.com/office/drawing/2016/5/9/chartex" xmlns:cx4="http://schemas.microsoft.com/office/drawing/2016/5/10/chartex" xmlns:cx5="http://schemas.microsoft.com/office/drawing/2016/5/11/chartex" xmlns:cx6="http://schemas.microsoft.com/office/drawing/2016/5/12/chartex" xmlns:cx7="http://schemas.microsoft.com/office/drawing/2016/5/13/chartex" xmlns:cx8="http://schemas.microsoft.com/office/drawing/2016/5/14/chartex" mc:Ignorable="w14 w15 wp14">
+  <w:p>
+    <w:pPr>
+      <w:pStyle w:val="Footer"/>
+    </w:pPr>
+  </w:p>
+</w:ftr>
+</file>
+
 <file path=word/styles.xml><?xml version="1.0" encoding="utf-8"?>
-<w:styles xmlns:w="http://schemas.openxmlformats.org/wordprocessingml/2006/main" xmlns:w14="http://schemas.microsoft.com/office/word/2010/wordml" xmlns:mc="http://schemas.openxmlformats.org/markup-compatibility/2006" mc:Ignorable="w14">
+<w:styles xmlns:w="http://schemas.openxmlformats.org/wordprocessingml/2006/main" xmlns:r="http://schemas.openxmlformats.org/officeDocument/2006/relationships" xmlns:wp="http://schemas.openxmlformats.org/drawingml/2006/wordprocessingDrawing" xmlns:a="http://schemas.openxmlformats.org/drawingml/2006/main" xmlns:c="http://schemas.openxmlformats.org/drawingml/2006/chart" xmlns:pic="http://schemas.openxmlformats.org/drawingml/2006/picture" xmlns:mc="http://schemas.openxmlformats.org/markup-compatibility/2006" xmlns:w14="http://schemas.microsoft.com/office/word/2010/wordml" xmlns:wpi="http://schemas.microsoft.com/office/word/2010/wordprocessingInk" xmlns:w15="http://schemas.microsoft.com/office/word/2012/wordml" xmlns:wp14="http://schemas.microsoft.com/office/word/2010/wordprocessingDrawing" xmlns:wps="http://schemas.microsoft.com/office/word/2010/wordprocessingShape" xmlns:wpg="http://schemas.microsoft.com/office/word/2010/wordprocessingGroup" xmlns:wpc="http://schemas.microsoft.com/office/word/2010/wordprocessingCanvas" xmlns:dgm="http://schemas.openxmlformats.org/drawingml/2006/diagram" xmlns:dsp="http://schemas.microsoft.com/office/drawing/2008/diagram" xmlns:m="http://schemas.openxmlformats.org/officeDocument/2006/math" xmlns:v="urn:schemas-microsoft-com:vml" xmlns:o="urn:schemas-microsoft-com:office:office" xmlns:w10="urn:schemas-microsoft-com:office:word" xmlns:cx="http://schemas.microsoft.com/office/drawing/2014/chartex" xmlns:cx1="http://schemas.microsoft.com/office/drawing/2015/9/8/chartex" xmlns:cx2="http://schemas.microsoft.com/office/drawing/2015/10/21/chartex" xmlns:cx3="http://schemas.microsoft.com/office/drawing/2016/5/9/chartex" xmlns:cx4="http://schemas.microsoft.com/office/drawing/2016/5/10/chartex" xmlns:cx5="http://schemas.microsoft.com/office/drawing/2016/5/11/chartex" xmlns:cx6="http://schemas.microsoft.com/office/drawing/2016/5/12/chartex" xmlns:cx7="http://schemas.microsoft.com/office/drawing/2016/5/13/chartex" xmlns:cx8="http://schemas.microsoft.com/office/drawing/2016/5/14/chartex" mc:Ignorable="w14 w15 wp14">
   <w:docDefaults>
     <w:rPrDefault>
       <w:rPr>
         <w:rFonts w:ascii="Arial" w:hAnsi="Arial" w:eastAsia="Arial" w:cs="Arial"/>
         <w:color w:val="222222"/>
-        <w:lang w:val="fr-FR" w:eastAsia="zh-CN" w:bidi="hi-IN"/>
+        <w:sz w:val="20"/>
+        <w:lang w:val="fr-FR" w:bidi="hi-IN"/>
       </w:rPr>
     </w:rPrDefault>
     <w:pPrDefault>
       <w:pPr>
-        <w:suppressAutoHyphens w:val="true"/>
+        <w:suppressAutoHyphens/>
       </w:pPr>
     </w:pPrDefault>
   </w:docDefaults>
-  <w:style w:type="paragraph" w:styleId="Normal">
+  <w:style w:type="paragraph" w:styleId="Normal" w:default="1">
     <w:name w:val="Normal"/>
     <w:qFormat/>
     <w:pPr>
       <w:widowControl/>
-      <w:suppressAutoHyphens w:val="true"/>
+      <w:suppressAutoHyphens/>
       <w:bidi w:val="0"/>
       <w:spacing w:before="0" w:after="0"/>
-      <w:jc w:val="start"/>
+      <w:jc w:val="left"/>
     </w:pPr>
     <w:rPr>
       <w:rFonts w:ascii="Arial" w:hAnsi="Arial" w:eastAsia="Arial" w:cs="Arial"/>
@@ -5326,7 +4686,7 @@
       <w:kern w:val="0"/>
       <w:sz w:val="20"/>
       <w:szCs w:val="20"/>
-      <w:lang w:val="fr-FR" w:eastAsia="zh-CN" w:bidi="hi-IN"/>
+      <w:lang w:val="fr-FR" w:bidi="hi-IN"/>
     </w:rPr>
   </w:style>
   <w:style w:type="paragraph" w:styleId="Heading1">
@@ -5384,7 +4744,6 @@
     <w:name w:val="heading 4"/>
     <w:basedOn w:val="Titreuser"/>
     <w:qFormat/>
-    <w:pPr/>
     <w:rPr>
       <w:i/>
       <w:iCs/>
@@ -5395,7 +4754,6 @@
     <w:name w:val="heading 5"/>
     <w:basedOn w:val="Titreuser"/>
     <w:qFormat/>
-    <w:pPr/>
     <w:rPr>
       <w:color w:val="2E74B5"/>
     </w:rPr>
@@ -5404,7 +4762,6 @@
     <w:name w:val="heading 6"/>
     <w:basedOn w:val="Titreuser"/>
     <w:qFormat/>
-    <w:pPr/>
     <w:rPr>
       <w:color w:val="1F4D78"/>
     </w:rPr>
@@ -5412,7 +4769,6 @@
   <w:style w:type="character" w:styleId="Hyperlink">
     <w:name w:val="Hyperlink"/>
     <w:uiPriority w:val="99"/>
-    <w:unhideWhenUsed/>
     <w:rPr>
       <w:color w:val="0563C1"/>
       <w:u w:val="single"/>
@@ -5466,7 +4822,7 @@
     <w:next w:val="BodyText"/>
     <w:qFormat/>
     <w:pPr>
-      <w:keepNext w:val="true"/>
+      <w:keepNext/>
       <w:spacing w:before="240" w:after="120"/>
     </w:pPr>
     <w:rPr>
@@ -5479,14 +4835,12 @@
     <w:name w:val="Body Text"/>
     <w:basedOn w:val="Normal"/>
     <w:pPr>
-      <w:spacing w:lineRule="auto" w:line="276" w:before="0" w:after="140"/>
+      <w:spacing w:before="0" w:after="140" w:line="276" w:lineRule="auto"/>
     </w:pPr>
-    <w:rPr/>
   </w:style>
   <w:style w:type="paragraph" w:styleId="List">
     <w:name w:val="List"/>
     <w:basedOn w:val="BodyText"/>
-    <w:pPr/>
     <w:rPr>
       <w:rFonts w:cs="Lucida Sans"/>
     </w:rPr>
@@ -5524,7 +4878,7 @@
     <w:next w:val="BodyText"/>
     <w:qFormat/>
     <w:pPr>
-      <w:keepNext w:val="true"/>
+      <w:keepNext/>
       <w:spacing w:before="240" w:after="120"/>
     </w:pPr>
     <w:rPr>
@@ -5537,7 +4891,6 @@
     <w:name w:val="Title"/>
     <w:basedOn w:val="Titreuser"/>
     <w:qFormat/>
-    <w:pPr/>
     <w:rPr>
       <w:sz w:val="56"/>
       <w:szCs w:val="56"/>
@@ -5548,10 +4901,10 @@
     <w:qFormat/>
     <w:pPr>
       <w:widowControl/>
-      <w:suppressAutoHyphens w:val="true"/>
+      <w:suppressAutoHyphens/>
       <w:bidi w:val="0"/>
       <w:spacing w:before="0" w:after="0"/>
-      <w:jc w:val="start"/>
+      <w:jc w:val="left"/>
     </w:pPr>
     <w:rPr>
       <w:rFonts w:ascii="Arial" w:hAnsi="Arial" w:eastAsia="Arial" w:cs="Arial"/>
@@ -5561,7 +4914,7 @@
       <w:kern w:val="0"/>
       <w:sz w:val="20"/>
       <w:szCs w:val="20"/>
-      <w:lang w:val="fr-FR" w:eastAsia="zh-CN" w:bidi="hi-IN"/>
+      <w:lang w:val="fr-FR" w:bidi="hi-IN"/>
     </w:rPr>
   </w:style>
   <w:style w:type="paragraph" w:styleId="ListParagraph">
@@ -5569,10 +4922,10 @@
     <w:qFormat/>
     <w:pPr>
       <w:widowControl/>
-      <w:suppressAutoHyphens w:val="true"/>
+      <w:suppressAutoHyphens/>
       <w:bidi w:val="0"/>
       <w:spacing w:before="0" w:after="0"/>
-      <w:jc w:val="start"/>
+      <w:jc w:val="left"/>
     </w:pPr>
     <w:rPr>
       <w:rFonts w:ascii="Arial" w:hAnsi="Arial" w:eastAsia="Arial" w:cs="Arial"/>
@@ -5580,7 +4933,7 @@
       <w:kern w:val="0"/>
       <w:sz w:val="20"/>
       <w:szCs w:val="20"/>
-      <w:lang w:val="fr-FR" w:eastAsia="zh-CN" w:bidi="hi-IN"/>
+      <w:lang w:val="fr-FR" w:bidi="hi-IN"/>
     </w:rPr>
   </w:style>
   <w:style w:type="paragraph" w:styleId="FootnoteText">
@@ -5591,7 +4944,7 @@
     <w:semiHidden/>
     <w:unhideWhenUsed/>
     <w:pPr>
-      <w:spacing w:lineRule="auto" w:line="240" w:before="0" w:after="0"/>
+      <w:spacing w:before="0" w:after="0" w:line="240" w:lineRule="auto"/>
     </w:pPr>
     <w:rPr>
       <w:sz w:val="20"/>
@@ -5602,35 +4955,684 @@
     <w:name w:val="En-tête et pied de page (user)"/>
     <w:basedOn w:val="Normal"/>
     <w:qFormat/>
-    <w:pPr/>
-    <w:rPr/>
   </w:style>
   <w:style w:type="paragraph" w:styleId="En-tteetpieddepage">
     <w:name w:val="En-tête et pied de page"/>
     <w:basedOn w:val="Normal"/>
     <w:qFormat/>
-    <w:pPr/>
-    <w:rPr/>
   </w:style>
   <w:style w:type="paragraph" w:styleId="Header">
     <w:name w:val="header"/>
     <w:basedOn w:val="En-tteetpieddepageuser"/>
-    <w:pPr/>
-    <w:rPr/>
   </w:style>
   <w:style w:type="paragraph" w:styleId="Footer">
     <w:name w:val="footer"/>
     <w:basedOn w:val="En-tteetpieddepageuser"/>
-    <w:pPr/>
-    <w:rPr/>
+  </w:style>
+  <w:style w:type="character" w:styleId="DefaultParagraphFont" w:default="1">
+    <w:name w:val="Default Paragraph Font"/>
+    <w:uiPriority w:val="1"/>
+    <w:semiHidden/>
+    <w:unhideWhenUsed/>
+  </w:style>
+  <w:style w:type="paragraph" w:styleId="NoSpacing">
+    <w:name w:val="No Spacing"/>
+    <w:basedOn w:val="Normal"/>
+    <w:uiPriority w:val="1"/>
+    <w:qFormat/>
+    <w:pPr>
+      <w:spacing w:after="0" w:line="240" w:lineRule="auto"/>
+    </w:pPr>
+  </w:style>
+  <w:style w:type="paragraph" w:styleId="Heading7">
+    <w:name w:val="heading 7"/>
+    <w:basedOn w:val="Normal"/>
+    <w:next w:val="Normal"/>
+    <w:link w:val="Heading7Char"/>
+    <w:uiPriority w:val="16"/>
+    <w:pPr>
+      <w:keepNext/>
+      <w:keepLines/>
+      <w:spacing w:before="40" w:after="0"/>
+      <w:outlineLvl w:val="6"/>
+    </w:pPr>
+    <w:rPr>
+      <w:rFonts w:ascii="Aptos" w:hAnsi="Aptos"/>
+      <w:color w:val="595959"/>
+      <w:sz w:val="24"/>
+    </w:rPr>
+  </w:style>
+  <w:style w:type="paragraph" w:styleId="Heading8">
+    <w:name w:val="heading 8"/>
+    <w:basedOn w:val="Normal"/>
+    <w:next w:val="Normal"/>
+    <w:link w:val="Heading8Char"/>
+    <w:uiPriority w:val="17"/>
+    <w:pPr>
+      <w:keepNext/>
+      <w:keepLines/>
+      <w:spacing w:before="0" w:after="0"/>
+      <w:outlineLvl w:val="7"/>
+    </w:pPr>
+    <w:rPr>
+      <w:rFonts w:ascii="Aptos" w:hAnsi="Aptos"/>
+      <w:i/>
+      <w:color w:val="272727"/>
+      <w:sz w:val="24"/>
+    </w:rPr>
+  </w:style>
+  <w:style w:type="paragraph" w:styleId="Heading9">
+    <w:name w:val="heading 9"/>
+    <w:basedOn w:val="Normal"/>
+    <w:next w:val="Normal"/>
+    <w:link w:val="Heading9Char"/>
+    <w:uiPriority w:val="18"/>
+    <w:pPr>
+      <w:keepNext/>
+      <w:keepLines/>
+      <w:spacing w:before="0" w:after="0"/>
+      <w:outlineLvl w:val="8"/>
+    </w:pPr>
+    <w:rPr>
+      <w:rFonts w:ascii="Aptos" w:hAnsi="Aptos"/>
+      <w:color w:val="272727"/>
+      <w:sz w:val="24"/>
+    </w:rPr>
+  </w:style>
+  <w:style w:type="paragraph" w:styleId="Subtitle">
+    <w:name w:val="Subtitle"/>
+    <w:basedOn w:val="Normal"/>
+    <w:next w:val="Normal"/>
+    <w:uiPriority w:val="11"/>
+    <w:qFormat/>
+    <w:rPr>
+      <w:color w:val="595959"/>
+      <w:spacing w:val="15"/>
+      <w:sz w:val="28"/>
+    </w:rPr>
+  </w:style>
+  <w:style w:type="character" w:styleId="SubtleEmphasis">
+    <w:name w:val="Subtle Emphasis"/>
+    <w:basedOn w:val="DefaultParagraphFont"/>
+    <w:uiPriority w:val="19"/>
+    <w:qFormat/>
+    <w:rPr>
+      <w:i/>
+      <w:color w:val="404040"/>
+    </w:rPr>
+  </w:style>
+  <w:style w:type="character" w:styleId="Emphasis">
+    <w:name w:val="Emphasis"/>
+    <w:basedOn w:val="DefaultParagraphFont"/>
+    <w:uiPriority w:val="20"/>
+    <w:qFormat/>
+    <w:rPr>
+      <w:i/>
+    </w:rPr>
+  </w:style>
+  <w:style w:type="character" w:styleId="IntenseEmphasis">
+    <w:name w:val="Intense Emphasis"/>
+    <w:basedOn w:val="DefaultParagraphFont"/>
+    <w:uiPriority w:val="21"/>
+    <w:qFormat/>
+    <w:rPr>
+      <w:i/>
+      <w:color w:val="0F4761"/>
+    </w:rPr>
+  </w:style>
+  <w:style w:type="paragraph" w:styleId="Quote">
+    <w:name w:val="Quote"/>
+    <w:basedOn w:val="Normal"/>
+    <w:next w:val="Normal"/>
+    <w:uiPriority w:val="29"/>
+    <w:qFormat/>
+    <w:pPr>
+      <w:spacing w:before="160"/>
+      <w:jc w:val="center"/>
+    </w:pPr>
+    <w:rPr>
+      <w:i/>
+      <w:color w:val="404040"/>
+    </w:rPr>
+  </w:style>
+  <w:style w:type="paragraph" w:styleId="IntenseQuote">
+    <w:name w:val="Intense Quote"/>
+    <w:basedOn w:val="Normal"/>
+    <w:next w:val="Normal"/>
+    <w:uiPriority w:val="30"/>
+    <w:qFormat/>
+    <w:pPr>
+      <w:pBdr>
+        <w:top w:val="single" w:sz="4" w:space="10" w:color="0F4761"/>
+        <w:bottom w:val="single" w:sz="4" w:space="10" w:color="0F4761"/>
+      </w:pBdr>
+      <w:spacing w:before="360" w:after="360"/>
+      <w:ind w:left="864" w:right="864"/>
+      <w:jc w:val="center"/>
+    </w:pPr>
+    <w:rPr>
+      <w:i/>
+      <w:color w:val="0F4761"/>
+    </w:rPr>
+  </w:style>
+  <w:style w:type="character" w:styleId="SubtleReference">
+    <w:name w:val="Subtle Reference"/>
+    <w:basedOn w:val="DefaultParagraphFont"/>
+    <w:uiPriority w:val="31"/>
+    <w:qFormat/>
+    <w:rPr>
+      <w:smallCaps/>
+      <w:color w:val="5A5A5A"/>
+    </w:rPr>
+  </w:style>
+  <w:style w:type="character" w:styleId="IntenseReference">
+    <w:name w:val="Intense Reference"/>
+    <w:basedOn w:val="DefaultParagraphFont"/>
+    <w:uiPriority w:val="32"/>
+    <w:qFormat/>
+    <w:rPr>
+      <w:b/>
+      <w:smallCaps/>
+      <w:color w:val="0F4761"/>
+      <w:spacing w:val="5"/>
+    </w:rPr>
+  </w:style>
+  <w:style w:type="character" w:styleId="BookTitle">
+    <w:name w:val="Book Title"/>
+    <w:basedOn w:val="DefaultParagraphFont"/>
+    <w:uiPriority w:val="33"/>
+    <w:qFormat/>
+    <w:rPr>
+      <w:b/>
+      <w:i/>
+      <w:spacing w:val="5"/>
+    </w:rPr>
+  </w:style>
+  <w:style w:type="paragraph" w:styleId="EndnoteText">
+    <w:name w:val="endnote text"/>
+    <w:basedOn w:val="Normal"/>
+    <w:uiPriority w:val="99"/>
+    <w:pPr>
+      <w:spacing w:after="0" w:line="240" w:lineRule="auto"/>
+    </w:pPr>
+    <w:rPr>
+      <w:sz w:val="20"/>
+    </w:rPr>
+  </w:style>
+  <w:style w:type="character" w:styleId="EndnoteReference">
+    <w:name w:val="endnote reference"/>
+    <w:basedOn w:val="DefaultParagraphFont"/>
+    <w:uiPriority w:val="99"/>
+    <w:rPr>
+      <w:vertAlign w:val="superscript"/>
+    </w:rPr>
+  </w:style>
+  <w:style w:type="paragraph" w:styleId="TOCHeading">
+    <w:name w:val="TOC Heading"/>
+    <w:basedOn w:val="Heading1"/>
+    <w:next w:val="Normal"/>
+    <w:uiPriority w:val="39"/>
+    <w:pPr>
+      <w:spacing w:before="240"/>
+      <w:outlineLvl w:val="9"/>
+    </w:pPr>
+  </w:style>
+  <w:style w:type="paragraph" w:styleId="TOC1">
+    <w:name w:val="toc 1"/>
+    <w:basedOn w:val="Normal"/>
+    <w:next w:val="Normal"/>
+    <w:uiPriority w:val="39"/>
+    <w:pPr>
+      <w:spacing w:after="100"/>
+      <w:ind w:left="0"/>
+    </w:pPr>
+  </w:style>
+  <w:style w:type="paragraph" w:styleId="TOC2">
+    <w:name w:val="toc 2"/>
+    <w:basedOn w:val="Normal"/>
+    <w:next w:val="Normal"/>
+    <w:uiPriority w:val="39"/>
+    <w:pPr>
+      <w:spacing w:after="100"/>
+      <w:ind w:left="240"/>
+    </w:pPr>
+  </w:style>
+  <w:style w:type="paragraph" w:styleId="TOC3">
+    <w:name w:val="toc 3"/>
+    <w:basedOn w:val="Normal"/>
+    <w:next w:val="Normal"/>
+    <w:uiPriority w:val="39"/>
+    <w:pPr>
+      <w:spacing w:after="100"/>
+      <w:ind w:left="480"/>
+    </w:pPr>
+  </w:style>
+  <w:style w:type="paragraph" w:styleId="TOC4">
+    <w:name w:val="toc 4"/>
+    <w:basedOn w:val="Normal"/>
+    <w:next w:val="Normal"/>
+    <w:uiPriority w:val="39"/>
+    <w:pPr>
+      <w:spacing w:after="100"/>
+      <w:ind w:left="720"/>
+    </w:pPr>
+  </w:style>
+  <w:style w:type="paragraph" w:styleId="TOC5">
+    <w:name w:val="toc 5"/>
+    <w:basedOn w:val="Normal"/>
+    <w:next w:val="Normal"/>
+    <w:uiPriority w:val="39"/>
+    <w:pPr>
+      <w:spacing w:after="100"/>
+      <w:ind w:left="960"/>
+    </w:pPr>
+  </w:style>
+  <w:style w:type="paragraph" w:styleId="TOC6">
+    <w:name w:val="toc 6"/>
+    <w:basedOn w:val="Normal"/>
+    <w:next w:val="Normal"/>
+    <w:uiPriority w:val="39"/>
+    <w:pPr>
+      <w:spacing w:after="100"/>
+      <w:ind w:left="1200"/>
+    </w:pPr>
+  </w:style>
+  <w:style w:type="paragraph" w:styleId="TOC7">
+    <w:name w:val="toc 7"/>
+    <w:basedOn w:val="Normal"/>
+    <w:next w:val="Normal"/>
+    <w:uiPriority w:val="39"/>
+    <w:pPr>
+      <w:spacing w:after="100"/>
+      <w:ind w:left="1440"/>
+    </w:pPr>
+  </w:style>
+  <w:style w:type="paragraph" w:styleId="TOC8">
+    <w:name w:val="toc 8"/>
+    <w:basedOn w:val="Normal"/>
+    <w:next w:val="Normal"/>
+    <w:uiPriority w:val="39"/>
+    <w:pPr>
+      <w:spacing w:after="100"/>
+      <w:ind w:left="1680"/>
+    </w:pPr>
+  </w:style>
+  <w:style w:type="paragraph" w:styleId="TOC9">
+    <w:name w:val="toc 9"/>
+    <w:basedOn w:val="Normal"/>
+    <w:next w:val="Normal"/>
+    <w:uiPriority w:val="39"/>
+    <w:pPr>
+      <w:spacing w:after="100"/>
+      <w:ind w:left="1920"/>
+    </w:pPr>
+  </w:style>
+  <w:style w:type="table" w:styleId="TableGrid">
+    <w:name w:val="Table Grid"/>
+    <w:uiPriority w:val="59"/>
+    <w:pPr>
+      <w:spacing w:after="0" w:line="240" w:lineRule="auto"/>
+    </w:pPr>
+    <w:tblPr>
+      <w:tblBorders>
+        <w:top w:val="single" w:sz="4" w:space="0" w:color="auto"/>
+        <w:left w:val="single" w:sz="4" w:space="0" w:color="auto"/>
+        <w:bottom w:val="single" w:sz="4" w:space="0" w:color="auto"/>
+        <w:right w:val="single" w:sz="4" w:space="0" w:color="auto"/>
+        <w:insideH w:val="single" w:sz="4" w:space="0" w:color="auto"/>
+        <w:insideV w:val="single" w:sz="4" w:space="0" w:color="auto"/>
+      </w:tblBorders>
+    </w:tblPr>
+  </w:style>
+  <w:style w:type="table" w:styleId="TableNormal" w:default="1">
+    <w:name w:val="Normal Table"/>
+    <w:semiHidden/>
+    <w:unhideWhenUsed/>
+  </w:style>
+  <w:style w:type="table" w:styleId="PlainTable1">
+    <w:name w:val="Plain Table 1"/>
+    <w:basedOn w:val="TableNormal"/>
+    <w:uiPriority w:val="60"/>
+    <w:pPr>
+      <w:spacing w:after="0" w:line="240" w:lineRule="auto"/>
+    </w:pPr>
+    <w:tblPr>
+      <w:tblBorders>
+        <w:top w:val="single" w:sz="4" w:space="0" w:color="BFBFBF"/>
+        <w:left w:val="single" w:sz="4" w:space="0" w:color="BFBFBF"/>
+        <w:bottom w:val="single" w:sz="4" w:space="0" w:color="BFBFBF"/>
+        <w:right w:val="single" w:sz="4" w:space="0" w:color="BFBFBF"/>
+        <w:insideH w:val="single" w:sz="4" w:space="0" w:color="BFBFBF"/>
+        <w:insideV w:val="single" w:sz="4" w:space="0" w:color="BFBFBF"/>
+      </w:tblBorders>
+    </w:tblPr>
+    <w:tblStylePr w:type="band1Horz">
+      <w:tcPr>
+        <w:shd w:val="clear" w:color="auto" w:fill="F2F2F2"/>
+      </w:tcPr>
+    </w:tblStylePr>
+    <w:tblStylePr w:type="firstCol">
+      <w:rPr>
+        <w:b/>
+      </w:rPr>
+    </w:tblStylePr>
+    <w:tblStylePr w:type="firstRow">
+      <w:rPr>
+        <w:b/>
+      </w:rPr>
+    </w:tblStylePr>
+  </w:style>
+  <w:style w:type="table" w:styleId="GridTable1Light">
+    <w:name w:val="Grid Table 1 Light"/>
+    <w:basedOn w:val="TableNormal"/>
+    <w:uiPriority w:val="60"/>
+    <w:pPr>
+      <w:spacing w:after="0" w:line="240" w:lineRule="auto"/>
+    </w:pPr>
+    <w:tblPr>
+      <w:tblBorders>
+        <w:top w:val="single" w:sz="4" w:space="0" w:color="999999"/>
+        <w:left w:val="single" w:sz="4" w:space="0" w:color="999999"/>
+        <w:bottom w:val="single" w:sz="4" w:space="0" w:color="999999"/>
+        <w:right w:val="single" w:sz="4" w:space="0" w:color="999999"/>
+        <w:insideH w:val="single" w:sz="4" w:space="0" w:color="999999"/>
+        <w:insideV w:val="single" w:sz="4" w:space="0" w:color="999999"/>
+      </w:tblBorders>
+    </w:tblPr>
+    <w:tblStylePr w:type="firstCol">
+      <w:rPr>
+        <w:b/>
+      </w:rPr>
+    </w:tblStylePr>
+    <w:tblStylePr w:type="firstRow">
+      <w:rPr>
+        <w:b/>
+      </w:rPr>
+    </w:tblStylePr>
+  </w:style>
+  <w:style w:type="table" w:styleId="GridTable4AccentBlue">
+    <w:name w:val="Grid Table 4 – Blue"/>
+    <w:basedOn w:val="TableNormal"/>
+    <w:uiPriority w:val="60"/>
+    <w:pPr>
+      <w:spacing w:after="0" w:line="240" w:lineRule="auto"/>
+    </w:pPr>
+    <w:tblPr>
+      <w:tblBorders>
+        <w:top w:val="single" w:sz="4" w:space="0" w:color="C1E4F5"/>
+        <w:left w:val="single" w:sz="4" w:space="0" w:color="C1E4F5"/>
+        <w:bottom w:val="single" w:sz="4" w:space="0" w:color="C1E4F5"/>
+        <w:right w:val="single" w:sz="4" w:space="0" w:color="C1E4F5"/>
+        <w:insideH w:val="single" w:sz="4" w:space="0" w:color="C1E4F5"/>
+        <w:insideV w:val="single" w:sz="4" w:space="0" w:color="C1E4F5"/>
+      </w:tblBorders>
+    </w:tblPr>
+    <w:tblStylePr w:type="band1Horz">
+      <w:tcPr>
+        <w:shd w:val="clear" w:color="auto" w:fill="C1E4F5"/>
+      </w:tcPr>
+    </w:tblStylePr>
+    <w:tblStylePr w:type="firstCol">
+      <w:rPr>
+        <w:b/>
+      </w:rPr>
+    </w:tblStylePr>
+    <w:tblStylePr w:type="firstRow">
+      <w:rPr>
+        <w:b/>
+        <w:color w:val="FFFFFF"/>
+      </w:rPr>
+      <w:tcPr>
+        <w:shd w:val="clear" w:color="auto" w:fill="156082"/>
+      </w:tcPr>
+    </w:tblStylePr>
+  </w:style>
+  <w:style w:type="table" w:styleId="ListTable3AccentBlue">
+    <w:name w:val="List Table 3 – Blue"/>
+    <w:basedOn w:val="TableNormal"/>
+    <w:uiPriority w:val="60"/>
+    <w:pPr>
+      <w:spacing w:after="0" w:line="240" w:lineRule="auto"/>
+    </w:pPr>
+    <w:tblPr>
+      <w:tblBorders>
+        <w:top w:val="single" w:sz="4" w:space="0" w:color="156082"/>
+        <w:left w:val="single" w:sz="4" w:space="0" w:color="156082"/>
+        <w:bottom w:val="single" w:sz="4" w:space="0" w:color="156082"/>
+        <w:right w:val="single" w:sz="4" w:space="0" w:color="156082"/>
+      </w:tblBorders>
+    </w:tblPr>
+    <w:tblStylePr w:type="firstRow">
+      <w:rPr>
+        <w:b/>
+        <w:color w:val="FFFFFF"/>
+      </w:rPr>
+      <w:tcPr>
+        <w:shd w:val="clear" w:color="auto" w:fill="156082"/>
+      </w:tcPr>
+    </w:tblStylePr>
+    <w:tblStylePr w:type="lastRow">
+      <w:tcPr>
+        <w:tcBorders>
+          <w:top w:val="single" w:sz="4" w:space="0" w:color="156082"/>
+        </w:tcBorders>
+      </w:tcPr>
+    </w:tblStylePr>
+  </w:style>
+  <w:style w:type="table" w:styleId="GridTable4AccentOrange">
+    <w:name w:val="Grid Table 4 – Orange"/>
+    <w:basedOn w:val="TableNormal"/>
+    <w:uiPriority w:val="60"/>
+    <w:pPr>
+      <w:spacing w:after="0" w:line="240" w:lineRule="auto"/>
+    </w:pPr>
+    <w:tblPr>
+      <w:tblBorders>
+        <w:top w:val="single" w:sz="4" w:space="0" w:color="FBE2D5"/>
+        <w:left w:val="single" w:sz="4" w:space="0" w:color="FBE2D5"/>
+        <w:bottom w:val="single" w:sz="4" w:space="0" w:color="FBE2D5"/>
+        <w:right w:val="single" w:sz="4" w:space="0" w:color="FBE2D5"/>
+        <w:insideH w:val="single" w:sz="4" w:space="0" w:color="FBE2D5"/>
+        <w:insideV w:val="single" w:sz="4" w:space="0" w:color="FBE2D5"/>
+      </w:tblBorders>
+    </w:tblPr>
+    <w:tblStylePr w:type="band1Horz">
+      <w:tcPr>
+        <w:shd w:val="clear" w:color="auto" w:fill="FBE2D5"/>
+      </w:tcPr>
+    </w:tblStylePr>
+    <w:tblStylePr w:type="firstCol">
+      <w:rPr>
+        <w:b/>
+      </w:rPr>
+    </w:tblStylePr>
+    <w:tblStylePr w:type="firstRow">
+      <w:rPr>
+        <w:b/>
+        <w:color w:val="FFFFFF"/>
+      </w:rPr>
+      <w:tcPr>
+        <w:shd w:val="clear" w:color="auto" w:fill="E97132"/>
+      </w:tcPr>
+    </w:tblStylePr>
+  </w:style>
+  <w:style w:type="table" w:styleId="ListTable3AccentOrange">
+    <w:name w:val="List Table 3 – Orange"/>
+    <w:basedOn w:val="TableNormal"/>
+    <w:uiPriority w:val="60"/>
+    <w:pPr>
+      <w:spacing w:after="0" w:line="240" w:lineRule="auto"/>
+    </w:pPr>
+    <w:tblPr>
+      <w:tblBorders>
+        <w:top w:val="single" w:sz="4" w:space="0" w:color="E97132"/>
+        <w:left w:val="single" w:sz="4" w:space="0" w:color="E97132"/>
+        <w:bottom w:val="single" w:sz="4" w:space="0" w:color="E97132"/>
+        <w:right w:val="single" w:sz="4" w:space="0" w:color="E97132"/>
+      </w:tblBorders>
+    </w:tblPr>
+    <w:tblStylePr w:type="firstRow">
+      <w:rPr>
+        <w:b/>
+        <w:color w:val="FFFFFF"/>
+      </w:rPr>
+      <w:tcPr>
+        <w:shd w:val="clear" w:color="auto" w:fill="E97132"/>
+      </w:tcPr>
+    </w:tblStylePr>
+    <w:tblStylePr w:type="lastRow">
+      <w:tcPr>
+        <w:tcBorders>
+          <w:top w:val="single" w:sz="4" w:space="0" w:color="E97132"/>
+        </w:tcBorders>
+      </w:tcPr>
+    </w:tblStylePr>
+  </w:style>
+  <w:style w:type="table" w:styleId="GridTable4AccentGreen">
+    <w:name w:val="Grid Table 4 – Green"/>
+    <w:basedOn w:val="TableNormal"/>
+    <w:uiPriority w:val="60"/>
+    <w:pPr>
+      <w:spacing w:after="0" w:line="240" w:lineRule="auto"/>
+    </w:pPr>
+    <w:tblPr>
+      <w:tblBorders>
+        <w:top w:val="single" w:sz="4" w:space="0" w:color="C1F0C8"/>
+        <w:left w:val="single" w:sz="4" w:space="0" w:color="C1F0C8"/>
+        <w:bottom w:val="single" w:sz="4" w:space="0" w:color="C1F0C8"/>
+        <w:right w:val="single" w:sz="4" w:space="0" w:color="C1F0C8"/>
+        <w:insideH w:val="single" w:sz="4" w:space="0" w:color="C1F0C8"/>
+        <w:insideV w:val="single" w:sz="4" w:space="0" w:color="C1F0C8"/>
+      </w:tblBorders>
+    </w:tblPr>
+    <w:tblStylePr w:type="band1Horz">
+      <w:tcPr>
+        <w:shd w:val="clear" w:color="auto" w:fill="C1F0C8"/>
+      </w:tcPr>
+    </w:tblStylePr>
+    <w:tblStylePr w:type="firstCol">
+      <w:rPr>
+        <w:b/>
+      </w:rPr>
+    </w:tblStylePr>
+    <w:tblStylePr w:type="firstRow">
+      <w:rPr>
+        <w:b/>
+        <w:color w:val="FFFFFF"/>
+      </w:rPr>
+      <w:tcPr>
+        <w:shd w:val="clear" w:color="auto" w:fill="196B24"/>
+      </w:tcPr>
+    </w:tblStylePr>
+  </w:style>
+  <w:style w:type="table" w:styleId="ListTable3AccentGreen">
+    <w:name w:val="List Table 3 – Green"/>
+    <w:basedOn w:val="TableNormal"/>
+    <w:uiPriority w:val="60"/>
+    <w:pPr>
+      <w:spacing w:after="0" w:line="240" w:lineRule="auto"/>
+    </w:pPr>
+    <w:tblPr>
+      <w:tblBorders>
+        <w:top w:val="single" w:sz="4" w:space="0" w:color="196B24"/>
+        <w:left w:val="single" w:sz="4" w:space="0" w:color="196B24"/>
+        <w:bottom w:val="single" w:sz="4" w:space="0" w:color="196B24"/>
+        <w:right w:val="single" w:sz="4" w:space="0" w:color="196B24"/>
+      </w:tblBorders>
+    </w:tblPr>
+    <w:tblStylePr w:type="firstRow">
+      <w:rPr>
+        <w:b/>
+        <w:color w:val="FFFFFF"/>
+      </w:rPr>
+      <w:tcPr>
+        <w:shd w:val="clear" w:color="auto" w:fill="196B24"/>
+      </w:tcPr>
+    </w:tblStylePr>
+    <w:tblStylePr w:type="lastRow">
+      <w:tcPr>
+        <w:tcBorders>
+          <w:top w:val="single" w:sz="4" w:space="0" w:color="196B24"/>
+        </w:tcBorders>
+      </w:tcPr>
+    </w:tblStylePr>
+  </w:style>
+  <w:style w:type="table" w:styleId="GridTable4AccentPurple">
+    <w:name w:val="Grid Table 4 – Purple"/>
+    <w:basedOn w:val="TableNormal"/>
+    <w:uiPriority w:val="60"/>
+    <w:pPr>
+      <w:spacing w:after="0" w:line="240" w:lineRule="auto"/>
+    </w:pPr>
+    <w:tblPr>
+      <w:tblBorders>
+        <w:top w:val="single" w:sz="4" w:space="0" w:color="E5D2EE"/>
+        <w:left w:val="single" w:sz="4" w:space="0" w:color="E5D2EE"/>
+        <w:bottom w:val="single" w:sz="4" w:space="0" w:color="E5D2EE"/>
+        <w:right w:val="single" w:sz="4" w:space="0" w:color="E5D2EE"/>
+        <w:insideH w:val="single" w:sz="4" w:space="0" w:color="E5D2EE"/>
+        <w:insideV w:val="single" w:sz="4" w:space="0" w:color="E5D2EE"/>
+      </w:tblBorders>
+    </w:tblPr>
+    <w:tblStylePr w:type="band1Horz">
+      <w:tcPr>
+        <w:shd w:val="clear" w:color="auto" w:fill="E5D2EE"/>
+      </w:tcPr>
+    </w:tblStylePr>
+    <w:tblStylePr w:type="firstCol">
+      <w:rPr>
+        <w:b/>
+      </w:rPr>
+    </w:tblStylePr>
+    <w:tblStylePr w:type="firstRow">
+      <w:rPr>
+        <w:b/>
+        <w:color w:val="FFFFFF"/>
+      </w:rPr>
+      <w:tcPr>
+        <w:shd w:val="clear" w:color="auto" w:fill="712E8D"/>
+      </w:tcPr>
+    </w:tblStylePr>
+  </w:style>
+  <w:style w:type="table" w:styleId="ListTable3AccentPurple">
+    <w:name w:val="List Table 3 – Purple"/>
+    <w:basedOn w:val="TableNormal"/>
+    <w:uiPriority w:val="60"/>
+    <w:pPr>
+      <w:spacing w:after="0" w:line="240" w:lineRule="auto"/>
+    </w:pPr>
+    <w:tblPr>
+      <w:tblBorders>
+        <w:top w:val="single" w:sz="4" w:space="0" w:color="712E8D"/>
+        <w:left w:val="single" w:sz="4" w:space="0" w:color="712E8D"/>
+        <w:bottom w:val="single" w:sz="4" w:space="0" w:color="712E8D"/>
+        <w:right w:val="single" w:sz="4" w:space="0" w:color="712E8D"/>
+      </w:tblBorders>
+    </w:tblPr>
+    <w:tblStylePr w:type="firstRow">
+      <w:rPr>
+        <w:b/>
+        <w:color w:val="FFFFFF"/>
+      </w:rPr>
+      <w:tcPr>
+        <w:shd w:val="clear" w:color="auto" w:fill="712E8D"/>
+      </w:tcPr>
+    </w:tblStylePr>
+    <w:tblStylePr w:type="lastRow">
+      <w:tcPr>
+        <w:tcBorders>
+          <w:top w:val="single" w:sz="4" w:space="0" w:color="712E8D"/>
+        </w:tcBorders>
+      </w:tcPr>
+    </w:tblStylePr>
   </w:style>
 </w:styles>
 </file>
 
 <file path=word/theme/theme1.xml><?xml version="1.0" encoding="utf-8"?>
-<a:theme xmlns:a="http://schemas.openxmlformats.org/drawingml/2006/main" xmlns:r="http://schemas.openxmlformats.org/officeDocument/2006/relationships" name="Office">
+<a:theme xmlns:a="http://schemas.openxmlformats.org/drawingml/2006/main" name="Office">
   <a:themeElements>
-    <a:clrScheme name="LibreOffice">
+    <a:clrScheme name="Office">
       <a:dk1>
         <a:srgbClr val="000000"/>
       </a:dk1>
@@ -5670,17 +5672,17 @@
     </a:clrScheme>
     <a:fontScheme name="Office">
       <a:majorFont>
-        <a:latin typeface="Arial" pitchFamily="0" charset="1"/>
-        <a:ea typeface="DejaVu Sans" pitchFamily="0" charset="1"/>
-        <a:cs typeface="DejaVu Sans" pitchFamily="0" charset="1"/>
+        <a:latin typeface="Arial"/>
+        <a:ea typeface=""/>
+        <a:cs typeface=""/>
       </a:majorFont>
       <a:minorFont>
-        <a:latin typeface="Arial" pitchFamily="0" charset="1"/>
-        <a:ea typeface="DejaVu Sans" pitchFamily="0" charset="1"/>
-        <a:cs typeface="DejaVu Sans" pitchFamily="0" charset="1"/>
+        <a:latin typeface="Arial"/>
+        <a:ea typeface=""/>
+        <a:cs typeface=""/>
       </a:minorFont>
     </a:fontScheme>
-    <a:fmtScheme>
+    <a:fmtScheme name="Office">
       <a:fillStyleLst>
         <a:solidFill>
           <a:schemeClr val="phClr"/>
@@ -5694,16 +5696,25 @@
       </a:fillStyleLst>
       <a:lnStyleLst>
         <a:ln w="6350" cap="flat" cmpd="sng" algn="ctr">
+          <a:solidFill>
+            <a:schemeClr val="phClr"/>
+          </a:solidFill>
           <a:prstDash val="solid"/>
-          <a:miter/>
+          <a:miter lim="800000"/>
         </a:ln>
-        <a:ln w="6350" cap="flat" cmpd="sng" algn="ctr">
+        <a:ln w="12700" cap="flat" cmpd="sng" algn="ctr">
+          <a:solidFill>
+            <a:schemeClr val="phClr"/>
+          </a:solidFill>
           <a:prstDash val="solid"/>
-          <a:miter/>
+          <a:miter lim="800000"/>
         </a:ln>
-        <a:ln w="6350" cap="flat" cmpd="sng" algn="ctr">
+        <a:ln w="19050" cap="flat" cmpd="sng" algn="ctr">
+          <a:solidFill>
+            <a:schemeClr val="phClr"/>
+          </a:solidFill>
           <a:prstDash val="solid"/>
-          <a:miter/>
+          <a:miter lim="800000"/>
         </a:ln>
       </a:lnStyleLst>
       <a:effectStyleLst>
@@ -5730,5 +5741,7 @@
       </a:bgFillStyleLst>
     </a:fmtScheme>
   </a:themeElements>
+  <a:objectDefaults/>
+  <a:extraClrSchemeLst/>
 </a:theme>
 </file>